--- a/reference/09-plugins.docx
+++ b/reference/09-plugins.docx
@@ -152,7 +152,7 @@
           <w:noProof/>
         </w:rPr>
         <w:drawing>
-          <wp:inline distT="0" distB="0" distL="0" distR="0" wp14:anchorId="5C525018" wp14:editId="5CD79BBB">
+          <wp:inline distT="0" distB="0" distL="0" distR="0" wp14:anchorId="7DFB486B" wp14:editId="2C1626A9">
             <wp:extent cx="6210300" cy="3261914"/>
             <wp:effectExtent l="0" t="0" r="0" b="0"/>
             <wp:docPr id="11" name="Picture" descr="The Cowork Customize page with the Plugins tab selected. The Installed section lists three plugins, each with an on/off toggle and an arrow to open its details. A Discover section starts below."/>
@@ -636,7 +636,18 @@
         <w:pStyle w:val="FirstParagraph"/>
       </w:pPr>
       <w:r>
-        <w:t xml:space="preserve">From Microsoft's published plugin list. What's available to </w:t>
+        <w:t xml:space="preserve">From Microsoft's published list of </w:t>
+      </w:r>
+      <w:hyperlink r:id="rId9">
+        <w:r>
+          <w:rPr>
+            <w:rStyle w:val="Hyperlink"/>
+          </w:rPr>
+          <w:t>available plugins for Copilot Cowork</w:t>
+        </w:r>
+      </w:hyperlink>
+      <w:r>
+        <w:t xml:space="preserve"> (checked October 1, 2026; the catalog keeps growing). What's available to </w:t>
       </w:r>
       <w:r>
         <w:rPr>
@@ -646,7 +657,17 @@
         <w:t>you</w:t>
       </w:r>
       <w:r>
-        <w:t xml:space="preserve"> depends on what your admin has approved.</w:t>
+        <w:t xml:space="preserve"> depends on what your admin has approved; in Cowork, open </w:t>
+      </w:r>
+      <w:r>
+        <w:rPr>
+          <w:b/>
+          <w:bCs/>
+        </w:rPr>
+        <w:t>Add plugins</w:t>
+      </w:r>
+      <w:r>
+        <w:t xml:space="preserve"> to see the current list for your organization.</w:t>
       </w:r>
     </w:p>
     <w:tbl>
@@ -962,24 +983,50 @@
     </w:tbl>
     <w:p>
       <w:pPr>
-        <w:pStyle w:val="Heading2"/>
-      </w:pPr>
-      <w:bookmarkStart w:id="4" w:name="X6639c6bb44ad8f564a647d6a04b647f5297f00c"/>
-      <w:bookmarkEnd w:id="3"/>
-      <w:r>
-        <w:t>Example: payroll questions with an HR plugin</w:t>
-      </w:r>
-    </w:p>
-    <w:p>
-      <w:pPr>
-        <w:pStyle w:val="FirstParagraph"/>
-      </w:pPr>
+        <w:pStyle w:val="BodyText"/>
+        <w:pBdr>
+          <w:left w:val="single" w:sz="18" w:space="8" w:color="3B1041"/>
+        </w:pBdr>
+        <w:shd w:val="clear" w:color="auto" w:fill="FBF6FD"/>
+        <w:spacing w:before="30" w:after="30"/>
+        <w:ind w:left="288" w:right="144"/>
+      </w:pPr>
+      <w:r>
+        <w:rPr>
+          <w:b/>
+          <w:bCs/>
+        </w:rPr>
+        <w:t>⭐</w:t>
+      </w:r>
+      <w:r>
+        <w:rPr>
+          <w:b/>
+          <w:bCs/>
+        </w:rPr>
+        <w:t xml:space="preserve"> Using SAP SuccessFactors?</w:t>
+      </w:r>
+      <w:r>
+        <w:t xml:space="preserve"> There's </w:t>
+      </w:r>
+      <w:r>
+        <w:rPr>
+          <w:b/>
+          <w:bCs/>
+        </w:rPr>
+        <w:t>no SuccessFactors plugin</w:t>
+      </w:r>
+      <w:r>
+        <w:t xml:space="preserve"> in the Cowork catalog yet (the only SAP entry, </w:t>
+      </w:r>
       <w:r>
         <w:rPr>
           <w:i/>
           <w:iCs/>
         </w:rPr>
-        <w:t>Illustration only. The workshop tenant has no HR plugins installed.</w:t>
+        <w:t>enosix arnold</w:t>
+      </w:r>
+      <w:r>
+        <w:t>, covers SAP ERP orders and invoices, not HR). Three ways to bring SuccessFactors into your Microsoft 365 Copilot work today:</w:t>
       </w:r>
     </w:p>
     <w:p>
@@ -989,47 +1036,33 @@
           <w:ilvl w:val="0"/>
           <w:numId w:val="3"/>
         </w:numPr>
-      </w:pPr>
-      <w:r>
-        <w:rPr>
-          <w:b/>
-          <w:bCs/>
-        </w:rPr>
-        <w:t>Your admin deploys a payroll plugin</w:t>
-      </w:r>
-      <w:r>
-        <w:t xml:space="preserve"> (for example, </w:t>
-      </w:r>
-      <w:r>
-        <w:rPr>
-          <w:b/>
-          <w:bCs/>
-        </w:rPr>
-        <w:t>Gusto</w:t>
-      </w:r>
-      <w:r>
-        <w:t xml:space="preserve">) to the HR team. It appears under </w:t>
-      </w:r>
-      <w:r>
-        <w:rPr>
-          <w:b/>
-          <w:bCs/>
-        </w:rPr>
-        <w:t>Customize → Plugins → Installed</w:t>
-      </w:r>
-      <w:r>
-        <w:t xml:space="preserve"> with a </w:t>
-      </w:r>
-      <w:r>
-        <w:rPr>
-          <w:b/>
-          <w:bCs/>
-        </w:rPr>
-        <w:t>Managed by your organization</w:t>
-      </w:r>
-      <w:r>
-        <w:t xml:space="preserve"> label; you didn't have to find or add it.</w:t>
-      </w:r>
+        <w:pBdr>
+          <w:left w:val="single" w:sz="18" w:space="8" w:color="3B1041"/>
+        </w:pBdr>
+        <w:shd w:val="clear" w:color="auto" w:fill="FBF6FD"/>
+        <w:spacing w:before="30" w:after="30"/>
+      </w:pPr>
+      <w:r>
+        <w:rPr>
+          <w:b/>
+          <w:bCs/>
+        </w:rPr>
+        <w:t>Employee Self-Service agent + SAP SuccessFactors extension pack</w:t>
+      </w:r>
+      <w:r>
+        <w:t xml:space="preserve"> (Microsoft 365 Copilot agent, </w:t>
+      </w:r>
+      <w:r>
+        <w:t xml:space="preserve">not a Cowork plugin): employees and managers read and update their own HR data, such as hire date, job info, compensation, emergency contacts, and direct reports' details, in Copilot. </w:t>
+      </w:r>
+      <w:hyperlink r:id="rId10">
+        <w:r>
+          <w:rPr>
+            <w:rStyle w:val="Hyperlink"/>
+          </w:rPr>
+          <w:t>Integrate SAP SuccessFactors with Employee Self-Service</w:t>
+        </w:r>
+      </w:hyperlink>
     </w:p>
     <w:p>
       <w:pPr>
@@ -1038,16 +1071,34 @@
           <w:ilvl w:val="0"/>
           <w:numId w:val="3"/>
         </w:numPr>
-      </w:pPr>
-      <w:r>
-        <w:rPr>
-          <w:b/>
-          <w:bCs/>
-        </w:rPr>
-        <w:t>Open its detail page</w:t>
-      </w:r>
-      <w:r>
-        <w:t xml:space="preserve"> to see its skills and connectors and what payroll data it reaches.</w:t>
+        <w:pBdr>
+          <w:left w:val="single" w:sz="18" w:space="8" w:color="3B1041"/>
+        </w:pBdr>
+        <w:shd w:val="clear" w:color="auto" w:fill="FBF6FD"/>
+        <w:spacing w:before="30" w:after="30"/>
+      </w:pPr>
+      <w:r>
+        <w:rPr>
+          <w:b/>
+          <w:bCs/>
+        </w:rPr>
+        <w:t>A custom Cowork plugin</w:t>
+      </w:r>
+      <w:r>
+        <w:t xml:space="preserve">: IT packages HR skills with an </w:t>
+      </w:r>
+      <w:r>
+        <w:rPr>
+          <w:b/>
+          <w:bCs/>
+        </w:rPr>
+        <w:t>MCP connector</w:t>
+      </w:r>
+      <w:r>
+        <w:t xml:space="preserve"> to SuccessFactors (for </w:t>
+      </w:r>
+      <w:r>
+        <w:t>example through an MCP gateway in front of the SuccessFactors APIs), the same pattern as the Zava HRIS example below.</w:t>
       </w:r>
     </w:p>
     <w:p>
@@ -1057,26 +1108,43 @@
           <w:ilvl w:val="0"/>
           <w:numId w:val="3"/>
         </w:numPr>
-      </w:pPr>
-      <w:r>
-        <w:rPr>
-          <w:b/>
-          <w:bCs/>
-        </w:rPr>
-        <w:t>Connect once.</w:t>
-      </w:r>
-      <w:r>
-        <w:t xml:space="preserve"> The first time Cowork uses the connector, select </w:t>
-      </w:r>
-      <w:r>
-        <w:rPr>
-          <w:b/>
-          <w:bCs/>
-        </w:rPr>
-        <w:t>Connect</w:t>
-      </w:r>
-      <w:r>
-        <w:t xml:space="preserve"> and sign in to the payroll system with your own account.</w:t>
+        <w:pBdr>
+          <w:left w:val="single" w:sz="18" w:space="8" w:color="3B1041"/>
+        </w:pBdr>
+        <w:shd w:val="clear" w:color="auto" w:fill="FBF6FD"/>
+        <w:spacing w:before="30" w:after="30"/>
+      </w:pPr>
+      <w:r>
+        <w:rPr>
+          <w:b/>
+          <w:bCs/>
+        </w:rPr>
+        <w:t>Ask for one:</w:t>
+      </w:r>
+      <w:r>
+        <w:t xml:space="preserve"> your admin can request a plugin in the Microsoft 365 admin center, or work with a partner to build it.</w:t>
+      </w:r>
+    </w:p>
+    <w:p>
+      <w:pPr>
+        <w:pStyle w:val="Heading2"/>
+      </w:pPr>
+      <w:bookmarkStart w:id="4" w:name="X6639c6bb44ad8f564a647d6a04b647f5297f00c"/>
+      <w:bookmarkEnd w:id="3"/>
+      <w:r>
+        <w:t>Example: payroll questions with an HR plugin</w:t>
+      </w:r>
+    </w:p>
+    <w:p>
+      <w:pPr>
+        <w:pStyle w:val="FirstParagraph"/>
+      </w:pPr>
+      <w:r>
+        <w:rPr>
+          <w:i/>
+          <w:iCs/>
+        </w:rPr>
+        <w:t>Illustration only. The workshop tenant has no HR plugins installed.</w:t>
       </w:r>
     </w:p>
     <w:p>
@@ -1084,7 +1152,108 @@
         <w:pStyle w:val="Compact"/>
         <w:numPr>
           <w:ilvl w:val="0"/>
-          <w:numId w:val="3"/>
+          <w:numId w:val="4"/>
+        </w:numPr>
+      </w:pPr>
+      <w:r>
+        <w:rPr>
+          <w:b/>
+          <w:bCs/>
+        </w:rPr>
+        <w:t>Your admin deploys a payroll plugin</w:t>
+      </w:r>
+      <w:r>
+        <w:t xml:space="preserve"> (for example, </w:t>
+      </w:r>
+      <w:r>
+        <w:rPr>
+          <w:b/>
+          <w:bCs/>
+        </w:rPr>
+        <w:t>Gusto</w:t>
+      </w:r>
+      <w:r>
+        <w:t xml:space="preserve">) to the HR team. It appears under </w:t>
+      </w:r>
+      <w:r>
+        <w:rPr>
+          <w:b/>
+          <w:bCs/>
+        </w:rPr>
+        <w:t>Customize → Plugins → Installed</w:t>
+      </w:r>
+      <w:r>
+        <w:t xml:space="preserve"> with a </w:t>
+      </w:r>
+      <w:r>
+        <w:rPr>
+          <w:b/>
+          <w:bCs/>
+        </w:rPr>
+        <w:t>Managed by your organization</w:t>
+      </w:r>
+      <w:r>
+        <w:t xml:space="preserve"> </w:t>
+      </w:r>
+      <w:r>
+        <w:t>label; you didn't have to find or add it.</w:t>
+      </w:r>
+    </w:p>
+    <w:p>
+      <w:pPr>
+        <w:pStyle w:val="Compact"/>
+        <w:numPr>
+          <w:ilvl w:val="0"/>
+          <w:numId w:val="4"/>
+        </w:numPr>
+      </w:pPr>
+      <w:r>
+        <w:rPr>
+          <w:b/>
+          <w:bCs/>
+        </w:rPr>
+        <w:t>Open its detail page</w:t>
+      </w:r>
+      <w:r>
+        <w:t xml:space="preserve"> to see its skills and connectors and what payroll data it reaches.</w:t>
+      </w:r>
+    </w:p>
+    <w:p>
+      <w:pPr>
+        <w:pStyle w:val="Compact"/>
+        <w:numPr>
+          <w:ilvl w:val="0"/>
+          <w:numId w:val="4"/>
+        </w:numPr>
+      </w:pPr>
+      <w:r>
+        <w:rPr>
+          <w:b/>
+          <w:bCs/>
+        </w:rPr>
+        <w:lastRenderedPageBreak/>
+        <w:t>Connect once.</w:t>
+      </w:r>
+      <w:r>
+        <w:t xml:space="preserve"> The first time Cowork uses the connector, select </w:t>
+      </w:r>
+      <w:r>
+        <w:rPr>
+          <w:b/>
+          <w:bCs/>
+        </w:rPr>
+        <w:t>Connect</w:t>
+      </w:r>
+      <w:r>
+        <w:t xml:space="preserve"> and sign in to the payroll system with your own account.</w:t>
+      </w:r>
+    </w:p>
+    <w:p>
+      <w:pPr>
+        <w:pStyle w:val="Compact"/>
+        <w:numPr>
+          <w:ilvl w:val="0"/>
+          <w:numId w:val="4"/>
         </w:numPr>
       </w:pPr>
       <w:r>
@@ -1120,10 +1289,7 @@
         <w:t>hr-tickets-sample.xlsx</w:t>
       </w:r>
       <w:r>
-        <w:t xml:space="preserve"> are payroll issues? For each one, check the </w:t>
-      </w:r>
-      <w:r>
-        <w:t>employee's latest pay run in payroll, explain what happened, and draft a reply for me to review.</w:t>
+        <w:t xml:space="preserve"> are payroll issues? For each one, check the employee's latest pay run in payroll, explain what happened, and draft a reply for me to review.</w:t>
       </w:r>
     </w:p>
     <w:p>
@@ -1131,7 +1297,7 @@
         <w:pStyle w:val="Compact"/>
         <w:numPr>
           <w:ilvl w:val="0"/>
-          <w:numId w:val="3"/>
+          <w:numId w:val="4"/>
         </w:numPr>
       </w:pPr>
       <w:r>
@@ -1180,7 +1346,6 @@
       <w:bookmarkStart w:id="5" w:name="X6b40956dc2d8ebf83666c689368d349b20c92b7"/>
       <w:bookmarkEnd w:id="4"/>
       <w:r>
-        <w:lastRenderedPageBreak/>
         <w:t>For IT: your own HR system as an MCP plugin</w:t>
       </w:r>
     </w:p>
@@ -1778,7 +1943,7 @@
       <w:r>
         <w:t xml:space="preserve"> live HR data together. Details: </w:t>
       </w:r>
-      <w:hyperlink r:id="rId9">
+      <w:hyperlink r:id="rId11">
         <w:r>
           <w:rPr>
             <w:rStyle w:val="Hyperlink"/>
@@ -1805,7 +1970,7 @@
         <w:pStyle w:val="Compact"/>
         <w:numPr>
           <w:ilvl w:val="0"/>
-          <w:numId w:val="4"/>
+          <w:numId w:val="5"/>
         </w:numPr>
       </w:pPr>
       <w:r>
@@ -1816,138 +1981,10 @@
         <w:t>One task across HR systems and Microsoft 365.</w:t>
       </w:r>
       <w:r>
-        <w:t xml:space="preserve"> Combine payroll, recruiting, scheduling, or HRIS data with your email, calendar, and files in a single request.</w:t>
-      </w:r>
-    </w:p>
-    <w:p>
-      <w:pPr>
-        <w:pStyle w:val="Compact"/>
-        <w:numPr>
-          <w:ilvl w:val="0"/>
-          <w:numId w:val="4"/>
-        </w:numPr>
-      </w:pPr>
-      <w:r>
-        <w:rPr>
-          <w:b/>
-          <w:bCs/>
-        </w:rPr>
-        <w:t>Fewer swivel-chair hand-offs.</w:t>
-      </w:r>
-      <w:r>
-        <w:t xml:space="preserve"> Cowork looks up and acts in the other system instead of you exporting data and pasting it into a prompt.</w:t>
-      </w:r>
-    </w:p>
-    <w:p>
-      <w:pPr>
-        <w:pStyle w:val="Compact"/>
-        <w:numPr>
-          <w:ilvl w:val="0"/>
-          <w:numId w:val="4"/>
-        </w:numPr>
-      </w:pPr>
-      <w:r>
-        <w:rPr>
-          <w:b/>
-          <w:bCs/>
-        </w:rPr>
-        <w:t>Consistent answers across the team.</w:t>
-      </w:r>
-      <w:r>
         <w:t xml:space="preserve"> </w:t>
       </w:r>
       <w:r>
-        <w:t>A plugin can bundle HR skills so everyone follows the same process and format.</w:t>
-      </w:r>
-    </w:p>
-    <w:p>
-      <w:pPr>
-        <w:pStyle w:val="Compact"/>
-        <w:numPr>
-          <w:ilvl w:val="0"/>
-          <w:numId w:val="4"/>
-        </w:numPr>
-      </w:pPr>
-      <w:r>
-        <w:rPr>
-          <w:b/>
-          <w:bCs/>
-        </w:rPr>
-        <w:t>Governed by IT.</w:t>
-      </w:r>
-      <w:r>
-        <w:t xml:space="preserve"> Admins approve and deploy plugins, decide who gets them, and see plugin activity in </w:t>
-      </w:r>
-      <w:r>
-        <w:rPr>
-          <w:b/>
-          <w:bCs/>
-        </w:rPr>
-        <w:t>Microsoft Purview audit logs</w:t>
-      </w:r>
-      <w:r>
-        <w:t>.</w:t>
-      </w:r>
-    </w:p>
-    <w:p>
-      <w:pPr>
-        <w:pStyle w:val="Compact"/>
-        <w:numPr>
-          <w:ilvl w:val="0"/>
-          <w:numId w:val="4"/>
-        </w:numPr>
-      </w:pPr>
-      <w:r>
-        <w:rPr>
-          <w:b/>
-          <w:bCs/>
-        </w:rPr>
-        <w:t>No extra access to people data.</w:t>
-      </w:r>
-      <w:r>
-        <w:t xml:space="preserve"> A connector uses </w:t>
-      </w:r>
-      <w:r>
-        <w:rPr>
-          <w:b/>
-          <w:bCs/>
-        </w:rPr>
-        <w:t>your own sign-in</w:t>
-      </w:r>
-      <w:r>
-        <w:t>, so it can't reach any employee data you can't already reach, and no one can sign in on your behalf.</w:t>
-      </w:r>
-    </w:p>
-    <w:p>
-      <w:pPr>
-        <w:pStyle w:val="Compact"/>
-        <w:numPr>
-          <w:ilvl w:val="0"/>
-          <w:numId w:val="4"/>
-        </w:numPr>
-      </w:pPr>
-      <w:r>
-        <w:rPr>
-          <w:b/>
-          <w:bCs/>
-        </w:rPr>
-        <w:t>You stay in control.</w:t>
-      </w:r>
-      <w:r>
-        <w:t xml:space="preserve"> Turn plugins on or off per conversation, and Cowork still asks for approval </w:t>
-      </w:r>
-      <w:r>
-        <w:t>before sending, posting, or changing anything.</w:t>
-      </w:r>
-    </w:p>
-    <w:p>
-      <w:pPr>
-        <w:pStyle w:val="Heading2"/>
-      </w:pPr>
-      <w:bookmarkStart w:id="7" w:name="good-to-know"/>
-      <w:bookmarkEnd w:id="6"/>
-      <w:r>
-        <w:t>Good to know</w:t>
+        <w:t>Combine payroll, recruiting, scheduling, or HRIS data with your email, calendar, and files in a single request.</w:t>
       </w:r>
     </w:p>
     <w:p>
@@ -1963,10 +2000,10 @@
           <w:b/>
           <w:bCs/>
         </w:rPr>
-        <w:t>Admin approval:</w:t>
-      </w:r>
-      <w:r>
-        <w:t xml:space="preserve"> most plugins must be approved by your IT admin before they appear. If you need one, ask your admin; they can request plugins in the Microsoft 365 admin center.</w:t>
+        <w:t>Fewer swivel-chair hand-offs.</w:t>
+      </w:r>
+      <w:r>
+        <w:t xml:space="preserve"> Cowork looks up and acts in the other system instead of you exporting data and pasting it into a prompt.</w:t>
       </w:r>
     </w:p>
     <w:p>
@@ -1982,10 +2019,10 @@
           <w:b/>
           <w:bCs/>
         </w:rPr>
-        <w:t>Admin-deployed plugins</w:t>
-      </w:r>
-      <w:r>
-        <w:t xml:space="preserve"> appear automatically. You can't remove them, but you can turn them off for your own conversations.</w:t>
+        <w:t>Consistent answers across the team.</w:t>
+      </w:r>
+      <w:r>
+        <w:t xml:space="preserve"> A plugin can bundle HR skills so everyone follows the same process and format.</w:t>
       </w:r>
     </w:p>
     <w:p>
@@ -2001,10 +2038,20 @@
           <w:b/>
           <w:bCs/>
         </w:rPr>
-        <w:t>One sign-in per connector:</w:t>
-      </w:r>
-      <w:r>
-        <w:t xml:space="preserve"> after the first connection, Cowork remembers it until you or your admin revoke it.</w:t>
+        <w:t>Governed by IT.</w:t>
+      </w:r>
+      <w:r>
+        <w:t xml:space="preserve"> Admins approve and deploy plugins, decide who gets them, and see plugin activity in </w:t>
+      </w:r>
+      <w:r>
+        <w:rPr>
+          <w:b/>
+          <w:bCs/>
+        </w:rPr>
+        <w:t>Microsoft Purview audit logs</w:t>
+      </w:r>
+      <w:r>
+        <w:t>.</w:t>
       </w:r>
     </w:p>
     <w:p>
@@ -2020,13 +2067,20 @@
           <w:b/>
           <w:bCs/>
         </w:rPr>
-        <w:t>Sensitive data:</w:t>
-      </w:r>
-      <w:r>
-        <w:t xml:space="preserve"> </w:t>
-      </w:r>
-      <w:r>
-        <w:t>payroll and employee records are confidential. Apply the same golden rules: draft, review, approve one action at a time, and only look up what your role allows.</w:t>
+        <w:t>No extra access to people data.</w:t>
+      </w:r>
+      <w:r>
+        <w:t xml:space="preserve"> A connector uses </w:t>
+      </w:r>
+      <w:r>
+        <w:rPr>
+          <w:b/>
+          <w:bCs/>
+        </w:rPr>
+        <w:t>your own sign-in</w:t>
+      </w:r>
+      <w:r>
+        <w:t>, so it can't reach any employee data you can't already reach, and no one can sign in on your behalf.</w:t>
       </w:r>
     </w:p>
     <w:p>
@@ -2043,10 +2097,118 @@
           <w:bCs/>
         </w:rPr>
         <w:lastRenderedPageBreak/>
+        <w:t>You stay in control.</w:t>
+      </w:r>
+      <w:r>
+        <w:t xml:space="preserve"> Turn plugins on or off per conversation, and Cowork still asks for approval before sending, posting, or changing anything.</w:t>
+      </w:r>
+    </w:p>
+    <w:p>
+      <w:pPr>
+        <w:pStyle w:val="Heading2"/>
+      </w:pPr>
+      <w:bookmarkStart w:id="7" w:name="good-to-know"/>
+      <w:bookmarkEnd w:id="6"/>
+      <w:r>
+        <w:t>Good to know</w:t>
+      </w:r>
+    </w:p>
+    <w:p>
+      <w:pPr>
+        <w:pStyle w:val="Compact"/>
+        <w:numPr>
+          <w:ilvl w:val="0"/>
+          <w:numId w:val="6"/>
+        </w:numPr>
+      </w:pPr>
+      <w:r>
+        <w:rPr>
+          <w:b/>
+          <w:bCs/>
+        </w:rPr>
+        <w:t>Admin approval:</w:t>
+      </w:r>
+      <w:r>
+        <w:t xml:space="preserve"> most plugins must be approved by your IT admin before they appear. If you need one, ask your admin; they can request plugins in the Microsoft 365 admin center.</w:t>
+      </w:r>
+    </w:p>
+    <w:p>
+      <w:pPr>
+        <w:pStyle w:val="Compact"/>
+        <w:numPr>
+          <w:ilvl w:val="0"/>
+          <w:numId w:val="6"/>
+        </w:numPr>
+      </w:pPr>
+      <w:r>
+        <w:rPr>
+          <w:b/>
+          <w:bCs/>
+        </w:rPr>
+        <w:t>Admin-deployed plugins</w:t>
+      </w:r>
+      <w:r>
+        <w:t xml:space="preserve"> appear automatically. You can't remove them, but you can turn them off for your own conversations.</w:t>
+      </w:r>
+    </w:p>
+    <w:p>
+      <w:pPr>
+        <w:pStyle w:val="Compact"/>
+        <w:numPr>
+          <w:ilvl w:val="0"/>
+          <w:numId w:val="6"/>
+        </w:numPr>
+      </w:pPr>
+      <w:r>
+        <w:rPr>
+          <w:b/>
+          <w:bCs/>
+        </w:rPr>
+        <w:t>One sign-in per connector:</w:t>
+      </w:r>
+      <w:r>
+        <w:t xml:space="preserve"> after the first connection, Cowork remembers it until you or your admin revoke it.</w:t>
+      </w:r>
+    </w:p>
+    <w:p>
+      <w:pPr>
+        <w:pStyle w:val="Compact"/>
+        <w:numPr>
+          <w:ilvl w:val="0"/>
+          <w:numId w:val="6"/>
+        </w:numPr>
+      </w:pPr>
+      <w:r>
+        <w:rPr>
+          <w:b/>
+          <w:bCs/>
+        </w:rPr>
+        <w:t>Sensitive data:</w:t>
+      </w:r>
+      <w:r>
+        <w:t xml:space="preserve"> payroll and employee records are confidential. Apply the same golden rules: draft, review, approve one action at a time, and only look up what your role allows.</w:t>
+      </w:r>
+    </w:p>
+    <w:p>
+      <w:pPr>
+        <w:pStyle w:val="Compact"/>
+        <w:numPr>
+          <w:ilvl w:val="0"/>
+          <w:numId w:val="6"/>
+        </w:numPr>
+      </w:pPr>
+      <w:r>
+        <w:rPr>
+          <w:b/>
+          <w:bCs/>
+        </w:rPr>
         <w:t>In this workshop:</w:t>
       </w:r>
       <w:r>
-        <w:t xml:space="preserve"> don't add or upload plugins in the shared attendee tenant. This is a slide or facilitator demo only.</w:t>
+        <w:t xml:space="preserve"> don't add or upload plugins in the shared attendee tenant. This is a slide or </w:t>
+      </w:r>
+      <w:r>
+        <w:t>facilitator demo only.</w:t>
       </w:r>
     </w:p>
     <w:p>
@@ -2063,7 +2225,7 @@
       <w:r>
         <w:t xml:space="preserve"> </w:t>
       </w:r>
-      <w:hyperlink r:id="rId10">
+      <w:hyperlink r:id="rId12">
         <w:r>
           <w:rPr>
             <w:rStyle w:val="Hyperlink"/>
@@ -2074,7 +2236,7 @@
       <w:r>
         <w:t xml:space="preserve"> · </w:t>
       </w:r>
-      <w:hyperlink r:id="rId11">
+      <w:hyperlink r:id="rId13">
         <w:r>
           <w:rPr>
             <w:rStyle w:val="Hyperlink"/>
@@ -2085,7 +2247,7 @@
       <w:r>
         <w:t xml:space="preserve"> · </w:t>
       </w:r>
-      <w:hyperlink r:id="rId12">
+      <w:hyperlink r:id="rId14">
         <w:r>
           <w:rPr>
             <w:rStyle w:val="Hyperlink"/>
@@ -2097,7 +2259,7 @@
       <w:bookmarkEnd w:id="7"/>
     </w:p>
     <w:sectPr>
-      <w:footerReference w:type="default" r:id="rId13"/>
+      <w:footerReference w:type="default" r:id="rId15"/>
       <w:footnotePr>
         <w:numRestart w:val="eachSect"/>
       </w:footnotePr>
@@ -2217,7 +2379,7 @@
   <w:abstractNum w:abstractNumId="0" w15:restartNumberingAfterBreak="0">
     <w:nsid w:val="0000A990"/>
     <w:multiLevelType w:val="multilevel"/>
-    <w:tmpl w:val="52667D82"/>
+    <w:tmpl w:val="514AD4C4"/>
     <w:lvl w:ilvl="0">
       <w:numFmt w:val="bullet"/>
       <w:lvlText w:val=" "/>
@@ -2294,7 +2456,7 @@
   <w:abstractNum w:abstractNumId="1" w15:restartNumberingAfterBreak="0">
     <w:nsid w:val="0000A991"/>
     <w:multiLevelType w:val="multilevel"/>
-    <w:tmpl w:val="BC86EA1E"/>
+    <w:tmpl w:val="D6145972"/>
     <w:lvl w:ilvl="0">
       <w:numFmt w:val="bullet"/>
       <w:lvlText w:val=""/>
@@ -2398,7 +2560,7 @@
   <w:abstractNum w:abstractNumId="2" w15:restartNumberingAfterBreak="0">
     <w:nsid w:val="00A99411"/>
     <w:multiLevelType w:val="multilevel"/>
-    <w:tmpl w:val="81B2F1DE"/>
+    <w:tmpl w:val="0F72EE1C"/>
     <w:lvl w:ilvl="0">
       <w:start w:val="1"/>
       <w:numFmt w:val="decimal"/>
@@ -2481,13 +2643,13 @@
       </w:pPr>
     </w:lvl>
   </w:abstractNum>
-  <w:num w:numId="1" w16cid:durableId="1287202383">
+  <w:num w:numId="1" w16cid:durableId="1775516947">
     <w:abstractNumId w:val="0"/>
   </w:num>
-  <w:num w:numId="2" w16cid:durableId="1292443580">
+  <w:num w:numId="2" w16cid:durableId="308099122">
     <w:abstractNumId w:val="1"/>
   </w:num>
-  <w:num w:numId="3" w16cid:durableId="136118939">
+  <w:num w:numId="3" w16cid:durableId="763384273">
     <w:abstractNumId w:val="2"/>
     <w:lvlOverride w:ilvl="0">
       <w:startOverride w:val="1"/>
@@ -2517,10 +2679,40 @@
       <w:startOverride w:val="1"/>
     </w:lvlOverride>
   </w:num>
-  <w:num w:numId="4" w16cid:durableId="1763405825">
+  <w:num w:numId="4" w16cid:durableId="1692493954">
+    <w:abstractNumId w:val="2"/>
+    <w:lvlOverride w:ilvl="0">
+      <w:startOverride w:val="1"/>
+    </w:lvlOverride>
+    <w:lvlOverride w:ilvl="1">
+      <w:startOverride w:val="1"/>
+    </w:lvlOverride>
+    <w:lvlOverride w:ilvl="2">
+      <w:startOverride w:val="1"/>
+    </w:lvlOverride>
+    <w:lvlOverride w:ilvl="3">
+      <w:startOverride w:val="1"/>
+    </w:lvlOverride>
+    <w:lvlOverride w:ilvl="4">
+      <w:startOverride w:val="1"/>
+    </w:lvlOverride>
+    <w:lvlOverride w:ilvl="5">
+      <w:startOverride w:val="1"/>
+    </w:lvlOverride>
+    <w:lvlOverride w:ilvl="6">
+      <w:startOverride w:val="1"/>
+    </w:lvlOverride>
+    <w:lvlOverride w:ilvl="7">
+      <w:startOverride w:val="1"/>
+    </w:lvlOverride>
+    <w:lvlOverride w:ilvl="8">
+      <w:startOverride w:val="1"/>
+    </w:lvlOverride>
+  </w:num>
+  <w:num w:numId="5" w16cid:durableId="167254142">
     <w:abstractNumId w:val="1"/>
   </w:num>
-  <w:num w:numId="5" w16cid:durableId="2129153534">
+  <w:num w:numId="6" w16cid:durableId="696397268">
     <w:abstractNumId w:val="1"/>
   </w:num>
 </w:numbering>
@@ -3765,7 +3957,7 @@
     <w:name w:val="header"/>
     <w:basedOn w:val="Normal"/>
     <w:link w:val="HeaderChar"/>
-    <w:rsid w:val="00842BC9"/>
+    <w:rsid w:val="007568CC"/>
     <w:pPr>
       <w:tabs>
         <w:tab w:val="center" w:pos="4513"/>
@@ -3778,7 +3970,7 @@
     <w:name w:val="Header Char"/>
     <w:basedOn w:val="DefaultParagraphFont"/>
     <w:link w:val="Header"/>
-    <w:rsid w:val="00842BC9"/>
+    <w:rsid w:val="007568CC"/>
     <w:rPr>
       <w:rFonts w:ascii="Segoe UI" w:eastAsia="Segoe UI" w:hAnsi="Segoe UI" w:cs="Segoe UI"/>
       <w:color w:val="242424"/>
@@ -3789,7 +3981,7 @@
     <w:name w:val="footer"/>
     <w:basedOn w:val="Normal"/>
     <w:link w:val="FooterChar"/>
-    <w:rsid w:val="00842BC9"/>
+    <w:rsid w:val="007568CC"/>
     <w:pPr>
       <w:tabs>
         <w:tab w:val="center" w:pos="4513"/>
@@ -3802,7 +3994,7 @@
     <w:name w:val="Footer Char"/>
     <w:basedOn w:val="DefaultParagraphFont"/>
     <w:link w:val="Footer"/>
-    <w:rsid w:val="00842BC9"/>
+    <w:rsid w:val="007568CC"/>
     <w:rPr>
       <w:rFonts w:ascii="Segoe UI" w:eastAsia="Segoe UI" w:hAnsi="Segoe UI" w:cs="Segoe UI"/>
       <w:color w:val="242424"/>

--- a/reference/09-plugins.docx
+++ b/reference/09-plugins.docx
@@ -152,7 +152,7 @@
           <w:noProof/>
         </w:rPr>
         <w:drawing>
-          <wp:inline distT="0" distB="0" distL="0" distR="0" wp14:anchorId="7DFB486B" wp14:editId="2C1626A9">
+          <wp:inline distT="0" distB="0" distL="0" distR="0" wp14:anchorId="10F3546F" wp14:editId="61FADBAC">
             <wp:extent cx="6210300" cy="3261914"/>
             <wp:effectExtent l="0" t="0" r="0" b="0"/>
             <wp:docPr id="11" name="Picture" descr="The Cowork Customize page with the Plugins tab selected. The Installed section lists three plugins, each with an on/off toggle and an arrow to open its details. A Discover section starts below."/>
@@ -2379,7 +2379,7 @@
   <w:abstractNum w:abstractNumId="0" w15:restartNumberingAfterBreak="0">
     <w:nsid w:val="0000A990"/>
     <w:multiLevelType w:val="multilevel"/>
-    <w:tmpl w:val="514AD4C4"/>
+    <w:tmpl w:val="2FBA46C4"/>
     <w:lvl w:ilvl="0">
       <w:numFmt w:val="bullet"/>
       <w:lvlText w:val=" "/>
@@ -2456,7 +2456,7 @@
   <w:abstractNum w:abstractNumId="1" w15:restartNumberingAfterBreak="0">
     <w:nsid w:val="0000A991"/>
     <w:multiLevelType w:val="multilevel"/>
-    <w:tmpl w:val="D6145972"/>
+    <w:tmpl w:val="D0944960"/>
     <w:lvl w:ilvl="0">
       <w:numFmt w:val="bullet"/>
       <w:lvlText w:val=""/>
@@ -2560,7 +2560,7 @@
   <w:abstractNum w:abstractNumId="2" w15:restartNumberingAfterBreak="0">
     <w:nsid w:val="00A99411"/>
     <w:multiLevelType w:val="multilevel"/>
-    <w:tmpl w:val="0F72EE1C"/>
+    <w:tmpl w:val="176CF86C"/>
     <w:lvl w:ilvl="0">
       <w:start w:val="1"/>
       <w:numFmt w:val="decimal"/>
@@ -2643,13 +2643,13 @@
       </w:pPr>
     </w:lvl>
   </w:abstractNum>
-  <w:num w:numId="1" w16cid:durableId="1775516947">
+  <w:num w:numId="1" w16cid:durableId="2076051187">
     <w:abstractNumId w:val="0"/>
   </w:num>
-  <w:num w:numId="2" w16cid:durableId="308099122">
+  <w:num w:numId="2" w16cid:durableId="767389954">
     <w:abstractNumId w:val="1"/>
   </w:num>
-  <w:num w:numId="3" w16cid:durableId="763384273">
+  <w:num w:numId="3" w16cid:durableId="1640957887">
     <w:abstractNumId w:val="2"/>
     <w:lvlOverride w:ilvl="0">
       <w:startOverride w:val="1"/>
@@ -2679,7 +2679,7 @@
       <w:startOverride w:val="1"/>
     </w:lvlOverride>
   </w:num>
-  <w:num w:numId="4" w16cid:durableId="1692493954">
+  <w:num w:numId="4" w16cid:durableId="99450643">
     <w:abstractNumId w:val="2"/>
     <w:lvlOverride w:ilvl="0">
       <w:startOverride w:val="1"/>
@@ -2709,10 +2709,10 @@
       <w:startOverride w:val="1"/>
     </w:lvlOverride>
   </w:num>
-  <w:num w:numId="5" w16cid:durableId="167254142">
+  <w:num w:numId="5" w16cid:durableId="417556679">
     <w:abstractNumId w:val="1"/>
   </w:num>
-  <w:num w:numId="6" w16cid:durableId="696397268">
+  <w:num w:numId="6" w16cid:durableId="1206676300">
     <w:abstractNumId w:val="1"/>
   </w:num>
 </w:numbering>
@@ -3957,7 +3957,7 @@
     <w:name w:val="header"/>
     <w:basedOn w:val="Normal"/>
     <w:link w:val="HeaderChar"/>
-    <w:rsid w:val="007568CC"/>
+    <w:rsid w:val="00EB594F"/>
     <w:pPr>
       <w:tabs>
         <w:tab w:val="center" w:pos="4513"/>
@@ -3970,7 +3970,7 @@
     <w:name w:val="Header Char"/>
     <w:basedOn w:val="DefaultParagraphFont"/>
     <w:link w:val="Header"/>
-    <w:rsid w:val="007568CC"/>
+    <w:rsid w:val="00EB594F"/>
     <w:rPr>
       <w:rFonts w:ascii="Segoe UI" w:eastAsia="Segoe UI" w:hAnsi="Segoe UI" w:cs="Segoe UI"/>
       <w:color w:val="242424"/>
@@ -3981,7 +3981,7 @@
     <w:name w:val="footer"/>
     <w:basedOn w:val="Normal"/>
     <w:link w:val="FooterChar"/>
-    <w:rsid w:val="007568CC"/>
+    <w:rsid w:val="00EB594F"/>
     <w:pPr>
       <w:tabs>
         <w:tab w:val="center" w:pos="4513"/>
@@ -3994,7 +3994,7 @@
     <w:name w:val="Footer Char"/>
     <w:basedOn w:val="DefaultParagraphFont"/>
     <w:link w:val="Footer"/>
-    <w:rsid w:val="007568CC"/>
+    <w:rsid w:val="00EB594F"/>
     <w:rPr>
       <w:rFonts w:ascii="Segoe UI" w:eastAsia="Segoe UI" w:hAnsi="Segoe UI" w:cs="Segoe UI"/>
       <w:color w:val="242424"/>

--- a/reference/09-plugins.docx
+++ b/reference/09-plugins.docx
@@ -152,7 +152,7 @@
           <w:noProof/>
         </w:rPr>
         <w:drawing>
-          <wp:inline distT="0" distB="0" distL="0" distR="0" wp14:anchorId="7DFB486B" wp14:editId="2C1626A9">
+          <wp:inline distT="0" distB="0" distL="0" distR="0" wp14:anchorId="2C33DBEB" wp14:editId="5C888921">
             <wp:extent cx="6210300" cy="3261914"/>
             <wp:effectExtent l="0" t="0" r="0" b="0"/>
             <wp:docPr id="11" name="Picture" descr="The Cowork Customize page with the Plugins tab selected. The Installed section lists three plugins, each with an on/off toggle and an arrow to open its details. A Discover section starts below."/>
@@ -2379,7 +2379,7 @@
   <w:abstractNum w:abstractNumId="0" w15:restartNumberingAfterBreak="0">
     <w:nsid w:val="0000A990"/>
     <w:multiLevelType w:val="multilevel"/>
-    <w:tmpl w:val="514AD4C4"/>
+    <w:tmpl w:val="A1723B56"/>
     <w:lvl w:ilvl="0">
       <w:numFmt w:val="bullet"/>
       <w:lvlText w:val=" "/>
@@ -2456,7 +2456,7 @@
   <w:abstractNum w:abstractNumId="1" w15:restartNumberingAfterBreak="0">
     <w:nsid w:val="0000A991"/>
     <w:multiLevelType w:val="multilevel"/>
-    <w:tmpl w:val="D6145972"/>
+    <w:tmpl w:val="3EC8FB84"/>
     <w:lvl w:ilvl="0">
       <w:numFmt w:val="bullet"/>
       <w:lvlText w:val=""/>
@@ -2560,7 +2560,7 @@
   <w:abstractNum w:abstractNumId="2" w15:restartNumberingAfterBreak="0">
     <w:nsid w:val="00A99411"/>
     <w:multiLevelType w:val="multilevel"/>
-    <w:tmpl w:val="0F72EE1C"/>
+    <w:tmpl w:val="FC864BEA"/>
     <w:lvl w:ilvl="0">
       <w:start w:val="1"/>
       <w:numFmt w:val="decimal"/>
@@ -2643,13 +2643,13 @@
       </w:pPr>
     </w:lvl>
   </w:abstractNum>
-  <w:num w:numId="1" w16cid:durableId="1775516947">
+  <w:num w:numId="1" w16cid:durableId="517355580">
     <w:abstractNumId w:val="0"/>
   </w:num>
-  <w:num w:numId="2" w16cid:durableId="308099122">
+  <w:num w:numId="2" w16cid:durableId="1030302531">
     <w:abstractNumId w:val="1"/>
   </w:num>
-  <w:num w:numId="3" w16cid:durableId="763384273">
+  <w:num w:numId="3" w16cid:durableId="906259420">
     <w:abstractNumId w:val="2"/>
     <w:lvlOverride w:ilvl="0">
       <w:startOverride w:val="1"/>
@@ -2679,7 +2679,7 @@
       <w:startOverride w:val="1"/>
     </w:lvlOverride>
   </w:num>
-  <w:num w:numId="4" w16cid:durableId="1692493954">
+  <w:num w:numId="4" w16cid:durableId="1300843312">
     <w:abstractNumId w:val="2"/>
     <w:lvlOverride w:ilvl="0">
       <w:startOverride w:val="1"/>
@@ -2709,10 +2709,10 @@
       <w:startOverride w:val="1"/>
     </w:lvlOverride>
   </w:num>
-  <w:num w:numId="5" w16cid:durableId="167254142">
+  <w:num w:numId="5" w16cid:durableId="1350981743">
     <w:abstractNumId w:val="1"/>
   </w:num>
-  <w:num w:numId="6" w16cid:durableId="696397268">
+  <w:num w:numId="6" w16cid:durableId="386614202">
     <w:abstractNumId w:val="1"/>
   </w:num>
 </w:numbering>
@@ -3957,7 +3957,7 @@
     <w:name w:val="header"/>
     <w:basedOn w:val="Normal"/>
     <w:link w:val="HeaderChar"/>
-    <w:rsid w:val="007568CC"/>
+    <w:rsid w:val="006002DF"/>
     <w:pPr>
       <w:tabs>
         <w:tab w:val="center" w:pos="4513"/>
@@ -3970,7 +3970,7 @@
     <w:name w:val="Header Char"/>
     <w:basedOn w:val="DefaultParagraphFont"/>
     <w:link w:val="Header"/>
-    <w:rsid w:val="007568CC"/>
+    <w:rsid w:val="006002DF"/>
     <w:rPr>
       <w:rFonts w:ascii="Segoe UI" w:eastAsia="Segoe UI" w:hAnsi="Segoe UI" w:cs="Segoe UI"/>
       <w:color w:val="242424"/>
@@ -3981,7 +3981,7 @@
     <w:name w:val="footer"/>
     <w:basedOn w:val="Normal"/>
     <w:link w:val="FooterChar"/>
-    <w:rsid w:val="007568CC"/>
+    <w:rsid w:val="006002DF"/>
     <w:pPr>
       <w:tabs>
         <w:tab w:val="center" w:pos="4513"/>
@@ -3994,7 +3994,7 @@
     <w:name w:val="Footer Char"/>
     <w:basedOn w:val="DefaultParagraphFont"/>
     <w:link w:val="Footer"/>
-    <w:rsid w:val="007568CC"/>
+    <w:rsid w:val="006002DF"/>
     <w:rPr>
       <w:rFonts w:ascii="Segoe UI" w:eastAsia="Segoe UI" w:hAnsi="Segoe UI" w:cs="Segoe UI"/>
       <w:color w:val="242424"/>

--- a/reference/09-plugins.docx
+++ b/reference/09-plugins.docx
@@ -6,9 +6,9 @@
       <w:pPr>
         <w:pStyle w:val="Heading1"/>
       </w:pPr>
-      <w:bookmarkStart w:id="0" w:name="X91651676b68cdc67b50ac513fa91831eb848476"/>
-      <w:r>
-        <w:t>09 · Extend Cowork with HR Plugins (Spotlight)</w:t>
+      <w:bookmarkStart w:id="0" w:name="Xf61ea25b5197998282a0cd83932df66e6260466"/>
+      <w:r>
+        <w:t>09 · Extend Cowork with HR Plugins (Self-study)</w:t>
       </w:r>
     </w:p>
     <w:p>
@@ -29,10 +29,10 @@
           <w:b/>
           <w:bCs/>
         </w:rPr>
-        <w:t>Talk-only spotlight, not a hands-on exercise.</w:t>
-      </w:r>
-      <w:r>
-        <w:t xml:space="preserve"> It shows how plugins connect Cowork to the HR systems you already use, and where you manage them on the </w:t>
+        <w:t>Self-study, not part of the live session</w:t>
+      </w:r>
+      <w:r>
+        <w:t xml:space="preserve"> (it's in the after-the-workshop pack). It shows how plugins connect Cowork to the HR systems you already use, and where you manage them on the </w:t>
       </w:r>
       <w:r>
         <w:rPr>
@@ -88,10 +88,7 @@
         <w:t>Skills</w:t>
       </w:r>
       <w:r>
-        <w:t xml:space="preserve">: HR know-how that teaches Cowork how to do a type of work. Plugin skills work like </w:t>
-      </w:r>
-      <w:r>
-        <w:t>built-in skills: Cowork activates them automatically and shows them as chips in the side panel.</w:t>
+        <w:t>: HR know-how that teaches Cowork how to do a type of work. Plugin skills work like built-in skills: Cowork activates them automatically and shows them as chips in the side panel.</w:t>
       </w:r>
     </w:p>
     <w:p>
@@ -152,7 +149,7 @@
           <w:noProof/>
         </w:rPr>
         <w:drawing>
-          <wp:inline distT="0" distB="0" distL="0" distR="0" wp14:anchorId="2C33DBEB" wp14:editId="5C888921">
+          <wp:inline distT="0" distB="0" distL="0" distR="0" wp14:anchorId="0C9551E6" wp14:editId="57738F56">
             <wp:extent cx="6210300" cy="3261914"/>
             <wp:effectExtent l="0" t="0" r="0" b="0"/>
             <wp:docPr id="11" name="Picture" descr="The Cowork Customize page with the Plugins tab selected. The Installed section lists three plugins, each with an on/off toggle and an arrow to open its details. A Discover section starts below."/>
@@ -381,7 +378,14 @@
               <w:rPr>
                 <w:sz w:val="19"/>
               </w:rPr>
-              <w:t xml:space="preserve"> (the arrow)</w:t>
+              <w:t xml:space="preserve"> (the </w:t>
+            </w:r>
+            <w:r>
+              <w:rPr>
+                <w:sz w:val="19"/>
+              </w:rPr>
+              <w:lastRenderedPageBreak/>
+              <w:t>arrow)</w:t>
             </w:r>
           </w:p>
         </w:tc>
@@ -398,6 +402,7 @@
               <w:rPr>
                 <w:sz w:val="19"/>
               </w:rPr>
+              <w:lastRenderedPageBreak/>
               <w:t xml:space="preserve">Shows the publisher, description, the </w:t>
             </w:r>
             <w:r>
@@ -420,7 +425,16 @@
                 <w:bCs/>
                 <w:sz w:val="19"/>
               </w:rPr>
-              <w:t>what data it connects to</w:t>
+              <w:t xml:space="preserve">what </w:t>
+            </w:r>
+            <w:r>
+              <w:rPr>
+                <w:b/>
+                <w:bCs/>
+                <w:sz w:val="19"/>
+              </w:rPr>
+              <w:lastRenderedPageBreak/>
+              <w:t>data it connects to</w:t>
             </w:r>
             <w:r>
               <w:rPr>
@@ -1212,6 +1226,7 @@
           <w:b/>
           <w:bCs/>
         </w:rPr>
+        <w:lastRenderedPageBreak/>
         <w:t>Open its detail page</w:t>
       </w:r>
       <w:r>
@@ -1231,7 +1246,6 @@
           <w:b/>
           <w:bCs/>
         </w:rPr>
-        <w:lastRenderedPageBreak/>
         <w:t>Connect once.</w:t>
       </w:r>
       <w:r>
@@ -2307,7 +2321,7 @@
         <w:color w:val="616161"/>
         <w:sz w:val="16"/>
       </w:rPr>
-      <w:t xml:space="preserve">Getting Things Done with Copilot Cowork for HR Tasks  ·  09 · Extend Cowork with HR Plugins (Spotlight)  ·  page </w:t>
+      <w:t xml:space="preserve">Getting Things Done with Copilot Cowork for HR Tasks  ·  09 · Extend Cowork with HR Plugins (Self-study)  ·  page </w:t>
     </w:r>
     <w:r>
       <w:rPr>
@@ -2379,7 +2393,7 @@
   <w:abstractNum w:abstractNumId="0" w15:restartNumberingAfterBreak="0">
     <w:nsid w:val="0000A990"/>
     <w:multiLevelType w:val="multilevel"/>
-    <w:tmpl w:val="A1723B56"/>
+    <w:tmpl w:val="95B2348C"/>
     <w:lvl w:ilvl="0">
       <w:numFmt w:val="bullet"/>
       <w:lvlText w:val=" "/>
@@ -2456,7 +2470,7 @@
   <w:abstractNum w:abstractNumId="1" w15:restartNumberingAfterBreak="0">
     <w:nsid w:val="0000A991"/>
     <w:multiLevelType w:val="multilevel"/>
-    <w:tmpl w:val="3EC8FB84"/>
+    <w:tmpl w:val="CD02770C"/>
     <w:lvl w:ilvl="0">
       <w:numFmt w:val="bullet"/>
       <w:lvlText w:val=""/>
@@ -2560,7 +2574,7 @@
   <w:abstractNum w:abstractNumId="2" w15:restartNumberingAfterBreak="0">
     <w:nsid w:val="00A99411"/>
     <w:multiLevelType w:val="multilevel"/>
-    <w:tmpl w:val="FC864BEA"/>
+    <w:tmpl w:val="39B688FA"/>
     <w:lvl w:ilvl="0">
       <w:start w:val="1"/>
       <w:numFmt w:val="decimal"/>
@@ -2643,13 +2657,13 @@
       </w:pPr>
     </w:lvl>
   </w:abstractNum>
-  <w:num w:numId="1" w16cid:durableId="517355580">
+  <w:num w:numId="1" w16cid:durableId="1662537755">
     <w:abstractNumId w:val="0"/>
   </w:num>
-  <w:num w:numId="2" w16cid:durableId="1030302531">
+  <w:num w:numId="2" w16cid:durableId="1399940649">
     <w:abstractNumId w:val="1"/>
   </w:num>
-  <w:num w:numId="3" w16cid:durableId="906259420">
+  <w:num w:numId="3" w16cid:durableId="1252856956">
     <w:abstractNumId w:val="2"/>
     <w:lvlOverride w:ilvl="0">
       <w:startOverride w:val="1"/>
@@ -2679,7 +2693,7 @@
       <w:startOverride w:val="1"/>
     </w:lvlOverride>
   </w:num>
-  <w:num w:numId="4" w16cid:durableId="1300843312">
+  <w:num w:numId="4" w16cid:durableId="542716376">
     <w:abstractNumId w:val="2"/>
     <w:lvlOverride w:ilvl="0">
       <w:startOverride w:val="1"/>
@@ -2709,10 +2723,10 @@
       <w:startOverride w:val="1"/>
     </w:lvlOverride>
   </w:num>
-  <w:num w:numId="5" w16cid:durableId="1350981743">
+  <w:num w:numId="5" w16cid:durableId="1085111436">
     <w:abstractNumId w:val="1"/>
   </w:num>
-  <w:num w:numId="6" w16cid:durableId="386614202">
+  <w:num w:numId="6" w16cid:durableId="2073577888">
     <w:abstractNumId w:val="1"/>
   </w:num>
 </w:numbering>
@@ -3651,6 +3665,34 @@
       <w:sz w:val="4"/>
     </w:rPr>
   </w:style>
+  <w:style w:type="character" w:customStyle="1" w:styleId="PromptGoal">
+    <w:name w:val="Prompt Goal"/>
+    <w:rPr>
+      <w:color w:val="1F4E99"/>
+      <w:shd w:val="clear" w:color="auto" w:fill="DCEBFF"/>
+    </w:rPr>
+  </w:style>
+  <w:style w:type="character" w:customStyle="1" w:styleId="PromptSource">
+    <w:name w:val="Prompt Source"/>
+    <w:rPr>
+      <w:color w:val="1E6B32"/>
+      <w:shd w:val="clear" w:color="auto" w:fill="DFF5E1"/>
+    </w:rPr>
+  </w:style>
+  <w:style w:type="character" w:customStyle="1" w:styleId="PromptExpectations">
+    <w:name w:val="Prompt Expectations"/>
+    <w:rPr>
+      <w:color w:val="8A4B00"/>
+      <w:shd w:val="clear" w:color="auto" w:fill="FFE9CC"/>
+    </w:rPr>
+  </w:style>
+  <w:style w:type="character" w:customStyle="1" w:styleId="PromptConstraints">
+    <w:name w:val="Prompt Constraints"/>
+    <w:rPr>
+      <w:color w:val="5B2C91"/>
+      <w:shd w:val="clear" w:color="auto" w:fill="EDE3FA"/>
+    </w:rPr>
+  </w:style>
   <w:style w:type="paragraph" w:customStyle="1" w:styleId="SourceCode">
     <w:name w:val="Source Code"/>
     <w:basedOn w:val="Normal"/>
@@ -3957,7 +3999,7 @@
     <w:name w:val="header"/>
     <w:basedOn w:val="Normal"/>
     <w:link w:val="HeaderChar"/>
-    <w:rsid w:val="006002DF"/>
+    <w:rsid w:val="00FD737F"/>
     <w:pPr>
       <w:tabs>
         <w:tab w:val="center" w:pos="4513"/>
@@ -3970,7 +4012,7 @@
     <w:name w:val="Header Char"/>
     <w:basedOn w:val="DefaultParagraphFont"/>
     <w:link w:val="Header"/>
-    <w:rsid w:val="006002DF"/>
+    <w:rsid w:val="00FD737F"/>
     <w:rPr>
       <w:rFonts w:ascii="Segoe UI" w:eastAsia="Segoe UI" w:hAnsi="Segoe UI" w:cs="Segoe UI"/>
       <w:color w:val="242424"/>
@@ -3981,7 +4023,7 @@
     <w:name w:val="footer"/>
     <w:basedOn w:val="Normal"/>
     <w:link w:val="FooterChar"/>
-    <w:rsid w:val="006002DF"/>
+    <w:rsid w:val="00FD737F"/>
     <w:pPr>
       <w:tabs>
         <w:tab w:val="center" w:pos="4513"/>
@@ -3994,7 +4036,7 @@
     <w:name w:val="Footer Char"/>
     <w:basedOn w:val="DefaultParagraphFont"/>
     <w:link w:val="Footer"/>
-    <w:rsid w:val="006002DF"/>
+    <w:rsid w:val="00FD737F"/>
     <w:rPr>
       <w:rFonts w:ascii="Segoe UI" w:eastAsia="Segoe UI" w:hAnsi="Segoe UI" w:cs="Segoe UI"/>
       <w:color w:val="242424"/>

--- a/reference/09-plugins.docx
+++ b/reference/09-plugins.docx
@@ -1,14 +1,14 @@
 
 <file path=word/document.xml><?xml version="1.0" encoding="utf-8"?>
-<w:document xmlns:wpc="http://schemas.microsoft.com/office/word/2010/wordprocessingCanvas" xmlns:cx="http://schemas.microsoft.com/office/drawing/2014/chartex" xmlns:cx1="http://schemas.microsoft.com/office/drawing/2015/9/8/chartex" xmlns:cx2="http://schemas.microsoft.com/office/drawing/2015/10/21/chartex" xmlns:cx3="http://schemas.microsoft.com/office/drawing/2016/5/9/chartex" xmlns:cx4="http://schemas.microsoft.com/office/drawing/2016/5/10/chartex" xmlns:cx5="http://schemas.microsoft.com/office/drawing/2016/5/11/chartex" xmlns:cx6="http://schemas.microsoft.com/office/drawing/2016/5/12/chartex" xmlns:cx7="http://schemas.microsoft.com/office/drawing/2016/5/13/chartex" xmlns:cx8="http://schemas.microsoft.com/office/drawing/2016/5/14/chartex" xmlns:mc="http://schemas.openxmlformats.org/markup-compatibility/2006" xmlns:aink="http://schemas.microsoft.com/office/drawing/2016/ink" xmlns:am3d="http://schemas.microsoft.com/office/drawing/2017/model3d" xmlns:o="urn:schemas-microsoft-com:office:office" xmlns:oel="http://schemas.microsoft.com/office/2019/extlst" xmlns:r="http://schemas.openxmlformats.org/officeDocument/2006/relationships" xmlns:m="http://schemas.openxmlformats.org/officeDocument/2006/math" xmlns:v="urn:schemas-microsoft-com:vml" xmlns:wp14="http://schemas.microsoft.com/office/word/2010/wordprocessingDrawing" xmlns:wp="http://schemas.openxmlformats.org/drawingml/2006/wordprocessingDrawing" xmlns:w10="urn:schemas-microsoft-com:office:word" xmlns:w="http://schemas.openxmlformats.org/wordprocessingml/2006/main" xmlns:w14="http://schemas.microsoft.com/office/word/2010/wordml" xmlns:w15="http://schemas.microsoft.com/office/word/2012/wordml" xmlns:w16cex="http://schemas.microsoft.com/office/word/2018/wordml/cex" xmlns:w16cid="http://schemas.microsoft.com/office/word/2016/wordml/cid" xmlns:w16="http://schemas.microsoft.com/office/word/2018/wordml" xmlns:w16du="http://schemas.microsoft.com/office/word/2023/wordml/word16du" xmlns:w16sdtdh="http://schemas.microsoft.com/office/word/2020/wordml/sdtdatahash" xmlns:w16sdtfl="http://schemas.microsoft.com/office/word/2024/wordml/sdtformatlock" xmlns:w16se="http://schemas.microsoft.com/office/word/2015/wordml/symex" xmlns:wpg="http://schemas.microsoft.com/office/word/2010/wordprocessingGroup" xmlns:wpi="http://schemas.microsoft.com/office/word/2010/wordprocessingInk" xmlns:wne="http://schemas.microsoft.com/office/word/2006/wordml" xmlns:wps="http://schemas.microsoft.com/office/word/2010/wordprocessingShape" mc:Ignorable="w14 w15 w16se w16cid w16 w16cex w16sdtdh w16sdtfl w16du wp14">
+<w:document xmlns:w="http://schemas.openxmlformats.org/wordprocessingml/2006/main" xmlns:m="http://schemas.openxmlformats.org/officeDocument/2006/math" xmlns:r="http://schemas.openxmlformats.org/officeDocument/2006/relationships" xmlns:o="urn:schemas-microsoft-com:office:office" xmlns:v="urn:schemas-microsoft-com:vml" xmlns:w10="urn:schemas-microsoft-com:office:word" xmlns:a="http://schemas.openxmlformats.org/drawingml/2006/main" xmlns:pic="http://schemas.openxmlformats.org/drawingml/2006/picture" xmlns:wp="http://schemas.openxmlformats.org/drawingml/2006/wordprocessingDrawing">
   <w:body>
+    <w:bookmarkStart w:id="26" w:name="Xf61ea25b5197998282a0cd83932df66e6260466"/>
     <w:p>
       <w:pPr>
         <w:pStyle w:val="Heading1"/>
       </w:pPr>
-      <w:bookmarkStart w:id="0" w:name="Xf61ea25b5197998282a0cd83932df66e6260466"/>
-      <w:r>
-        <w:t>09 · Extend Cowork with HR Plugins (Self-study)</w:t>
+      <w:r>
+        <w:t xml:space="preserve">09 · Extend Cowork with HR Plugins (Self-study)</w:t>
       </w:r>
     </w:p>
     <w:p>
@@ -22,54 +22,78 @@
         <w:ind w:left="288" w:right="144"/>
       </w:pPr>
       <w:r>
-        <w:t xml:space="preserve">Reference sheet for the "Getting Things Done with Copilot Cowork for HR Tasks" workshop. </w:t>
-      </w:r>
-      <w:r>
-        <w:rPr>
-          <w:b/>
-          <w:bCs/>
-        </w:rPr>
-        <w:t>Self-study, not part of the live session</w:t>
-      </w:r>
-      <w:r>
-        <w:t xml:space="preserve"> (it's in the after-the-workshop pack). It shows how plugins connect Cowork to the HR systems you already use, and where you manage them on the </w:t>
-      </w:r>
-      <w:r>
-        <w:rPr>
-          <w:b/>
-          <w:bCs/>
-        </w:rPr>
-        <w:t>Customize</w:t>
-      </w:r>
-      <w:r>
-        <w:t xml:space="preserve"> page.</w:t>
+        <w:t xml:space="preserve">Reference sheet for the "Getting Things Done with Copilot Cowork for HR Tasks" workshop.</w:t>
+      </w:r>
+      <w:r>
+        <w:t xml:space="preserve"> </w:t>
+      </w:r>
+      <w:r>
+        <w:rPr>
+          <w:b/>
+          <w:bCs/>
+        </w:rPr>
+        <w:t xml:space="preserve">Self-study, not part of the live session</w:t>
+      </w:r>
+      <w:r>
+        <w:t xml:space="preserve"> </w:t>
+      </w:r>
+      <w:r>
+        <w:t xml:space="preserve">(it's in the after-the-workshop pack). It shows how plugins connect Cowork to the HR</w:t>
+      </w:r>
+      <w:r>
+        <w:t xml:space="preserve"> </w:t>
+      </w:r>
+      <w:r>
+        <w:t xml:space="preserve">systems you already use, and where you manage them on the</w:t>
+      </w:r>
+      <w:r>
+        <w:t xml:space="preserve"> </w:t>
+      </w:r>
+      <w:r>
+        <w:rPr>
+          <w:b/>
+          <w:bCs/>
+        </w:rPr>
+        <w:t xml:space="preserve">Customize</w:t>
+      </w:r>
+      <w:r>
+        <w:t xml:space="preserve"> </w:t>
+      </w:r>
+      <w:r>
+        <w:t xml:space="preserve">page.</w:t>
+      </w:r>
+    </w:p>
+    <w:bookmarkStart w:id="9" w:name="what-a-plugin-is"/>
+    <w:p>
+      <w:pPr>
+        <w:pStyle w:val="Heading2"/>
+      </w:pPr>
+      <w:r>
+        <w:t xml:space="preserve">What a plugin is</w:t>
       </w:r>
     </w:p>
     <w:p>
       <w:pPr>
-        <w:pStyle w:val="Heading2"/>
-      </w:pPr>
-      <w:bookmarkStart w:id="1" w:name="what-a-plugin-is"/>
-      <w:r>
-        <w:t>What a plugin is</w:t>
-      </w:r>
-    </w:p>
-    <w:p>
-      <w:pPr>
         <w:pStyle w:val="FirstParagraph"/>
       </w:pPr>
       <w:r>
-        <w:t xml:space="preserve">A </w:t>
-      </w:r>
-      <w:r>
-        <w:rPr>
-          <w:b/>
-          <w:bCs/>
-        </w:rPr>
-        <w:t>plugin</w:t>
-      </w:r>
-      <w:r>
-        <w:t xml:space="preserve"> is a package that adds new abilities to Cowork. It can contain:</w:t>
+        <w:t xml:space="preserve">A</w:t>
+      </w:r>
+      <w:r>
+        <w:t xml:space="preserve"> </w:t>
+      </w:r>
+      <w:r>
+        <w:rPr>
+          <w:b/>
+          <w:bCs/>
+        </w:rPr>
+        <w:t xml:space="preserve">plugin</w:t>
+      </w:r>
+      <w:r>
+        <w:t xml:space="preserve"> </w:t>
+      </w:r>
+      <w:r>
+        <w:t xml:space="preserve">is a package that adds new abilities to Cowork. It can contain:</w:t>
       </w:r>
     </w:p>
     <w:p>
@@ -77,7 +101,7 @@
         <w:pStyle w:val="Compact"/>
         <w:numPr>
           <w:ilvl w:val="0"/>
-          <w:numId w:val="2"/>
+          <w:numId w:val="1001"/>
         </w:numPr>
       </w:pPr>
       <w:r>
@@ -85,10 +109,16 @@
           <w:b/>
           <w:bCs/>
         </w:rPr>
-        <w:t>Skills</w:t>
-      </w:r>
-      <w:r>
-        <w:t>: HR know-how that teaches Cowork how to do a type of work. Plugin skills work like built-in skills: Cowork activates them automatically and shows them as chips in the side panel.</w:t>
+        <w:t xml:space="preserve">Skills</w:t>
+      </w:r>
+      <w:r>
+        <w:t xml:space="preserve">: HR know-how that teaches Cowork how to do a type of work. Plugin skills work like</w:t>
+      </w:r>
+      <w:r>
+        <w:t xml:space="preserve"> </w:t>
+      </w:r>
+      <w:r>
+        <w:t xml:space="preserve">built-in skills: Cowork activates them automatically and shows them as chips in the side panel.</w:t>
       </w:r>
     </w:p>
     <w:p>
@@ -96,7 +126,7 @@
         <w:pStyle w:val="Compact"/>
         <w:numPr>
           <w:ilvl w:val="0"/>
-          <w:numId w:val="2"/>
+          <w:numId w:val="1001"/>
         </w:numPr>
       </w:pPr>
       <w:r>
@@ -104,67 +134,89 @@
           <w:b/>
           <w:bCs/>
         </w:rPr>
-        <w:t>Connectors</w:t>
-      </w:r>
-      <w:r>
-        <w:t xml:space="preserve">: links to </w:t>
-      </w:r>
-      <w:r>
-        <w:rPr>
-          <w:b/>
-          <w:bCs/>
-        </w:rPr>
-        <w:t>systems outside Microsoft 365</w:t>
-      </w:r>
-      <w:r>
-        <w:t xml:space="preserve">, such as payroll, recruiting, or your HR system, so Cowork can look things up or take actions there. Connectors can be </w:t>
-      </w:r>
-      <w:r>
-        <w:rPr>
-          <w:b/>
-          <w:bCs/>
-        </w:rPr>
-        <w:t>MCP (Model Context Protocol) servers</w:t>
-      </w:r>
-      <w:r>
-        <w:t>; Cowork discovers the server's tools automatically when they're needed.</w:t>
+        <w:t xml:space="preserve">Connectors</w:t>
+      </w:r>
+      <w:r>
+        <w:t xml:space="preserve">: links to</w:t>
+      </w:r>
+      <w:r>
+        <w:t xml:space="preserve"> </w:t>
+      </w:r>
+      <w:r>
+        <w:rPr>
+          <w:b/>
+          <w:bCs/>
+        </w:rPr>
+        <w:t xml:space="preserve">systems outside Microsoft 365</w:t>
+      </w:r>
+      <w:r>
+        <w:t xml:space="preserve">, such as payroll, recruiting, or your</w:t>
+      </w:r>
+      <w:r>
+        <w:t xml:space="preserve"> </w:t>
+      </w:r>
+      <w:r>
+        <w:t xml:space="preserve">HR system, so Cowork can look things up or take actions there. Connectors can be</w:t>
+      </w:r>
+      <w:r>
+        <w:t xml:space="preserve"> </w:t>
+      </w:r>
+      <w:r>
+        <w:rPr>
+          <w:b/>
+          <w:bCs/>
+        </w:rPr>
+        <w:t xml:space="preserve">MCP (Model</w:t>
+      </w:r>
+      <w:r>
+        <w:rPr>
+          <w:b/>
+          <w:bCs/>
+        </w:rPr>
+        <w:t xml:space="preserve"> </w:t>
+      </w:r>
+      <w:r>
+        <w:rPr>
+          <w:b/>
+          <w:bCs/>
+        </w:rPr>
+        <w:t xml:space="preserve">Context Protocol) servers</w:t>
+      </w:r>
+      <w:r>
+        <w:t xml:space="preserve">; Cowork discovers the server's tools automatically when they're needed.</w:t>
+      </w:r>
+    </w:p>
+    <w:bookmarkEnd w:id="9"/>
+    <w:bookmarkStart w:id="14" w:name="Xd9536ecbbb89cda6da0e9a3095ecca216267c12"/>
+    <w:p>
+      <w:pPr>
+        <w:pStyle w:val="Heading2"/>
+      </w:pPr>
+      <w:r>
+        <w:t xml:space="preserve">Where you manage plugins: Customize → Plugins</w:t>
       </w:r>
     </w:p>
     <w:p>
       <w:pPr>
-        <w:pStyle w:val="Heading2"/>
-      </w:pPr>
-      <w:bookmarkStart w:id="2" w:name="Xd9536ecbbb89cda6da0e9a3095ecca216267c12"/>
-      <w:bookmarkEnd w:id="1"/>
-      <w:r>
-        <w:t>Where you manage plugins: Customize → Plugins</w:t>
-      </w:r>
-    </w:p>
-    <w:p>
-      <w:pPr>
         <w:pStyle w:val="FirstParagraph"/>
       </w:pPr>
       <w:r>
-        <w:rPr>
-          <w:noProof/>
-        </w:rPr>
         <w:drawing>
-          <wp:inline distT="0" distB="0" distL="0" distR="0" wp14:anchorId="0C9551E6" wp14:editId="57738F56">
+          <wp:inline>
             <wp:extent cx="6210300" cy="3261914"/>
-            <wp:effectExtent l="0" t="0" r="0" b="0"/>
-            <wp:docPr id="11" name="Picture" descr="The Cowork Customize page with the Plugins tab selected. The Installed section lists three plugins, each with an on/off toggle and an arrow to open its details. A Discover section starts below."/>
-            <wp:cNvGraphicFramePr/>
-            <a:graphic xmlns:a="http://schemas.openxmlformats.org/drawingml/2006/main">
+            <wp:effectExtent b="0" l="0" r="0" t="0"/>
+            <wp:docPr descr="The Cowork Customize page with the Plugins tab selected. The Installed section lists three plugins, each with an on/off toggle and an arrow to open its details. A Discover section starts below." title="" id="11" name="Picture"/>
+            <a:graphic>
               <a:graphicData uri="http://schemas.openxmlformats.org/drawingml/2006/picture">
-                <pic:pic xmlns:pic="http://schemas.openxmlformats.org/drawingml/2006/picture">
+                <pic:pic>
                   <pic:nvPicPr>
-                    <pic:cNvPr id="12" name="Picture" descr="media/customize-plugins.png"/>
+                    <pic:cNvPr descr="media/customize-plugins.png" id="12" name="Picture"/>
                     <pic:cNvPicPr>
-                      <a:picLocks noChangeAspect="1" noChangeArrowheads="1"/>
+                      <a:picLocks noChangeArrowheads="1" noChangeAspect="1"/>
                     </pic:cNvPicPr>
                   </pic:nvPicPr>
                   <pic:blipFill>
-                    <a:blip r:embed="rId7"/>
+                    <a:blip r:embed="rId10"/>
                     <a:stretch>
                       <a:fillRect/>
                     </a:stretch>
@@ -200,16 +252,23 @@
           <w:i/>
           <w:iCs/>
         </w:rPr>
-        <w:t xml:space="preserve">Screenshot: Microsoft Learn, </w:t>
-      </w:r>
-      <w:hyperlink r:id="rId8">
+        <w:t xml:space="preserve">Screenshot: Microsoft Learn,</w:t>
+      </w:r>
+      <w:r>
+        <w:rPr>
+          <w:i/>
+          <w:iCs/>
+        </w:rPr>
+        <w:t xml:space="preserve"> </w:t>
+      </w:r>
+      <w:hyperlink r:id="rId13">
         <w:r>
           <w:rPr>
             <w:rStyle w:val="Hyperlink"/>
             <w:i/>
             <w:iCs/>
           </w:rPr>
-          <w:t>Customize Copilot Cowork</w:t>
+          <w:t xml:space="preserve">Customize Copilot Cowork</w:t>
         </w:r>
       </w:hyperlink>
       <w:r>
@@ -217,29 +276,72 @@
           <w:i/>
           <w:iCs/>
         </w:rPr>
-        <w:t xml:space="preserve">. This tenant shows Dynamics 365 plugins; HR plugins such as Gusto or ZipRecruiter appear in the same list once added. Your page may also show a </w:t>
-      </w:r>
-      <w:r>
-        <w:rPr>
-          <w:b/>
-          <w:bCs/>
+        <w:t xml:space="preserve">.</w:t>
+      </w:r>
+      <w:r>
+        <w:rPr>
           <w:i/>
           <w:iCs/>
         </w:rPr>
-        <w:t>Preferences</w:t>
+        <w:t xml:space="preserve"> </w:t>
       </w:r>
       <w:r>
         <w:rPr>
           <w:i/>
           <w:iCs/>
         </w:rPr>
-        <w:t xml:space="preserve"> tab, where custom instructions live.</w:t>
+        <w:t xml:space="preserve">This tenant shows Dynamics 365 plugins; HR plugins such as Gusto or ZipRecruiter appear in the same</w:t>
+      </w:r>
+      <w:r>
+        <w:rPr>
+          <w:i/>
+          <w:iCs/>
+        </w:rPr>
+        <w:t xml:space="preserve"> </w:t>
+      </w:r>
+      <w:r>
+        <w:rPr>
+          <w:i/>
+          <w:iCs/>
+        </w:rPr>
+        <w:t xml:space="preserve">list once added. Your page may also show a</w:t>
+      </w:r>
+      <w:r>
+        <w:rPr>
+          <w:i/>
+          <w:iCs/>
+        </w:rPr>
+        <w:t xml:space="preserve"> </w:t>
+      </w:r>
+      <w:r>
+        <w:rPr>
+          <w:b/>
+          <w:bCs/>
+          <w:i/>
+          <w:iCs/>
+        </w:rPr>
+        <w:t xml:space="preserve">Preferences</w:t>
+      </w:r>
+      <w:r>
+        <w:rPr>
+          <w:i/>
+          <w:iCs/>
+        </w:rPr>
+        <w:t xml:space="preserve"> </w:t>
+      </w:r>
+      <w:r>
+        <w:rPr>
+          <w:i/>
+          <w:iCs/>
+        </w:rPr>
+        <w:t xml:space="preserve">tab, where custom instructions live.</w:t>
       </w:r>
     </w:p>
     <w:tbl>
       <w:tblPr>
         <w:tblStyle w:val="Table"/>
-        <w:tblW w:w="0" w:type="auto"/>
+        <w:tblW w:type="auto" w:w="0"/>
+        <w:tblLook w:firstRow="1" w:lastRow="0" w:firstColumn="0" w:lastColumn="0" w:noHBand="0" w:noVBand="0" w:val="0020"/>
         <w:tblBorders>
           <w:top w:val="single" w:sz="4" w:space="0" w:color="D1D1D1"/>
           <w:left w:val="single" w:sz="4" w:space="0" w:color="D1D1D1"/>
@@ -254,65 +356,59 @@
           <w:bottom w:w="40" w:type="dxa"/>
           <w:right w:w="90" w:type="dxa"/>
         </w:tblCellMar>
-        <w:tblLook w:val="0020" w:firstRow="1" w:lastRow="0" w:firstColumn="0" w:lastColumn="0" w:noHBand="0" w:noVBand="0"/>
       </w:tblPr>
       <w:tblGrid>
-        <w:gridCol w:w="2620"/>
-        <w:gridCol w:w="7352"/>
+        <w:gridCol w:w="3960"/>
+        <w:gridCol w:w="3960"/>
       </w:tblGrid>
       <w:tr>
         <w:trPr>
-          <w:cnfStyle w:val="100000000000" w:firstRow="1" w:lastRow="0" w:firstColumn="0" w:lastColumn="0" w:oddVBand="0" w:evenVBand="0" w:oddHBand="0" w:evenHBand="0" w:firstRowFirstColumn="0" w:firstRowLastColumn="0" w:lastRowFirstColumn="0" w:lastRowLastColumn="0"/>
-          <w:tblHeader/>
+          <w:tblHeader w:val="on"/>
         </w:trPr>
         <w:tc>
           <w:tcPr>
-            <w:tcW w:w="0" w:type="auto"/>
             <w:shd w:val="clear" w:color="auto" w:fill="F3E5FD"/>
           </w:tcPr>
           <w:p>
             <w:pPr>
               <w:pStyle w:val="Compact"/>
-              <w:spacing w:before="20" w:after="20"/>
+              <w:spacing w:after="20" w:before="20"/>
             </w:pPr>
             <w:r>
               <w:rPr>
                 <w:b/>
                 <w:sz w:val="19"/>
               </w:rPr>
-              <w:t>Area</w:t>
+              <w:t xml:space="preserve">Area</w:t>
             </w:r>
           </w:p>
         </w:tc>
         <w:tc>
           <w:tcPr>
-            <w:tcW w:w="0" w:type="auto"/>
             <w:shd w:val="clear" w:color="auto" w:fill="F3E5FD"/>
           </w:tcPr>
           <w:p>
             <w:pPr>
               <w:pStyle w:val="Compact"/>
-              <w:spacing w:before="20" w:after="20"/>
+              <w:spacing w:after="20" w:before="20"/>
             </w:pPr>
             <w:r>
               <w:rPr>
                 <w:b/>
                 <w:sz w:val="19"/>
               </w:rPr>
-              <w:t>What it does</w:t>
+              <w:t xml:space="preserve">What it does</w:t>
             </w:r>
           </w:p>
         </w:tc>
       </w:tr>
       <w:tr>
         <w:tc>
-          <w:tcPr>
-            <w:tcW w:w="0" w:type="auto"/>
-          </w:tcPr>
+          <w:tcPr/>
           <w:p>
             <w:pPr>
               <w:pStyle w:val="Compact"/>
-              <w:spacing w:before="20" w:after="20"/>
+              <w:spacing w:after="20" w:before="20"/>
             </w:pPr>
             <w:r>
               <w:rPr>
@@ -320,24 +416,28 @@
                 <w:bCs/>
                 <w:sz w:val="19"/>
               </w:rPr>
-              <w:t>Installed</w:t>
+              <w:t xml:space="preserve">Installed</w:t>
             </w:r>
           </w:p>
         </w:tc>
         <w:tc>
-          <w:tcPr>
-            <w:tcW w:w="0" w:type="auto"/>
-          </w:tcPr>
+          <w:tcPr/>
           <w:p>
             <w:pPr>
               <w:pStyle w:val="Compact"/>
-              <w:spacing w:before="20" w:after="20"/>
+              <w:spacing w:after="20" w:before="20"/>
             </w:pPr>
             <w:r>
               <w:rPr>
                 <w:sz w:val="19"/>
               </w:rPr>
-              <w:t xml:space="preserve">Plugins you or your admin added. Each has an </w:t>
+              <w:t xml:space="preserve">Plugins you or your admin added. Each has an</w:t>
+            </w:r>
+            <w:r>
+              <w:rPr>
+                <w:sz w:val="19"/>
+              </w:rPr>
+              <w:t xml:space="preserve"> </w:t>
             </w:r>
             <w:r>
               <w:rPr>
@@ -345,26 +445,24 @@
                 <w:bCs/>
                 <w:sz w:val="19"/>
               </w:rPr>
-              <w:t>on/off toggle</w:t>
-            </w:r>
-            <w:r>
-              <w:rPr>
-                <w:sz w:val="19"/>
-              </w:rPr>
-              <w:t>, so you choose which plugins Cowork uses.</w:t>
+              <w:t xml:space="preserve">on/off toggle</w:t>
+            </w:r>
+            <w:r>
+              <w:rPr>
+                <w:sz w:val="19"/>
+              </w:rPr>
+              <w:t xml:space="preserve">, so you choose which plugins Cowork uses.</w:t>
             </w:r>
           </w:p>
         </w:tc>
       </w:tr>
       <w:tr>
         <w:tc>
-          <w:tcPr>
-            <w:tcW w:w="0" w:type="auto"/>
-          </w:tcPr>
+          <w:tcPr/>
           <w:p>
             <w:pPr>
               <w:pStyle w:val="Compact"/>
-              <w:spacing w:before="20" w:after="20"/>
+              <w:spacing w:after="20" w:before="20"/>
             </w:pPr>
             <w:r>
               <w:rPr>
@@ -372,38 +470,40 @@
                 <w:bCs/>
                 <w:sz w:val="19"/>
               </w:rPr>
-              <w:t>Plugin detail page</w:t>
-            </w:r>
-            <w:r>
-              <w:rPr>
-                <w:sz w:val="19"/>
-              </w:rPr>
-              <w:t xml:space="preserve"> (the </w:t>
-            </w:r>
-            <w:r>
-              <w:rPr>
-                <w:sz w:val="19"/>
-              </w:rPr>
-              <w:lastRenderedPageBreak/>
-              <w:t>arrow)</w:t>
+              <w:t xml:space="preserve">Plugin detail page</w:t>
+            </w:r>
+            <w:r>
+              <w:rPr>
+                <w:sz w:val="19"/>
+              </w:rPr>
+              <w:t xml:space="preserve"> </w:t>
+            </w:r>
+            <w:r>
+              <w:rPr>
+                <w:sz w:val="19"/>
+              </w:rPr>
+              <w:t xml:space="preserve">(the arrow)</w:t>
             </w:r>
           </w:p>
         </w:tc>
         <w:tc>
-          <w:tcPr>
-            <w:tcW w:w="0" w:type="auto"/>
-          </w:tcPr>
+          <w:tcPr/>
           <w:p>
             <w:pPr>
               <w:pStyle w:val="Compact"/>
-              <w:spacing w:before="20" w:after="20"/>
+              <w:spacing w:after="20" w:before="20"/>
             </w:pPr>
             <w:r>
               <w:rPr>
                 <w:sz w:val="19"/>
               </w:rPr>
-              <w:lastRenderedPageBreak/>
-              <w:t xml:space="preserve">Shows the publisher, description, the </w:t>
+              <w:t xml:space="preserve">Shows the publisher, description, the</w:t>
+            </w:r>
+            <w:r>
+              <w:rPr>
+                <w:sz w:val="19"/>
+              </w:rPr>
+              <w:t xml:space="preserve"> </w:t>
             </w:r>
             <w:r>
               <w:rPr>
@@ -411,13 +511,25 @@
                 <w:bCs/>
                 <w:sz w:val="19"/>
               </w:rPr>
-              <w:t>skills and connectors</w:t>
-            </w:r>
-            <w:r>
-              <w:rPr>
-                <w:sz w:val="19"/>
-              </w:rPr>
-              <w:t xml:space="preserve"> it includes, and </w:t>
+              <w:t xml:space="preserve">skills and connectors</w:t>
+            </w:r>
+            <w:r>
+              <w:rPr>
+                <w:sz w:val="19"/>
+              </w:rPr>
+              <w:t xml:space="preserve"> </w:t>
+            </w:r>
+            <w:r>
+              <w:rPr>
+                <w:sz w:val="19"/>
+              </w:rPr>
+              <w:t xml:space="preserve">it includes, and</w:t>
+            </w:r>
+            <w:r>
+              <w:rPr>
+                <w:sz w:val="19"/>
+              </w:rPr>
+              <w:t xml:space="preserve"> </w:t>
             </w:r>
             <w:r>
               <w:rPr>
@@ -425,35 +537,24 @@
                 <w:bCs/>
                 <w:sz w:val="19"/>
               </w:rPr>
-              <w:t xml:space="preserve">what </w:t>
-            </w:r>
-            <w:r>
-              <w:rPr>
-                <w:b/>
-                <w:bCs/>
-                <w:sz w:val="19"/>
-              </w:rPr>
-              <w:lastRenderedPageBreak/>
-              <w:t>data it connects to</w:t>
-            </w:r>
-            <w:r>
-              <w:rPr>
-                <w:sz w:val="19"/>
-              </w:rPr>
-              <w:t>. You can remove plugins you added yourself.</w:t>
+              <w:t xml:space="preserve">what data it connects to</w:t>
+            </w:r>
+            <w:r>
+              <w:rPr>
+                <w:sz w:val="19"/>
+              </w:rPr>
+              <w:t xml:space="preserve">. You can remove plugins you added yourself.</w:t>
             </w:r>
           </w:p>
         </w:tc>
       </w:tr>
       <w:tr>
         <w:tc>
-          <w:tcPr>
-            <w:tcW w:w="0" w:type="auto"/>
-          </w:tcPr>
+          <w:tcPr/>
           <w:p>
             <w:pPr>
               <w:pStyle w:val="Compact"/>
-              <w:spacing w:before="20" w:after="20"/>
+              <w:spacing w:after="20" w:before="20"/>
             </w:pPr>
             <w:r>
               <w:rPr>
@@ -461,25 +562,28 @@
                 <w:bCs/>
                 <w:sz w:val="19"/>
               </w:rPr>
-              <w:lastRenderedPageBreak/>
-              <w:t>Discover</w:t>
+              <w:t xml:space="preserve">Discover</w:t>
             </w:r>
           </w:p>
         </w:tc>
         <w:tc>
-          <w:tcPr>
-            <w:tcW w:w="0" w:type="auto"/>
-          </w:tcPr>
+          <w:tcPr/>
           <w:p>
             <w:pPr>
               <w:pStyle w:val="Compact"/>
-              <w:spacing w:before="20" w:after="20"/>
+              <w:spacing w:after="20" w:before="20"/>
             </w:pPr>
             <w:r>
               <w:rPr>
                 <w:sz w:val="19"/>
               </w:rPr>
-              <w:t xml:space="preserve">Plugins available from the Microsoft 365 App Store, plus plugins you published or that were shared with you. Select </w:t>
+              <w:t xml:space="preserve">Plugins available from the Microsoft 365 App Store, plus plugins you published or that were shared with you. Select</w:t>
+            </w:r>
+            <w:r>
+              <w:rPr>
+                <w:sz w:val="19"/>
+              </w:rPr>
+              <w:t xml:space="preserve"> </w:t>
             </w:r>
             <w:r>
               <w:rPr>
@@ -487,26 +591,30 @@
                 <w:bCs/>
                 <w:sz w:val="19"/>
               </w:rPr>
-              <w:t>Add</w:t>
-            </w:r>
-            <w:r>
-              <w:rPr>
-                <w:sz w:val="19"/>
-              </w:rPr>
-              <w:t xml:space="preserve"> to install one.</w:t>
+              <w:t xml:space="preserve">Add</w:t>
+            </w:r>
+            <w:r>
+              <w:rPr>
+                <w:sz w:val="19"/>
+              </w:rPr>
+              <w:t xml:space="preserve"> </w:t>
+            </w:r>
+            <w:r>
+              <w:rPr>
+                <w:sz w:val="19"/>
+              </w:rPr>
+              <w:t xml:space="preserve">to install one.</w:t>
             </w:r>
           </w:p>
         </w:tc>
       </w:tr>
       <w:tr>
         <w:tc>
-          <w:tcPr>
-            <w:tcW w:w="0" w:type="auto"/>
-          </w:tcPr>
+          <w:tcPr/>
           <w:p>
             <w:pPr>
               <w:pStyle w:val="Compact"/>
-              <w:spacing w:before="20" w:after="20"/>
+              <w:spacing w:after="20" w:before="20"/>
             </w:pPr>
             <w:r>
               <w:rPr>
@@ -514,36 +622,47 @@
                 <w:bCs/>
                 <w:sz w:val="19"/>
               </w:rPr>
-              <w:t>Upload plugin</w:t>
+              <w:t xml:space="preserve">Upload plugin</w:t>
             </w:r>
           </w:p>
         </w:tc>
         <w:tc>
-          <w:tcPr>
-            <w:tcW w:w="0" w:type="auto"/>
-          </w:tcPr>
+          <w:tcPr/>
           <w:p>
             <w:pPr>
               <w:pStyle w:val="Compact"/>
-              <w:spacing w:before="20" w:after="20"/>
+              <w:spacing w:after="20" w:before="20"/>
             </w:pPr>
             <w:r>
               <w:rPr>
                 <w:sz w:val="19"/>
               </w:rPr>
-              <w:t xml:space="preserve">Upload your own plugin package (a </w:t>
+              <w:t xml:space="preserve">Upload your own plugin package (a</w:t>
+            </w:r>
+            <w:r>
+              <w:rPr>
+                <w:sz w:val="19"/>
+              </w:rPr>
+              <w:t xml:space="preserve"> </w:t>
             </w:r>
             <w:r>
               <w:rPr>
                 <w:rStyle w:val="VerbatimChar"/>
-              </w:rPr>
-              <w:t>.zip</w:t>
-            </w:r>
-            <w:r>
-              <w:rPr>
-                <w:sz w:val="19"/>
-              </w:rPr>
-              <w:t xml:space="preserve">), then </w:t>
+                <w:sz w:val="19"/>
+              </w:rPr>
+              <w:t xml:space="preserve">.zip</w:t>
+            </w:r>
+            <w:r>
+              <w:rPr>
+                <w:sz w:val="19"/>
+              </w:rPr>
+              <w:t xml:space="preserve">), then</w:t>
+            </w:r>
+            <w:r>
+              <w:rPr>
+                <w:sz w:val="19"/>
+              </w:rPr>
+              <w:t xml:space="preserve"> </w:t>
             </w:r>
             <w:r>
               <w:rPr>
@@ -551,13 +670,25 @@
                 <w:bCs/>
                 <w:sz w:val="19"/>
               </w:rPr>
-              <w:t>Share</w:t>
-            </w:r>
-            <w:r>
-              <w:rPr>
-                <w:sz w:val="19"/>
-              </w:rPr>
-              <w:t xml:space="preserve"> it with </w:t>
+              <w:t xml:space="preserve">Share</w:t>
+            </w:r>
+            <w:r>
+              <w:rPr>
+                <w:sz w:val="19"/>
+              </w:rPr>
+              <w:t xml:space="preserve"> </w:t>
+            </w:r>
+            <w:r>
+              <w:rPr>
+                <w:sz w:val="19"/>
+              </w:rPr>
+              <w:t xml:space="preserve">it with</w:t>
+            </w:r>
+            <w:r>
+              <w:rPr>
+                <w:sz w:val="19"/>
+              </w:rPr>
+              <w:t xml:space="preserve"> </w:t>
             </w:r>
             <w:r>
               <w:rPr>
@@ -565,13 +696,25 @@
                 <w:bCs/>
                 <w:sz w:val="19"/>
               </w:rPr>
-              <w:t>Only you</w:t>
-            </w:r>
-            <w:r>
-              <w:rPr>
-                <w:sz w:val="19"/>
-              </w:rPr>
-              <w:t xml:space="preserve"> or </w:t>
+              <w:t xml:space="preserve">Only you</w:t>
+            </w:r>
+            <w:r>
+              <w:rPr>
+                <w:sz w:val="19"/>
+              </w:rPr>
+              <w:t xml:space="preserve"> </w:t>
+            </w:r>
+            <w:r>
+              <w:rPr>
+                <w:sz w:val="19"/>
+              </w:rPr>
+              <w:t xml:space="preserve">or</w:t>
+            </w:r>
+            <w:r>
+              <w:rPr>
+                <w:sz w:val="19"/>
+              </w:rPr>
+              <w:t xml:space="preserve"> </w:t>
             </w:r>
             <w:r>
               <w:rPr>
@@ -579,26 +722,30 @@
                 <w:bCs/>
                 <w:sz w:val="19"/>
               </w:rPr>
-              <w:t>specific people</w:t>
-            </w:r>
-            <w:r>
-              <w:rPr>
-                <w:sz w:val="19"/>
-              </w:rPr>
-              <w:t xml:space="preserve"> in your organization.</w:t>
+              <w:t xml:space="preserve">specific people</w:t>
+            </w:r>
+            <w:r>
+              <w:rPr>
+                <w:sz w:val="19"/>
+              </w:rPr>
+              <w:t xml:space="preserve"> </w:t>
+            </w:r>
+            <w:r>
+              <w:rPr>
+                <w:sz w:val="19"/>
+              </w:rPr>
+              <w:t xml:space="preserve">in your organization.</w:t>
             </w:r>
           </w:p>
         </w:tc>
       </w:tr>
       <w:tr>
         <w:tc>
-          <w:tcPr>
-            <w:tcW w:w="0" w:type="auto"/>
-          </w:tcPr>
+          <w:tcPr/>
           <w:p>
             <w:pPr>
               <w:pStyle w:val="Compact"/>
-              <w:spacing w:before="20" w:after="20"/>
+              <w:spacing w:after="20" w:before="20"/>
             </w:pPr>
             <w:r>
               <w:rPr>
@@ -606,43 +753,47 @@
                 <w:bCs/>
                 <w:sz w:val="19"/>
               </w:rPr>
-              <w:t>Sources &amp; Skills panel</w:t>
-            </w:r>
-            <w:r>
-              <w:rPr>
-                <w:sz w:val="19"/>
-              </w:rPr>
-              <w:t xml:space="preserve"> (in a conversation)</w:t>
+              <w:t xml:space="preserve">Sources &amp; Skills panel</w:t>
+            </w:r>
+            <w:r>
+              <w:rPr>
+                <w:sz w:val="19"/>
+              </w:rPr>
+              <w:t xml:space="preserve"> </w:t>
+            </w:r>
+            <w:r>
+              <w:rPr>
+                <w:sz w:val="19"/>
+              </w:rPr>
+              <w:t xml:space="preserve">(in a conversation)</w:t>
             </w:r>
           </w:p>
         </w:tc>
         <w:tc>
-          <w:tcPr>
-            <w:tcW w:w="0" w:type="auto"/>
-          </w:tcPr>
+          <w:tcPr/>
           <w:p>
             <w:pPr>
               <w:pStyle w:val="Compact"/>
-              <w:spacing w:before="20" w:after="20"/>
+              <w:spacing w:after="20" w:before="20"/>
             </w:pPr>
             <w:r>
               <w:rPr>
                 <w:sz w:val="19"/>
               </w:rPr>
-              <w:t>Turn plugins on or off for the task in front of you, to keep results focused.</w:t>
+              <w:t xml:space="preserve">Turn plugins on or off for the task in front of you, to keep results focused.</w:t>
             </w:r>
           </w:p>
         </w:tc>
       </w:tr>
     </w:tbl>
+    <w:bookmarkEnd w:id="14"/>
+    <w:bookmarkStart w:id="17" w:name="hr-plugins-you-can-use-today"/>
     <w:p>
       <w:pPr>
         <w:pStyle w:val="Heading2"/>
       </w:pPr>
-      <w:bookmarkStart w:id="3" w:name="hr-plugins-you-can-use-today"/>
-      <w:bookmarkEnd w:id="2"/>
-      <w:r>
-        <w:t>HR plugins you can use today</w:t>
+      <w:r>
+        <w:t xml:space="preserve">HR plugins you can use today</w:t>
       </w:r>
     </w:p>
     <w:p>
@@ -650,44 +801,69 @@
         <w:pStyle w:val="FirstParagraph"/>
       </w:pPr>
       <w:r>
-        <w:t xml:space="preserve">From Microsoft's published list of </w:t>
-      </w:r>
-      <w:hyperlink r:id="rId9">
+        <w:t xml:space="preserve">From Microsoft's published list of</w:t>
+      </w:r>
+      <w:r>
+        <w:t xml:space="preserve"> </w:t>
+      </w:r>
+      <w:hyperlink r:id="rId15">
         <w:r>
           <w:rPr>
             <w:rStyle w:val="Hyperlink"/>
           </w:rPr>
-          <w:t>available plugins for Copilot Cowork</w:t>
+          <w:t xml:space="preserve">available plugins for Copilot Cowork</w:t>
         </w:r>
       </w:hyperlink>
       <w:r>
-        <w:t xml:space="preserve"> (checked October 1, 2026; the catalog keeps growing). What's available to </w:t>
-      </w:r>
-      <w:r>
-        <w:rPr>
-          <w:b/>
-          <w:bCs/>
-        </w:rPr>
-        <w:t>you</w:t>
-      </w:r>
-      <w:r>
-        <w:t xml:space="preserve"> depends on what your admin has approved; in Cowork, open </w:t>
-      </w:r>
-      <w:r>
-        <w:rPr>
-          <w:b/>
-          <w:bCs/>
-        </w:rPr>
-        <w:t>Add plugins</w:t>
-      </w:r>
-      <w:r>
-        <w:t xml:space="preserve"> to see the current list for your organization.</w:t>
+        <w:t xml:space="preserve"> </w:t>
+      </w:r>
+      <w:r>
+        <w:t xml:space="preserve">(checked October 1, 2026; the catalog keeps growing). What's available to</w:t>
+      </w:r>
+      <w:r>
+        <w:t xml:space="preserve"> </w:t>
+      </w:r>
+      <w:r>
+        <w:rPr>
+          <w:b/>
+          <w:bCs/>
+        </w:rPr>
+        <w:t xml:space="preserve">you</w:t>
+      </w:r>
+      <w:r>
+        <w:t xml:space="preserve"> </w:t>
+      </w:r>
+      <w:r>
+        <w:t xml:space="preserve">depends on what your</w:t>
+      </w:r>
+      <w:r>
+        <w:t xml:space="preserve"> </w:t>
+      </w:r>
+      <w:r>
+        <w:t xml:space="preserve">admin has approved; in Cowork, open</w:t>
+      </w:r>
+      <w:r>
+        <w:t xml:space="preserve"> </w:t>
+      </w:r>
+      <w:r>
+        <w:rPr>
+          <w:b/>
+          <w:bCs/>
+        </w:rPr>
+        <w:t xml:space="preserve">Add plugins</w:t>
+      </w:r>
+      <w:r>
+        <w:t xml:space="preserve"> </w:t>
+      </w:r>
+      <w:r>
+        <w:t xml:space="preserve">to see the current list for your organization.</w:t>
       </w:r>
     </w:p>
     <w:tbl>
       <w:tblPr>
         <w:tblStyle w:val="Table"/>
-        <w:tblW w:w="0" w:type="auto"/>
+        <w:tblW w:type="auto" w:w="0"/>
+        <w:tblLook w:firstRow="1" w:lastRow="0" w:firstColumn="0" w:lastColumn="0" w:noHBand="0" w:noVBand="0" w:val="0020"/>
         <w:tblBorders>
           <w:top w:val="single" w:sz="4" w:space="0" w:color="D1D1D1"/>
           <w:left w:val="single" w:sz="4" w:space="0" w:color="D1D1D1"/>
@@ -702,65 +878,59 @@
           <w:bottom w:w="40" w:type="dxa"/>
           <w:right w:w="90" w:type="dxa"/>
         </w:tblCellMar>
-        <w:tblLook w:val="0020" w:firstRow="1" w:lastRow="0" w:firstColumn="0" w:lastColumn="0" w:noHBand="0" w:noVBand="0"/>
       </w:tblPr>
       <w:tblGrid>
-        <w:gridCol w:w="1837"/>
-        <w:gridCol w:w="8135"/>
+        <w:gridCol w:w="3960"/>
+        <w:gridCol w:w="3960"/>
       </w:tblGrid>
       <w:tr>
         <w:trPr>
-          <w:cnfStyle w:val="100000000000" w:firstRow="1" w:lastRow="0" w:firstColumn="0" w:lastColumn="0" w:oddVBand="0" w:evenVBand="0" w:oddHBand="0" w:evenHBand="0" w:firstRowFirstColumn="0" w:firstRowLastColumn="0" w:lastRowFirstColumn="0" w:lastRowLastColumn="0"/>
-          <w:tblHeader/>
+          <w:tblHeader w:val="on"/>
         </w:trPr>
         <w:tc>
           <w:tcPr>
-            <w:tcW w:w="0" w:type="auto"/>
             <w:shd w:val="clear" w:color="auto" w:fill="F3E5FD"/>
           </w:tcPr>
           <w:p>
             <w:pPr>
               <w:pStyle w:val="Compact"/>
-              <w:spacing w:before="20" w:after="20"/>
+              <w:spacing w:after="20" w:before="20"/>
             </w:pPr>
             <w:r>
               <w:rPr>
                 <w:b/>
                 <w:sz w:val="19"/>
               </w:rPr>
-              <w:t>Plugin</w:t>
+              <w:t xml:space="preserve">Plugin</w:t>
             </w:r>
           </w:p>
         </w:tc>
         <w:tc>
           <w:tcPr>
-            <w:tcW w:w="0" w:type="auto"/>
             <w:shd w:val="clear" w:color="auto" w:fill="F3E5FD"/>
           </w:tcPr>
           <w:p>
             <w:pPr>
               <w:pStyle w:val="Compact"/>
-              <w:spacing w:before="20" w:after="20"/>
+              <w:spacing w:after="20" w:before="20"/>
             </w:pPr>
             <w:r>
               <w:rPr>
                 <w:b/>
                 <w:sz w:val="19"/>
               </w:rPr>
-              <w:t>What it brings to HR work in Cowork</w:t>
+              <w:t xml:space="preserve">What it brings to HR work in Cowork</w:t>
             </w:r>
           </w:p>
         </w:tc>
       </w:tr>
       <w:tr>
         <w:tc>
-          <w:tcPr>
-            <w:tcW w:w="0" w:type="auto"/>
-          </w:tcPr>
+          <w:tcPr/>
           <w:p>
             <w:pPr>
               <w:pStyle w:val="Compact"/>
-              <w:spacing w:before="20" w:after="20"/>
+              <w:spacing w:after="20" w:before="20"/>
             </w:pPr>
             <w:r>
               <w:rPr>
@@ -768,37 +938,33 @@
                 <w:bCs/>
                 <w:sz w:val="19"/>
               </w:rPr>
-              <w:t>Gusto</w:t>
+              <w:t xml:space="preserve">Gusto</w:t>
             </w:r>
           </w:p>
         </w:tc>
         <w:tc>
-          <w:tcPr>
-            <w:tcW w:w="0" w:type="auto"/>
-          </w:tcPr>
+          <w:tcPr/>
           <w:p>
             <w:pPr>
               <w:pStyle w:val="Compact"/>
-              <w:spacing w:before="20" w:after="20"/>
+              <w:spacing w:after="20" w:before="20"/>
             </w:pPr>
             <w:r>
               <w:rPr>
                 <w:sz w:val="19"/>
               </w:rPr>
-              <w:t>Payroll runs, employee records, benefits enrollment, tax filings, and time data</w:t>
+              <w:t xml:space="preserve">Payroll runs, employee records, benefits enrollment, tax filings, and time data</w:t>
             </w:r>
           </w:p>
         </w:tc>
       </w:tr>
       <w:tr>
         <w:tc>
-          <w:tcPr>
-            <w:tcW w:w="0" w:type="auto"/>
-          </w:tcPr>
+          <w:tcPr/>
           <w:p>
             <w:pPr>
               <w:pStyle w:val="Compact"/>
-              <w:spacing w:before="20" w:after="20"/>
+              <w:spacing w:after="20" w:before="20"/>
             </w:pPr>
             <w:r>
               <w:rPr>
@@ -806,37 +972,33 @@
                 <w:bCs/>
                 <w:sz w:val="19"/>
               </w:rPr>
-              <w:t>ZipRecruiter</w:t>
+              <w:t xml:space="preserve">ZipRecruiter</w:t>
             </w:r>
           </w:p>
         </w:tc>
         <w:tc>
-          <w:tcPr>
-            <w:tcW w:w="0" w:type="auto"/>
-          </w:tcPr>
+          <w:tcPr/>
           <w:p>
             <w:pPr>
               <w:pStyle w:val="Compact"/>
-              <w:spacing w:before="20" w:after="20"/>
+              <w:spacing w:after="20" w:before="20"/>
             </w:pPr>
             <w:r>
               <w:rPr>
                 <w:sz w:val="19"/>
               </w:rPr>
-              <w:t>Search job listings, e.g. to benchmark a role you're hiring for</w:t>
+              <w:t xml:space="preserve">Search job listings, e.g. to benchmark a role you're hiring for</w:t>
             </w:r>
           </w:p>
         </w:tc>
       </w:tr>
       <w:tr>
         <w:tc>
-          <w:tcPr>
-            <w:tcW w:w="0" w:type="auto"/>
-          </w:tcPr>
+          <w:tcPr/>
           <w:p>
             <w:pPr>
               <w:pStyle w:val="Compact"/>
-              <w:spacing w:before="20" w:after="20"/>
+              <w:spacing w:after="20" w:before="20"/>
             </w:pPr>
             <w:r>
               <w:rPr>
@@ -844,37 +1006,33 @@
                 <w:bCs/>
                 <w:sz w:val="19"/>
               </w:rPr>
-              <w:t>Dice.com</w:t>
+              <w:t xml:space="preserve">Dice.com</w:t>
             </w:r>
           </w:p>
         </w:tc>
         <w:tc>
-          <w:tcPr>
-            <w:tcW w:w="0" w:type="auto"/>
-          </w:tcPr>
+          <w:tcPr/>
           <w:p>
             <w:pPr>
               <w:pStyle w:val="Compact"/>
-              <w:spacing w:before="20" w:after="20"/>
+              <w:spacing w:after="20" w:before="20"/>
             </w:pPr>
             <w:r>
               <w:rPr>
                 <w:sz w:val="19"/>
               </w:rPr>
-              <w:t>Search tech job listings by keyword, location, and filters</w:t>
+              <w:t xml:space="preserve">Search tech job listings by keyword, location, and filters</w:t>
             </w:r>
           </w:p>
         </w:tc>
       </w:tr>
       <w:tr>
         <w:tc>
-          <w:tcPr>
-            <w:tcW w:w="0" w:type="auto"/>
-          </w:tcPr>
+          <w:tcPr/>
           <w:p>
             <w:pPr>
               <w:pStyle w:val="Compact"/>
-              <w:spacing w:before="20" w:after="20"/>
+              <w:spacing w:after="20" w:before="20"/>
             </w:pPr>
             <w:r>
               <w:rPr>
@@ -882,37 +1040,33 @@
                 <w:bCs/>
                 <w:sz w:val="19"/>
               </w:rPr>
-              <w:t>Cronofy MCP</w:t>
+              <w:t xml:space="preserve">Cronofy MCP</w:t>
             </w:r>
           </w:p>
         </w:tc>
         <w:tc>
-          <w:tcPr>
-            <w:tcW w:w="0" w:type="auto"/>
-          </w:tcPr>
+          <w:tcPr/>
           <w:p>
             <w:pPr>
               <w:pStyle w:val="Compact"/>
-              <w:spacing w:before="20" w:after="20"/>
+              <w:spacing w:after="20" w:before="20"/>
             </w:pPr>
             <w:r>
               <w:rPr>
                 <w:sz w:val="19"/>
               </w:rPr>
-              <w:t>Schedule meetings using real-time, multi-person calendar availability; handy for interview panels</w:t>
+              <w:t xml:space="preserve">Schedule meetings using real-time, multi-person calendar availability; handy for interview panels</w:t>
             </w:r>
           </w:p>
         </w:tc>
       </w:tr>
       <w:tr>
         <w:tc>
-          <w:tcPr>
-            <w:tcW w:w="0" w:type="auto"/>
-          </w:tcPr>
+          <w:tcPr/>
           <w:p>
             <w:pPr>
               <w:pStyle w:val="Compact"/>
-              <w:spacing w:before="20" w:after="20"/>
+              <w:spacing w:after="20" w:before="20"/>
             </w:pPr>
             <w:r>
               <w:rPr>
@@ -920,37 +1074,33 @@
                 <w:bCs/>
                 <w:sz w:val="19"/>
               </w:rPr>
-              <w:t>Articulate</w:t>
+              <w:t xml:space="preserve">Articulate</w:t>
             </w:r>
           </w:p>
         </w:tc>
         <w:tc>
-          <w:tcPr>
-            <w:tcW w:w="0" w:type="auto"/>
-          </w:tcPr>
+          <w:tcPr/>
           <w:p>
             <w:pPr>
               <w:pStyle w:val="Compact"/>
-              <w:spacing w:before="20" w:after="20"/>
+              <w:spacing w:after="20" w:before="20"/>
             </w:pPr>
             <w:r>
               <w:rPr>
                 <w:sz w:val="19"/>
               </w:rPr>
-              <w:t>Turn training ideas into build-ready course outlines for learning and development</w:t>
+              <w:t xml:space="preserve">Turn training ideas into build-ready course outlines for learning and development</w:t>
             </w:r>
           </w:p>
         </w:tc>
       </w:tr>
       <w:tr>
         <w:tc>
-          <w:tcPr>
-            <w:tcW w:w="0" w:type="auto"/>
-          </w:tcPr>
+          <w:tcPr/>
           <w:p>
             <w:pPr>
               <w:pStyle w:val="Compact"/>
-              <w:spacing w:before="20" w:after="20"/>
+              <w:spacing w:after="20" w:before="20"/>
             </w:pPr>
             <w:r>
               <w:rPr>
@@ -958,24 +1108,28 @@
                 <w:bCs/>
                 <w:sz w:val="19"/>
               </w:rPr>
-              <w:t>Your own HR plugin</w:t>
+              <w:t xml:space="preserve">Your own HR plugin</w:t>
             </w:r>
           </w:p>
         </w:tc>
         <w:tc>
-          <w:tcPr>
-            <w:tcW w:w="0" w:type="auto"/>
-          </w:tcPr>
+          <w:tcPr/>
           <w:p>
             <w:pPr>
               <w:pStyle w:val="Compact"/>
-              <w:spacing w:before="20" w:after="20"/>
+              <w:spacing w:after="20" w:before="20"/>
             </w:pPr>
             <w:r>
               <w:rPr>
                 <w:sz w:val="19"/>
               </w:rPr>
-              <w:t xml:space="preserve">Your organization's HR skills plus an </w:t>
+              <w:t xml:space="preserve">Your organization's HR skills plus an</w:t>
+            </w:r>
+            <w:r>
+              <w:rPr>
+                <w:sz w:val="19"/>
+              </w:rPr>
+              <w:t xml:space="preserve"> </w:t>
             </w:r>
             <w:r>
               <w:rPr>
@@ -983,13 +1137,19 @@
                 <w:bCs/>
                 <w:sz w:val="19"/>
               </w:rPr>
-              <w:t>MCP connector to your HR system</w:t>
-            </w:r>
-            <w:r>
-              <w:rPr>
-                <w:sz w:val="19"/>
-              </w:rPr>
-              <w:t xml:space="preserve"> (HRIS), built and deployed by IT; see below</w:t>
+              <w:t xml:space="preserve">MCP connector to your HR system</w:t>
+            </w:r>
+            <w:r>
+              <w:rPr>
+                <w:sz w:val="19"/>
+              </w:rPr>
+              <w:t xml:space="preserve"> </w:t>
+            </w:r>
+            <w:r>
+              <w:rPr>
+                <w:sz w:val="19"/>
+              </w:rPr>
+              <w:t xml:space="preserve">(HRIS), built and deployed by IT; see below</w:t>
             </w:r>
           </w:p>
         </w:tc>
@@ -1010,37 +1170,54 @@
           <w:b/>
           <w:bCs/>
         </w:rPr>
-        <w:t>⭐</w:t>
-      </w:r>
-      <w:r>
-        <w:rPr>
-          <w:b/>
-          <w:bCs/>
-        </w:rPr>
-        <w:t xml:space="preserve"> Using SAP SuccessFactors?</w:t>
-      </w:r>
-      <w:r>
-        <w:t xml:space="preserve"> There's </w:t>
-      </w:r>
-      <w:r>
-        <w:rPr>
-          <w:b/>
-          <w:bCs/>
-        </w:rPr>
-        <w:t>no SuccessFactors plugin</w:t>
-      </w:r>
-      <w:r>
-        <w:t xml:space="preserve"> in the Cowork catalog yet (the only SAP entry, </w:t>
+        <w:t xml:space="preserve">⭐ Using SAP SuccessFactors?</w:t>
+      </w:r>
+      <w:r>
+        <w:t xml:space="preserve"> </w:t>
+      </w:r>
+      <w:r>
+        <w:t xml:space="preserve">There's</w:t>
+      </w:r>
+      <w:r>
+        <w:t xml:space="preserve"> </w:t>
+      </w:r>
+      <w:r>
+        <w:rPr>
+          <w:b/>
+          <w:bCs/>
+        </w:rPr>
+        <w:t xml:space="preserve">no SuccessFactors plugin</w:t>
+      </w:r>
+      <w:r>
+        <w:t xml:space="preserve"> </w:t>
+      </w:r>
+      <w:r>
+        <w:t xml:space="preserve">in the Cowork catalog yet (the</w:t>
+      </w:r>
+      <w:r>
+        <w:t xml:space="preserve"> </w:t>
+      </w:r>
+      <w:r>
+        <w:t xml:space="preserve">only SAP entry,</w:t>
+      </w:r>
+      <w:r>
+        <w:t xml:space="preserve"> </w:t>
       </w:r>
       <w:r>
         <w:rPr>
           <w:i/>
           <w:iCs/>
         </w:rPr>
-        <w:t>enosix arnold</w:t>
-      </w:r>
-      <w:r>
-        <w:t>, covers SAP ERP orders and invoices, not HR). Three ways to bring SuccessFactors into your Microsoft 365 Copilot work today:</w:t>
+        <w:t xml:space="preserve">enosix arnold</w:t>
+      </w:r>
+      <w:r>
+        <w:t xml:space="preserve">, covers SAP ERP orders and invoices, not HR). Three ways to bring</w:t>
+      </w:r>
+      <w:r>
+        <w:t xml:space="preserve"> </w:t>
+      </w:r>
+      <w:r>
+        <w:t xml:space="preserve">SuccessFactors into your Microsoft 365 Copilot work today:</w:t>
       </w:r>
     </w:p>
     <w:p>
@@ -1048,7 +1225,7 @@
         <w:pStyle w:val="Compact"/>
         <w:numPr>
           <w:ilvl w:val="0"/>
-          <w:numId w:val="3"/>
+          <w:numId w:val="1002"/>
         </w:numPr>
         <w:pBdr>
           <w:left w:val="single" w:sz="18" w:space="8" w:color="3B1041"/>
@@ -1061,20 +1238,35 @@
           <w:b/>
           <w:bCs/>
         </w:rPr>
-        <w:t>Employee Self-Service agent + SAP SuccessFactors extension pack</w:t>
-      </w:r>
-      <w:r>
-        <w:t xml:space="preserve"> (Microsoft 365 Copilot agent, </w:t>
-      </w:r>
-      <w:r>
-        <w:t xml:space="preserve">not a Cowork plugin): employees and managers read and update their own HR data, such as hire date, job info, compensation, emergency contacts, and direct reports' details, in Copilot. </w:t>
-      </w:r>
-      <w:hyperlink r:id="rId10">
+        <w:t xml:space="preserve">Employee Self-Service agent + SAP SuccessFactors extension pack</w:t>
+      </w:r>
+      <w:r>
+        <w:t xml:space="preserve"> </w:t>
+      </w:r>
+      <w:r>
+        <w:t xml:space="preserve">(Microsoft 365 Copilot agent,</w:t>
+      </w:r>
+      <w:r>
+        <w:t xml:space="preserve"> </w:t>
+      </w:r>
+      <w:r>
+        <w:t xml:space="preserve">not a Cowork plugin): employees and managers read and update their own HR data, such as hire date,</w:t>
+      </w:r>
+      <w:r>
+        <w:t xml:space="preserve"> </w:t>
+      </w:r>
+      <w:r>
+        <w:t xml:space="preserve">job info, compensation, emergency contacts, and direct reports' details, in Copilot.</w:t>
+      </w:r>
+      <w:r>
+        <w:t xml:space="preserve"> </w:t>
+      </w:r>
+      <w:hyperlink r:id="rId16">
         <w:r>
           <w:rPr>
             <w:rStyle w:val="Hyperlink"/>
           </w:rPr>
-          <w:t>Integrate SAP SuccessFactors with Employee Self-Service</w:t>
+          <w:t xml:space="preserve">Integrate SAP SuccessFactors with Employee Self-Service</w:t>
         </w:r>
       </w:hyperlink>
     </w:p>
@@ -1083,7 +1275,7 @@
         <w:pStyle w:val="Compact"/>
         <w:numPr>
           <w:ilvl w:val="0"/>
-          <w:numId w:val="3"/>
+          <w:numId w:val="1002"/>
         </w:numPr>
         <w:pBdr>
           <w:left w:val="single" w:sz="18" w:space="8" w:color="3B1041"/>
@@ -1096,23 +1288,38 @@
           <w:b/>
           <w:bCs/>
         </w:rPr>
-        <w:t>A custom Cowork plugin</w:t>
-      </w:r>
-      <w:r>
-        <w:t xml:space="preserve">: IT packages HR skills with an </w:t>
-      </w:r>
-      <w:r>
-        <w:rPr>
-          <w:b/>
-          <w:bCs/>
-        </w:rPr>
-        <w:t>MCP connector</w:t>
-      </w:r>
-      <w:r>
-        <w:t xml:space="preserve"> to SuccessFactors (for </w:t>
-      </w:r>
-      <w:r>
-        <w:t>example through an MCP gateway in front of the SuccessFactors APIs), the same pattern as the Zava HRIS example below.</w:t>
+        <w:t xml:space="preserve">A custom Cowork plugin</w:t>
+      </w:r>
+      <w:r>
+        <w:t xml:space="preserve">: IT packages HR skills with an</w:t>
+      </w:r>
+      <w:r>
+        <w:t xml:space="preserve"> </w:t>
+      </w:r>
+      <w:r>
+        <w:rPr>
+          <w:b/>
+          <w:bCs/>
+        </w:rPr>
+        <w:t xml:space="preserve">MCP connector</w:t>
+      </w:r>
+      <w:r>
+        <w:t xml:space="preserve"> </w:t>
+      </w:r>
+      <w:r>
+        <w:t xml:space="preserve">to SuccessFactors (for</w:t>
+      </w:r>
+      <w:r>
+        <w:t xml:space="preserve"> </w:t>
+      </w:r>
+      <w:r>
+        <w:t xml:space="preserve">example through an MCP gateway in front of the SuccessFactors APIs), the same pattern as the Zava</w:t>
+      </w:r>
+      <w:r>
+        <w:t xml:space="preserve"> </w:t>
+      </w:r>
+      <w:r>
+        <w:t xml:space="preserve">HRIS example below.</w:t>
       </w:r>
     </w:p>
     <w:p>
@@ -1120,7 +1327,7 @@
         <w:pStyle w:val="Compact"/>
         <w:numPr>
           <w:ilvl w:val="0"/>
-          <w:numId w:val="3"/>
+          <w:numId w:val="1002"/>
         </w:numPr>
         <w:pBdr>
           <w:left w:val="single" w:sz="18" w:space="8" w:color="3B1041"/>
@@ -1133,24 +1340,33 @@
           <w:b/>
           <w:bCs/>
         </w:rPr>
-        <w:t>Ask for one:</w:t>
-      </w:r>
-      <w:r>
-        <w:t xml:space="preserve"> your admin can request a plugin in the Microsoft 365 admin center, or work with a partner to build it.</w:t>
+        <w:t xml:space="preserve">Ask for one:</w:t>
+      </w:r>
+      <w:r>
+        <w:t xml:space="preserve"> </w:t>
+      </w:r>
+      <w:r>
+        <w:t xml:space="preserve">your admin can request a plugin in the Microsoft 365 admin center, or work with a</w:t>
+      </w:r>
+      <w:r>
+        <w:t xml:space="preserve"> </w:t>
+      </w:r>
+      <w:r>
+        <w:t xml:space="preserve">partner to build it.</w:t>
+      </w:r>
+    </w:p>
+    <w:bookmarkEnd w:id="17"/>
+    <w:bookmarkStart w:id="18" w:name="X6639c6bb44ad8f564a647d6a04b647f5297f00c"/>
+    <w:p>
+      <w:pPr>
+        <w:pStyle w:val="Heading2"/>
+      </w:pPr>
+      <w:r>
+        <w:t xml:space="preserve">Example: payroll questions with an HR plugin</w:t>
       </w:r>
     </w:p>
     <w:p>
       <w:pPr>
-        <w:pStyle w:val="Heading2"/>
-      </w:pPr>
-      <w:bookmarkStart w:id="4" w:name="X6639c6bb44ad8f564a647d6a04b647f5297f00c"/>
-      <w:bookmarkEnd w:id="3"/>
-      <w:r>
-        <w:t>Example: payroll questions with an HR plugin</w:t>
-      </w:r>
-    </w:p>
-    <w:p>
-      <w:pPr>
         <w:pStyle w:val="FirstParagraph"/>
       </w:pPr>
       <w:r>
@@ -1158,7 +1374,7 @@
           <w:i/>
           <w:iCs/>
         </w:rPr>
-        <w:t>Illustration only. The workshop tenant has no HR plugins installed.</w:t>
+        <w:t xml:space="preserve">Illustration only. The workshop tenant has no HR plugins installed.</w:t>
       </w:r>
     </w:p>
     <w:p>
@@ -1166,7 +1382,7 @@
         <w:pStyle w:val="Compact"/>
         <w:numPr>
           <w:ilvl w:val="0"/>
-          <w:numId w:val="4"/>
+          <w:numId w:val="1003"/>
         </w:numPr>
       </w:pPr>
       <w:r>
@@ -1174,43 +1390,64 @@
           <w:b/>
           <w:bCs/>
         </w:rPr>
-        <w:t>Your admin deploys a payroll plugin</w:t>
-      </w:r>
-      <w:r>
-        <w:t xml:space="preserve"> (for example, </w:t>
-      </w:r>
-      <w:r>
-        <w:rPr>
-          <w:b/>
-          <w:bCs/>
-        </w:rPr>
-        <w:t>Gusto</w:t>
-      </w:r>
-      <w:r>
-        <w:t xml:space="preserve">) to the HR team. It appears under </w:t>
-      </w:r>
-      <w:r>
-        <w:rPr>
-          <w:b/>
-          <w:bCs/>
-        </w:rPr>
-        <w:t>Customize → Plugins → Installed</w:t>
-      </w:r>
-      <w:r>
-        <w:t xml:space="preserve"> with a </w:t>
-      </w:r>
-      <w:r>
-        <w:rPr>
-          <w:b/>
-          <w:bCs/>
-        </w:rPr>
-        <w:t>Managed by your organization</w:t>
-      </w:r>
-      <w:r>
-        <w:t xml:space="preserve"> </w:t>
-      </w:r>
-      <w:r>
-        <w:t>label; you didn't have to find or add it.</w:t>
+        <w:t xml:space="preserve">Your admin deploys a payroll plugin</w:t>
+      </w:r>
+      <w:r>
+        <w:t xml:space="preserve"> </w:t>
+      </w:r>
+      <w:r>
+        <w:t xml:space="preserve">(for example,</w:t>
+      </w:r>
+      <w:r>
+        <w:t xml:space="preserve"> </w:t>
+      </w:r>
+      <w:r>
+        <w:rPr>
+          <w:b/>
+          <w:bCs/>
+        </w:rPr>
+        <w:t xml:space="preserve">Gusto</w:t>
+      </w:r>
+      <w:r>
+        <w:t xml:space="preserve">) to the HR team. It appears under</w:t>
+      </w:r>
+      <w:r>
+        <w:t xml:space="preserve"> </w:t>
+      </w:r>
+      <w:r>
+        <w:rPr>
+          <w:b/>
+          <w:bCs/>
+        </w:rPr>
+        <w:t xml:space="preserve">Customize → Plugins → Installed</w:t>
+      </w:r>
+      <w:r>
+        <w:t xml:space="preserve"> </w:t>
+      </w:r>
+      <w:r>
+        <w:t xml:space="preserve">with a</w:t>
+      </w:r>
+      <w:r>
+        <w:t xml:space="preserve"> </w:t>
+      </w:r>
+      <w:r>
+        <w:rPr>
+          <w:b/>
+          <w:bCs/>
+        </w:rPr>
+        <w:t xml:space="preserve">Managed by your organization</w:t>
+      </w:r>
+      <w:r>
+        <w:t xml:space="preserve"> </w:t>
+      </w:r>
+      <w:r>
+        <w:t xml:space="preserve">label; you didn't</w:t>
+      </w:r>
+      <w:r>
+        <w:t xml:space="preserve"> </w:t>
+      </w:r>
+      <w:r>
+        <w:t xml:space="preserve">have to find or add it.</w:t>
       </w:r>
     </w:p>
     <w:p>
@@ -1218,7 +1455,7 @@
         <w:pStyle w:val="Compact"/>
         <w:numPr>
           <w:ilvl w:val="0"/>
-          <w:numId w:val="4"/>
+          <w:numId w:val="1003"/>
         </w:numPr>
       </w:pPr>
       <w:r>
@@ -1226,11 +1463,13 @@
           <w:b/>
           <w:bCs/>
         </w:rPr>
-        <w:lastRenderedPageBreak/>
-        <w:t>Open its detail page</w:t>
-      </w:r>
-      <w:r>
-        <w:t xml:space="preserve"> to see its skills and connectors and what payroll data it reaches.</w:t>
+        <w:t xml:space="preserve">Open its detail page</w:t>
+      </w:r>
+      <w:r>
+        <w:t xml:space="preserve"> </w:t>
+      </w:r>
+      <w:r>
+        <w:t xml:space="preserve">to see its skills and connectors and what payroll data it reaches.</w:t>
       </w:r>
     </w:p>
     <w:p>
@@ -1238,7 +1477,7 @@
         <w:pStyle w:val="Compact"/>
         <w:numPr>
           <w:ilvl w:val="0"/>
-          <w:numId w:val="4"/>
+          <w:numId w:val="1003"/>
         </w:numPr>
       </w:pPr>
       <w:r>
@@ -1246,20 +1485,35 @@
           <w:b/>
           <w:bCs/>
         </w:rPr>
-        <w:t>Connect once.</w:t>
-      </w:r>
-      <w:r>
-        <w:t xml:space="preserve"> The first time Cowork uses the connector, select </w:t>
-      </w:r>
-      <w:r>
-        <w:rPr>
-          <w:b/>
-          <w:bCs/>
-        </w:rPr>
-        <w:t>Connect</w:t>
-      </w:r>
-      <w:r>
-        <w:t xml:space="preserve"> and sign in to the payroll system with your own account.</w:t>
+        <w:t xml:space="preserve">Connect once.</w:t>
+      </w:r>
+      <w:r>
+        <w:t xml:space="preserve"> </w:t>
+      </w:r>
+      <w:r>
+        <w:t xml:space="preserve">The first time Cowork uses the connector, select</w:t>
+      </w:r>
+      <w:r>
+        <w:t xml:space="preserve"> </w:t>
+      </w:r>
+      <w:r>
+        <w:rPr>
+          <w:b/>
+          <w:bCs/>
+        </w:rPr>
+        <w:t xml:space="preserve">Connect</w:t>
+      </w:r>
+      <w:r>
+        <w:t xml:space="preserve"> </w:t>
+      </w:r>
+      <w:r>
+        <w:t xml:space="preserve">and sign in to the</w:t>
+      </w:r>
+      <w:r>
+        <w:t xml:space="preserve"> </w:t>
+      </w:r>
+      <w:r>
+        <w:t xml:space="preserve">payroll system with your own account.</w:t>
       </w:r>
     </w:p>
     <w:p>
@@ -1267,7 +1521,7 @@
         <w:pStyle w:val="Compact"/>
         <w:numPr>
           <w:ilvl w:val="0"/>
-          <w:numId w:val="4"/>
+          <w:numId w:val="1003"/>
         </w:numPr>
       </w:pPr>
       <w:r>
@@ -1275,17 +1529,17 @@
           <w:b/>
           <w:bCs/>
         </w:rPr>
-        <w:t>Ask Cowork</w:t>
-      </w:r>
-      <w:r>
-        <w:t>:</w:t>
+        <w:t xml:space="preserve">Ask Cowork</w:t>
+      </w:r>
+      <w:r>
+        <w:t xml:space="preserve">:</w:t>
       </w:r>
     </w:p>
     <w:p>
       <w:pPr>
         <w:numPr>
           <w:ilvl w:val="0"/>
-          <w:numId w:val="1"/>
+          <w:numId w:val="1000"/>
         </w:numPr>
         <w:pBdr>
           <w:left w:val="single" w:sz="18" w:space="8" w:color="3B1041"/>
@@ -1294,16 +1548,28 @@
         <w:spacing w:before="30" w:after="30"/>
       </w:pPr>
       <w:r>
-        <w:t xml:space="preserve">Which open tickets in </w:t>
+        <w:t xml:space="preserve">Which open tickets in</w:t>
+      </w:r>
+      <w:r>
+        <w:t xml:space="preserve"> </w:t>
       </w:r>
       <w:r>
         <w:rPr>
           <w:rStyle w:val="VerbatimChar"/>
         </w:rPr>
-        <w:t>hr-tickets-sample.xlsx</w:t>
-      </w:r>
-      <w:r>
-        <w:t xml:space="preserve"> are payroll issues? For each one, check the employee's latest pay run in payroll, explain what happened, and draft a reply for me to review.</w:t>
+        <w:t xml:space="preserve">hr-tickets-sample.xlsx</w:t>
+      </w:r>
+      <w:r>
+        <w:t xml:space="preserve"> </w:t>
+      </w:r>
+      <w:r>
+        <w:t xml:space="preserve">are payroll issues? For each one, check the</w:t>
+      </w:r>
+      <w:r>
+        <w:t xml:space="preserve"> </w:t>
+      </w:r>
+      <w:r>
+        <w:t xml:space="preserve">employee's latest pay run in payroll, explain what happened, and draft a reply for me to review.</w:t>
       </w:r>
     </w:p>
     <w:p>
@@ -1311,7 +1577,7 @@
         <w:pStyle w:val="Compact"/>
         <w:numPr>
           <w:ilvl w:val="0"/>
-          <w:numId w:val="4"/>
+          <w:numId w:val="1003"/>
         </w:numPr>
       </w:pPr>
       <w:r>
@@ -1319,30 +1585,59 @@
           <w:b/>
           <w:bCs/>
         </w:rPr>
-        <w:t>Cowork joins the two sources.</w:t>
-      </w:r>
-      <w:r>
-        <w:t xml:space="preserve"> For ticket </w:t>
-      </w:r>
-      <w:r>
-        <w:rPr>
-          <w:b/>
-          <w:bCs/>
-        </w:rPr>
-        <w:t>T-2008</w:t>
-      </w:r>
-      <w:r>
-        <w:t xml:space="preserve"> (</w:t>
+        <w:t xml:space="preserve">Cowork joins the two sources.</w:t>
+      </w:r>
+      <w:r>
+        <w:t xml:space="preserve"> </w:t>
+      </w:r>
+      <w:r>
+        <w:t xml:space="preserve">For ticket</w:t>
+      </w:r>
+      <w:r>
+        <w:t xml:space="preserve"> </w:t>
+      </w:r>
+      <w:r>
+        <w:rPr>
+          <w:b/>
+          <w:bCs/>
+        </w:rPr>
+        <w:t xml:space="preserve">T-2008</w:t>
+      </w:r>
+      <w:r>
+        <w:t xml:space="preserve"> </w:t>
+      </w:r>
+      <w:r>
+        <w:t xml:space="preserve">(</w:t>
       </w:r>
       <w:r>
         <w:rPr>
           <w:i/>
           <w:iCs/>
         </w:rPr>
-        <w:t>"Overtime hours missing from my paycheck"</w:t>
-      </w:r>
-      <w:r>
-        <w:t>), it reads the ticket from the spreadsheet, checks the pay run through the plugin, and drafts an answer. It still pauses for your approval before anything is sent.</w:t>
+        <w:t xml:space="preserve">"Overtime hours missing from my</w:t>
+      </w:r>
+      <w:r>
+        <w:rPr>
+          <w:i/>
+          <w:iCs/>
+        </w:rPr>
+        <w:t xml:space="preserve"> </w:t>
+      </w:r>
+      <w:r>
+        <w:rPr>
+          <w:i/>
+          <w:iCs/>
+        </w:rPr>
+        <w:t xml:space="preserve">paycheck"</w:t>
+      </w:r>
+      <w:r>
+        <w:t xml:space="preserve">), it reads the ticket from the spreadsheet, checks the pay run through the plugin, and</w:t>
+      </w:r>
+      <w:r>
+        <w:t xml:space="preserve"> </w:t>
+      </w:r>
+      <w:r>
+        <w:t xml:space="preserve">drafts an answer. It still pauses for your approval before anything is sent.</w:t>
       </w:r>
     </w:p>
     <w:p>
@@ -1350,633 +1645,693 @@
         <w:pStyle w:val="FirstParagraph"/>
       </w:pPr>
       <w:r>
-        <w:t>Without the plugin, you'd look the employee up in payroll, copy the details into the prompt, and check the result by hand.</w:t>
+        <w:t xml:space="preserve">Without the plugin, you'd look the employee up in payroll, copy the details into the prompt, and</w:t>
+      </w:r>
+      <w:r>
+        <w:t xml:space="preserve"> </w:t>
+      </w:r>
+      <w:r>
+        <w:t xml:space="preserve">check the result by hand.</w:t>
+      </w:r>
+    </w:p>
+    <w:bookmarkEnd w:id="18"/>
+    <w:bookmarkStart w:id="20" w:name="X6b40956dc2d8ebf83666c689368d349b20c92b7"/>
+    <w:p>
+      <w:pPr>
+        <w:pStyle w:val="Heading2"/>
+      </w:pPr>
+      <w:r>
+        <w:t xml:space="preserve">For IT: your own HR system as an MCP plugin</w:t>
       </w:r>
     </w:p>
     <w:p>
       <w:pPr>
-        <w:pStyle w:val="Heading2"/>
-      </w:pPr>
-      <w:bookmarkStart w:id="5" w:name="X6b40956dc2d8ebf83666c689368d349b20c92b7"/>
-      <w:bookmarkEnd w:id="4"/>
-      <w:r>
-        <w:t>For IT: your own HR system as an MCP plugin</w:t>
+        <w:pStyle w:val="FirstParagraph"/>
+      </w:pPr>
+      <w:r>
+        <w:t xml:space="preserve">Organizations can package</w:t>
+      </w:r>
+      <w:r>
+        <w:t xml:space="preserve"> </w:t>
+      </w:r>
+      <w:r>
+        <w:rPr>
+          <w:b/>
+          <w:bCs/>
+        </w:rPr>
+        <w:t xml:space="preserve">their own HR skills and an MCP server for their HR system</w:t>
+      </w:r>
+      <w:r>
+        <w:t xml:space="preserve"> </w:t>
+      </w:r>
+      <w:r>
+        <w:t xml:space="preserve">into a</w:t>
+      </w:r>
+      <w:r>
+        <w:t xml:space="preserve"> </w:t>
+      </w:r>
+      <w:r>
+        <w:t xml:space="preserve">custom plugin, upload it in</w:t>
+      </w:r>
+      <w:r>
+        <w:t xml:space="preserve"> </w:t>
+      </w:r>
+      <w:r>
+        <w:rPr>
+          <w:b/>
+          <w:bCs/>
+        </w:rPr>
+        <w:t xml:space="preserve">Customize → Plugins → Upload plugin</w:t>
+      </w:r>
+      <w:r>
+        <w:t xml:space="preserve">, test it, and then deploy it. A</w:t>
+      </w:r>
+      <w:r>
+        <w:t xml:space="preserve"> </w:t>
+      </w:r>
+      <w:r>
+        <w:t xml:space="preserve">plugin declares its MCP server in its manifest. This trimmed, fictional example follows the format</w:t>
+      </w:r>
+      <w:r>
+        <w:t xml:space="preserve"> </w:t>
+      </w:r>
+      <w:r>
+        <w:t xml:space="preserve">in Microsoft's documentation:</w:t>
       </w:r>
     </w:p>
     <w:p>
       <w:pPr>
-        <w:pStyle w:val="FirstParagraph"/>
-      </w:pPr>
-      <w:r>
-        <w:t xml:space="preserve">Organizations can package </w:t>
-      </w:r>
-      <w:r>
-        <w:rPr>
-          <w:b/>
-          <w:bCs/>
-        </w:rPr>
-        <w:t>their own HR skills and an MCP server for their HR system</w:t>
-      </w:r>
-      <w:r>
-        <w:t xml:space="preserve"> into a custom plugin, upload it in </w:t>
-      </w:r>
-      <w:r>
-        <w:rPr>
-          <w:b/>
-          <w:bCs/>
-        </w:rPr>
-        <w:t>Customize → Plugins → Upload plugin</w:t>
-      </w:r>
-      <w:r>
-        <w:t>, test it, and then deploy it. A plugin declares its MCP server in its manifest. This trimmed, fictional example follows the format in Microsoft's documentation:</w:t>
+        <w:pStyle w:val="SourceCode"/>
+      </w:pPr>
+      <w:r>
+        <w:rPr>
+          <w:rStyle w:val="StringTok"/>
+        </w:rPr>
+        <w:t xml:space="preserve">"agentSkills"</w:t>
+      </w:r>
+      <w:r>
+        <w:rPr>
+          <w:rStyle w:val="ErrorTok"/>
+        </w:rPr>
+        <w:t xml:space="preserve">:</w:t>
+      </w:r>
+      <w:r>
+        <w:rPr>
+          <w:rStyle w:val="NormalTok"/>
+        </w:rPr>
+        <w:t xml:space="preserve"> </w:t>
+      </w:r>
+      <w:r>
+        <w:rPr>
+          <w:rStyle w:val="OtherTok"/>
+        </w:rPr>
+        <w:t xml:space="preserve">[</w:t>
+      </w:r>
+      <w:r>
+        <w:rPr>
+          <w:rStyle w:val="NormalTok"/>
+        </w:rPr>
+        <w:t xml:space="preserve"> </w:t>
+      </w:r>
+      <w:r>
+        <w:rPr>
+          <w:rStyle w:val="FunctionTok"/>
+        </w:rPr>
+        <w:t xml:space="preserve">{</w:t>
+      </w:r>
+      <w:r>
+        <w:rPr>
+          <w:rStyle w:val="NormalTok"/>
+        </w:rPr>
+        <w:t xml:space="preserve"> </w:t>
+      </w:r>
+      <w:r>
+        <w:rPr>
+          <w:rStyle w:val="DataTypeTok"/>
+        </w:rPr>
+        <w:t xml:space="preserve">"folder"</w:t>
+      </w:r>
+      <w:r>
+        <w:rPr>
+          <w:rStyle w:val="FunctionTok"/>
+        </w:rPr>
+        <w:t xml:space="preserve">:</w:t>
+      </w:r>
+      <w:r>
+        <w:rPr>
+          <w:rStyle w:val="NormalTok"/>
+        </w:rPr>
+        <w:t xml:space="preserve"> </w:t>
+      </w:r>
+      <w:r>
+        <w:rPr>
+          <w:rStyle w:val="StringTok"/>
+        </w:rPr>
+        <w:t xml:space="preserve">"./skills/hr-policy-answer"</w:t>
+      </w:r>
+      <w:r>
+        <w:rPr>
+          <w:rStyle w:val="NormalTok"/>
+        </w:rPr>
+        <w:t xml:space="preserve"> </w:t>
+      </w:r>
+      <w:r>
+        <w:rPr>
+          <w:rStyle w:val="FunctionTok"/>
+        </w:rPr>
+        <w:t xml:space="preserve">}</w:t>
+      </w:r>
+      <w:r>
+        <w:rPr>
+          <w:rStyle w:val="NormalTok"/>
+        </w:rPr>
+        <w:t xml:space="preserve"> </w:t>
+      </w:r>
+      <w:r>
+        <w:rPr>
+          <w:rStyle w:val="OtherTok"/>
+        </w:rPr>
+        <w:t xml:space="preserve">]</w:t>
+      </w:r>
+      <w:r>
+        <w:rPr>
+          <w:rStyle w:val="ErrorTok"/>
+        </w:rPr>
+        <w:t xml:space="preserve">,</w:t>
+      </w:r>
+      <w:r>
+        <w:br/>
+      </w:r>
+      <w:r>
+        <w:rPr>
+          <w:rStyle w:val="StringTok"/>
+        </w:rPr>
+        <w:t xml:space="preserve">"agentConnectors"</w:t>
+      </w:r>
+      <w:r>
+        <w:rPr>
+          <w:rStyle w:val="ErrorTok"/>
+        </w:rPr>
+        <w:t xml:space="preserve">:</w:t>
+      </w:r>
+      <w:r>
+        <w:rPr>
+          <w:rStyle w:val="NormalTok"/>
+        </w:rPr>
+        <w:t xml:space="preserve"> </w:t>
+      </w:r>
+      <w:r>
+        <w:rPr>
+          <w:rStyle w:val="OtherTok"/>
+        </w:rPr>
+        <w:t xml:space="preserve">[</w:t>
+      </w:r>
+      <w:r>
+        <w:br/>
+      </w:r>
+      <w:r>
+        <w:rPr>
+          <w:rStyle w:val="NormalTok"/>
+        </w:rPr>
+        <w:t xml:space="preserve">  </w:t>
+      </w:r>
+      <w:r>
+        <w:rPr>
+          <w:rStyle w:val="FunctionTok"/>
+        </w:rPr>
+        <w:t xml:space="preserve">{</w:t>
+      </w:r>
+      <w:r>
+        <w:br/>
+      </w:r>
+      <w:r>
+        <w:rPr>
+          <w:rStyle w:val="NormalTok"/>
+        </w:rPr>
+        <w:t xml:space="preserve">    </w:t>
+      </w:r>
+      <w:r>
+        <w:rPr>
+          <w:rStyle w:val="DataTypeTok"/>
+        </w:rPr>
+        <w:t xml:space="preserve">"id"</w:t>
+      </w:r>
+      <w:r>
+        <w:rPr>
+          <w:rStyle w:val="FunctionTok"/>
+        </w:rPr>
+        <w:t xml:space="preserve">:</w:t>
+      </w:r>
+      <w:r>
+        <w:rPr>
+          <w:rStyle w:val="NormalTok"/>
+        </w:rPr>
+        <w:t xml:space="preserve"> </w:t>
+      </w:r>
+      <w:r>
+        <w:rPr>
+          <w:rStyle w:val="StringTok"/>
+        </w:rPr>
+        <w:t xml:space="preserve">"zava-hris"</w:t>
+      </w:r>
+      <w:r>
+        <w:rPr>
+          <w:rStyle w:val="FunctionTok"/>
+        </w:rPr>
+        <w:t xml:space="preserve">,</w:t>
+      </w:r>
+      <w:r>
+        <w:br/>
+      </w:r>
+      <w:r>
+        <w:rPr>
+          <w:rStyle w:val="NormalTok"/>
+        </w:rPr>
+        <w:t xml:space="preserve">    </w:t>
+      </w:r>
+      <w:r>
+        <w:rPr>
+          <w:rStyle w:val="DataTypeTok"/>
+        </w:rPr>
+        <w:t xml:space="preserve">"displayName"</w:t>
+      </w:r>
+      <w:r>
+        <w:rPr>
+          <w:rStyle w:val="FunctionTok"/>
+        </w:rPr>
+        <w:t xml:space="preserve">:</w:t>
+      </w:r>
+      <w:r>
+        <w:rPr>
+          <w:rStyle w:val="NormalTok"/>
+        </w:rPr>
+        <w:t xml:space="preserve"> </w:t>
+      </w:r>
+      <w:r>
+        <w:rPr>
+          <w:rStyle w:val="StringTok"/>
+        </w:rPr>
+        <w:t xml:space="preserve">"Zava HR System"</w:t>
+      </w:r>
+      <w:r>
+        <w:rPr>
+          <w:rStyle w:val="FunctionTok"/>
+        </w:rPr>
+        <w:t xml:space="preserve">,</w:t>
+      </w:r>
+      <w:r>
+        <w:br/>
+      </w:r>
+      <w:r>
+        <w:rPr>
+          <w:rStyle w:val="NormalTok"/>
+        </w:rPr>
+        <w:t xml:space="preserve">    </w:t>
+      </w:r>
+      <w:r>
+        <w:rPr>
+          <w:rStyle w:val="DataTypeTok"/>
+        </w:rPr>
+        <w:t xml:space="preserve">"description"</w:t>
+      </w:r>
+      <w:r>
+        <w:rPr>
+          <w:rStyle w:val="FunctionTok"/>
+        </w:rPr>
+        <w:t xml:space="preserve">:</w:t>
+      </w:r>
+      <w:r>
+        <w:rPr>
+          <w:rStyle w:val="NormalTok"/>
+        </w:rPr>
+        <w:t xml:space="preserve"> </w:t>
+      </w:r>
+      <w:r>
+        <w:rPr>
+          <w:rStyle w:val="StringTok"/>
+        </w:rPr>
+        <w:t xml:space="preserve">"Remote MCP server for Zava employee, leave, and benefits data"</w:t>
+      </w:r>
+      <w:r>
+        <w:rPr>
+          <w:rStyle w:val="FunctionTok"/>
+        </w:rPr>
+        <w:t xml:space="preserve">,</w:t>
+      </w:r>
+      <w:r>
+        <w:br/>
+      </w:r>
+      <w:r>
+        <w:rPr>
+          <w:rStyle w:val="NormalTok"/>
+        </w:rPr>
+        <w:t xml:space="preserve">    </w:t>
+      </w:r>
+      <w:r>
+        <w:rPr>
+          <w:rStyle w:val="DataTypeTok"/>
+        </w:rPr>
+        <w:t xml:space="preserve">"toolSource"</w:t>
+      </w:r>
+      <w:r>
+        <w:rPr>
+          <w:rStyle w:val="FunctionTok"/>
+        </w:rPr>
+        <w:t xml:space="preserve">:</w:t>
+      </w:r>
+      <w:r>
+        <w:rPr>
+          <w:rStyle w:val="NormalTok"/>
+        </w:rPr>
+        <w:t xml:space="preserve"> </w:t>
+      </w:r>
+      <w:r>
+        <w:rPr>
+          <w:rStyle w:val="FunctionTok"/>
+        </w:rPr>
+        <w:t xml:space="preserve">{</w:t>
+      </w:r>
+      <w:r>
+        <w:br/>
+      </w:r>
+      <w:r>
+        <w:rPr>
+          <w:rStyle w:val="NormalTok"/>
+        </w:rPr>
+        <w:t xml:space="preserve">      </w:t>
+      </w:r>
+      <w:r>
+        <w:rPr>
+          <w:rStyle w:val="DataTypeTok"/>
+        </w:rPr>
+        <w:t xml:space="preserve">"remoteMcpServer"</w:t>
+      </w:r>
+      <w:r>
+        <w:rPr>
+          <w:rStyle w:val="FunctionTok"/>
+        </w:rPr>
+        <w:t xml:space="preserve">:</w:t>
+      </w:r>
+      <w:r>
+        <w:rPr>
+          <w:rStyle w:val="NormalTok"/>
+        </w:rPr>
+        <w:t xml:space="preserve"> </w:t>
+      </w:r>
+      <w:r>
+        <w:rPr>
+          <w:rStyle w:val="FunctionTok"/>
+        </w:rPr>
+        <w:t xml:space="preserve">{</w:t>
+      </w:r>
+      <w:r>
+        <w:br/>
+      </w:r>
+      <w:r>
+        <w:rPr>
+          <w:rStyle w:val="NormalTok"/>
+        </w:rPr>
+        <w:t xml:space="preserve">        </w:t>
+      </w:r>
+      <w:r>
+        <w:rPr>
+          <w:rStyle w:val="DataTypeTok"/>
+        </w:rPr>
+        <w:t xml:space="preserve">"mcpServerUrl"</w:t>
+      </w:r>
+      <w:r>
+        <w:rPr>
+          <w:rStyle w:val="FunctionTok"/>
+        </w:rPr>
+        <w:t xml:space="preserve">:</w:t>
+      </w:r>
+      <w:r>
+        <w:rPr>
+          <w:rStyle w:val="NormalTok"/>
+        </w:rPr>
+        <w:t xml:space="preserve"> </w:t>
+      </w:r>
+      <w:r>
+        <w:rPr>
+          <w:rStyle w:val="StringTok"/>
+        </w:rPr>
+        <w:t xml:space="preserve">"https://hris.zava.example/mcp"</w:t>
+      </w:r>
+      <w:r>
+        <w:rPr>
+          <w:rStyle w:val="FunctionTok"/>
+        </w:rPr>
+        <w:t xml:space="preserve">,</w:t>
+      </w:r>
+      <w:r>
+        <w:br/>
+      </w:r>
+      <w:r>
+        <w:rPr>
+          <w:rStyle w:val="NormalTok"/>
+        </w:rPr>
+        <w:t xml:space="preserve">        </w:t>
+      </w:r>
+      <w:r>
+        <w:rPr>
+          <w:rStyle w:val="DataTypeTok"/>
+        </w:rPr>
+        <w:t xml:space="preserve">"authorization"</w:t>
+      </w:r>
+      <w:r>
+        <w:rPr>
+          <w:rStyle w:val="FunctionTok"/>
+        </w:rPr>
+        <w:t xml:space="preserve">:</w:t>
+      </w:r>
+      <w:r>
+        <w:rPr>
+          <w:rStyle w:val="NormalTok"/>
+        </w:rPr>
+        <w:t xml:space="preserve"> </w:t>
+      </w:r>
+      <w:r>
+        <w:rPr>
+          <w:rStyle w:val="FunctionTok"/>
+        </w:rPr>
+        <w:t xml:space="preserve">{</w:t>
+      </w:r>
+      <w:r>
+        <w:rPr>
+          <w:rStyle w:val="NormalTok"/>
+        </w:rPr>
+        <w:t xml:space="preserve"> </w:t>
+      </w:r>
+      <w:r>
+        <w:rPr>
+          <w:rStyle w:val="DataTypeTok"/>
+        </w:rPr>
+        <w:t xml:space="preserve">"type"</w:t>
+      </w:r>
+      <w:r>
+        <w:rPr>
+          <w:rStyle w:val="FunctionTok"/>
+        </w:rPr>
+        <w:t xml:space="preserve">:</w:t>
+      </w:r>
+      <w:r>
+        <w:rPr>
+          <w:rStyle w:val="NormalTok"/>
+        </w:rPr>
+        <w:t xml:space="preserve"> </w:t>
+      </w:r>
+      <w:r>
+        <w:rPr>
+          <w:rStyle w:val="StringTok"/>
+        </w:rPr>
+        <w:t xml:space="preserve">"OAuthPluginVault"</w:t>
+      </w:r>
+      <w:r>
+        <w:rPr>
+          <w:rStyle w:val="FunctionTok"/>
+        </w:rPr>
+        <w:t xml:space="preserve">,</w:t>
+      </w:r>
+      <w:r>
+        <w:rPr>
+          <w:rStyle w:val="NormalTok"/>
+        </w:rPr>
+        <w:t xml:space="preserve"> </w:t>
+      </w:r>
+      <w:r>
+        <w:rPr>
+          <w:rStyle w:val="DataTypeTok"/>
+        </w:rPr>
+        <w:t xml:space="preserve">"referenceId"</w:t>
+      </w:r>
+      <w:r>
+        <w:rPr>
+          <w:rStyle w:val="FunctionTok"/>
+        </w:rPr>
+        <w:t xml:space="preserve">:</w:t>
+      </w:r>
+      <w:r>
+        <w:rPr>
+          <w:rStyle w:val="NormalTok"/>
+        </w:rPr>
+        <w:t xml:space="preserve"> </w:t>
+      </w:r>
+      <w:r>
+        <w:rPr>
+          <w:rStyle w:val="StringTok"/>
+        </w:rPr>
+        <w:t xml:space="preserve">"&lt;from Teams Dev Center&gt;"</w:t>
+      </w:r>
+      <w:r>
+        <w:rPr>
+          <w:rStyle w:val="NormalTok"/>
+        </w:rPr>
+        <w:t xml:space="preserve"> </w:t>
+      </w:r>
+      <w:r>
+        <w:rPr>
+          <w:rStyle w:val="FunctionTok"/>
+        </w:rPr>
+        <w:t xml:space="preserve">}</w:t>
+      </w:r>
+      <w:r>
+        <w:br/>
+      </w:r>
+      <w:r>
+        <w:rPr>
+          <w:rStyle w:val="NormalTok"/>
+        </w:rPr>
+        <w:t xml:space="preserve">      </w:t>
+      </w:r>
+      <w:r>
+        <w:rPr>
+          <w:rStyle w:val="FunctionTok"/>
+        </w:rPr>
+        <w:t xml:space="preserve">}</w:t>
+      </w:r>
+      <w:r>
+        <w:br/>
+      </w:r>
+      <w:r>
+        <w:rPr>
+          <w:rStyle w:val="NormalTok"/>
+        </w:rPr>
+        <w:t xml:space="preserve">    </w:t>
+      </w:r>
+      <w:r>
+        <w:rPr>
+          <w:rStyle w:val="FunctionTok"/>
+        </w:rPr>
+        <w:t xml:space="preserve">}</w:t>
+      </w:r>
+      <w:r>
+        <w:br/>
+      </w:r>
+      <w:r>
+        <w:rPr>
+          <w:rStyle w:val="NormalTok"/>
+        </w:rPr>
+        <w:t xml:space="preserve">  </w:t>
+      </w:r>
+      <w:r>
+        <w:rPr>
+          <w:rStyle w:val="FunctionTok"/>
+        </w:rPr>
+        <w:t xml:space="preserve">}</w:t>
+      </w:r>
+      <w:r>
+        <w:br/>
+      </w:r>
+      <w:r>
+        <w:rPr>
+          <w:rStyle w:val="OtherTok"/>
+        </w:rPr>
+        <w:t xml:space="preserve">]</w:t>
       </w:r>
     </w:p>
     <w:p>
       <w:pPr>
-        <w:pStyle w:val="SourceCode"/>
-      </w:pPr>
-      <w:r>
-        <w:rPr>
-          <w:rStyle w:val="StringTok"/>
-        </w:rPr>
-        <w:t>"agentSkills"</w:t>
-      </w:r>
-      <w:r>
-        <w:rPr>
-          <w:rStyle w:val="ErrorTok"/>
-        </w:rPr>
-        <w:t>:</w:t>
-      </w:r>
-      <w:r>
-        <w:rPr>
-          <w:rStyle w:val="NormalTok"/>
-        </w:rPr>
-        <w:t xml:space="preserve"> </w:t>
-      </w:r>
-      <w:r>
-        <w:rPr>
-          <w:rStyle w:val="OtherTok"/>
-        </w:rPr>
-        <w:t>[</w:t>
-      </w:r>
-      <w:r>
-        <w:rPr>
-          <w:rStyle w:val="NormalTok"/>
-        </w:rPr>
-        <w:t xml:space="preserve"> </w:t>
-      </w:r>
-      <w:r>
-        <w:rPr>
-          <w:rStyle w:val="FunctionTok"/>
-        </w:rPr>
-        <w:t>{</w:t>
-      </w:r>
-      <w:r>
-        <w:rPr>
-          <w:rStyle w:val="NormalTok"/>
-        </w:rPr>
-        <w:t xml:space="preserve"> </w:t>
-      </w:r>
-      <w:r>
-        <w:rPr>
-          <w:rStyle w:val="DataTypeTok"/>
-        </w:rPr>
-        <w:t>"folder"</w:t>
-      </w:r>
-      <w:r>
-        <w:rPr>
-          <w:rStyle w:val="FunctionTok"/>
-        </w:rPr>
-        <w:t>:</w:t>
-      </w:r>
-      <w:r>
-        <w:rPr>
-          <w:rStyle w:val="NormalTok"/>
-        </w:rPr>
-        <w:t xml:space="preserve"> </w:t>
-      </w:r>
-      <w:r>
-        <w:rPr>
-          <w:rStyle w:val="StringTok"/>
-        </w:rPr>
-        <w:t>"./skills/hr-policy-answer"</w:t>
-      </w:r>
-      <w:r>
-        <w:rPr>
-          <w:rStyle w:val="NormalTok"/>
-        </w:rPr>
-        <w:t xml:space="preserve"> </w:t>
-      </w:r>
-      <w:r>
-        <w:rPr>
-          <w:rStyle w:val="FunctionTok"/>
-        </w:rPr>
-        <w:t>}</w:t>
-      </w:r>
-      <w:r>
-        <w:rPr>
-          <w:rStyle w:val="NormalTok"/>
-        </w:rPr>
-        <w:t xml:space="preserve"> </w:t>
-      </w:r>
-      <w:r>
-        <w:rPr>
-          <w:rStyle w:val="OtherTok"/>
-        </w:rPr>
-        <w:t>]</w:t>
-      </w:r>
-      <w:r>
-        <w:rPr>
-          <w:rStyle w:val="ErrorTok"/>
-        </w:rPr>
-        <w:t>,</w:t>
-      </w:r>
-      <w:r>
-        <w:br/>
-      </w:r>
-      <w:r>
-        <w:rPr>
-          <w:rStyle w:val="StringTok"/>
-        </w:rPr>
-        <w:t>"agentConnectors"</w:t>
-      </w:r>
-      <w:r>
-        <w:rPr>
-          <w:rStyle w:val="ErrorTok"/>
-        </w:rPr>
-        <w:t>:</w:t>
-      </w:r>
-      <w:r>
-        <w:rPr>
-          <w:rStyle w:val="NormalTok"/>
-        </w:rPr>
-        <w:t xml:space="preserve"> </w:t>
-      </w:r>
-      <w:r>
-        <w:rPr>
-          <w:rStyle w:val="OtherTok"/>
-        </w:rPr>
-        <w:t>[</w:t>
-      </w:r>
-      <w:r>
-        <w:br/>
-      </w:r>
-      <w:r>
-        <w:rPr>
-          <w:rStyle w:val="NormalTok"/>
-        </w:rPr>
-        <w:t xml:space="preserve">  </w:t>
-      </w:r>
-      <w:r>
-        <w:rPr>
-          <w:rStyle w:val="FunctionTok"/>
-        </w:rPr>
-        <w:t>{</w:t>
-      </w:r>
-      <w:r>
-        <w:br/>
-      </w:r>
-      <w:r>
-        <w:rPr>
-          <w:rStyle w:val="NormalTok"/>
-        </w:rPr>
-        <w:t xml:space="preserve">    </w:t>
-      </w:r>
-      <w:r>
-        <w:rPr>
-          <w:rStyle w:val="DataTypeTok"/>
-        </w:rPr>
-        <w:t>"id"</w:t>
-      </w:r>
-      <w:r>
-        <w:rPr>
-          <w:rStyle w:val="FunctionTok"/>
-        </w:rPr>
-        <w:t>:</w:t>
-      </w:r>
-      <w:r>
-        <w:rPr>
-          <w:rStyle w:val="NormalTok"/>
-        </w:rPr>
-        <w:t xml:space="preserve"> </w:t>
-      </w:r>
-      <w:r>
-        <w:rPr>
-          <w:rStyle w:val="StringTok"/>
-        </w:rPr>
-        <w:t>"zava-hris"</w:t>
-      </w:r>
-      <w:r>
-        <w:rPr>
-          <w:rStyle w:val="FunctionTok"/>
-        </w:rPr>
-        <w:t>,</w:t>
-      </w:r>
-      <w:r>
-        <w:br/>
-      </w:r>
-      <w:r>
-        <w:rPr>
-          <w:rStyle w:val="NormalTok"/>
-        </w:rPr>
-        <w:t xml:space="preserve">    </w:t>
-      </w:r>
-      <w:r>
-        <w:rPr>
-          <w:rStyle w:val="DataTypeTok"/>
-        </w:rPr>
-        <w:t>"displayName"</w:t>
-      </w:r>
-      <w:r>
-        <w:rPr>
-          <w:rStyle w:val="FunctionTok"/>
-        </w:rPr>
-        <w:t>:</w:t>
-      </w:r>
-      <w:r>
-        <w:rPr>
-          <w:rStyle w:val="NormalTok"/>
-        </w:rPr>
-        <w:t xml:space="preserve"> </w:t>
-      </w:r>
-      <w:r>
-        <w:rPr>
-          <w:rStyle w:val="StringTok"/>
-        </w:rPr>
-        <w:t>"Zava HR System"</w:t>
-      </w:r>
-      <w:r>
-        <w:rPr>
-          <w:rStyle w:val="FunctionTok"/>
-        </w:rPr>
-        <w:t>,</w:t>
-      </w:r>
-      <w:r>
-        <w:br/>
-      </w:r>
-      <w:r>
-        <w:rPr>
-          <w:rStyle w:val="NormalTok"/>
-        </w:rPr>
-        <w:t xml:space="preserve">    </w:t>
-      </w:r>
-      <w:r>
-        <w:rPr>
-          <w:rStyle w:val="DataTypeTok"/>
-        </w:rPr>
-        <w:t>"description"</w:t>
-      </w:r>
-      <w:r>
-        <w:rPr>
-          <w:rStyle w:val="FunctionTok"/>
-        </w:rPr>
-        <w:t>:</w:t>
-      </w:r>
-      <w:r>
-        <w:rPr>
-          <w:rStyle w:val="NormalTok"/>
-        </w:rPr>
-        <w:t xml:space="preserve"> </w:t>
-      </w:r>
-      <w:r>
-        <w:rPr>
-          <w:rStyle w:val="StringTok"/>
-        </w:rPr>
-        <w:t>"Remote MCP server for Zava employee, leave, and benefits data"</w:t>
-      </w:r>
-      <w:r>
-        <w:rPr>
-          <w:rStyle w:val="FunctionTok"/>
-        </w:rPr>
-        <w:t>,</w:t>
-      </w:r>
-      <w:r>
-        <w:br/>
-      </w:r>
-      <w:r>
-        <w:rPr>
-          <w:rStyle w:val="NormalTok"/>
-        </w:rPr>
-        <w:t xml:space="preserve">    </w:t>
-      </w:r>
-      <w:r>
-        <w:rPr>
-          <w:rStyle w:val="DataTypeTok"/>
-        </w:rPr>
-        <w:t>"toolSource"</w:t>
-      </w:r>
-      <w:r>
-        <w:rPr>
-          <w:rStyle w:val="FunctionTok"/>
-        </w:rPr>
-        <w:t>:</w:t>
-      </w:r>
-      <w:r>
-        <w:rPr>
-          <w:rStyle w:val="NormalTok"/>
-        </w:rPr>
-        <w:t xml:space="preserve"> </w:t>
-      </w:r>
-      <w:r>
-        <w:rPr>
-          <w:rStyle w:val="FunctionTok"/>
-        </w:rPr>
-        <w:t>{</w:t>
-      </w:r>
-      <w:r>
-        <w:br/>
-      </w:r>
-      <w:r>
-        <w:rPr>
-          <w:rStyle w:val="NormalTok"/>
-        </w:rPr>
-        <w:t xml:space="preserve">      </w:t>
-      </w:r>
-      <w:r>
-        <w:rPr>
-          <w:rStyle w:val="DataTypeTok"/>
-        </w:rPr>
-        <w:t>"remoteMcpServer"</w:t>
-      </w:r>
-      <w:r>
-        <w:rPr>
-          <w:rStyle w:val="FunctionTok"/>
-        </w:rPr>
-        <w:t>:</w:t>
-      </w:r>
-      <w:r>
-        <w:rPr>
-          <w:rStyle w:val="NormalTok"/>
-        </w:rPr>
-        <w:t xml:space="preserve"> </w:t>
-      </w:r>
-      <w:r>
-        <w:rPr>
-          <w:rStyle w:val="FunctionTok"/>
-        </w:rPr>
-        <w:t>{</w:t>
-      </w:r>
-      <w:r>
-        <w:br/>
-      </w:r>
-      <w:r>
-        <w:rPr>
-          <w:rStyle w:val="NormalTok"/>
-        </w:rPr>
-        <w:t xml:space="preserve">        </w:t>
-      </w:r>
-      <w:r>
-        <w:rPr>
-          <w:rStyle w:val="DataTypeTok"/>
-        </w:rPr>
-        <w:t>"mcpServerUrl"</w:t>
-      </w:r>
-      <w:r>
-        <w:rPr>
-          <w:rStyle w:val="FunctionTok"/>
-        </w:rPr>
-        <w:t>:</w:t>
-      </w:r>
-      <w:r>
-        <w:rPr>
-          <w:rStyle w:val="NormalTok"/>
-        </w:rPr>
-        <w:t xml:space="preserve"> </w:t>
-      </w:r>
-      <w:r>
-        <w:rPr>
-          <w:rStyle w:val="StringTok"/>
-        </w:rPr>
-        <w:t>"https://hris.zava.example/mcp"</w:t>
-      </w:r>
-      <w:r>
-        <w:rPr>
-          <w:rStyle w:val="FunctionTok"/>
-        </w:rPr>
-        <w:t>,</w:t>
-      </w:r>
-      <w:r>
-        <w:br/>
-      </w:r>
-      <w:r>
-        <w:rPr>
-          <w:rStyle w:val="NormalTok"/>
-        </w:rPr>
-        <w:t xml:space="preserve">        </w:t>
-      </w:r>
-      <w:r>
-        <w:rPr>
-          <w:rStyle w:val="DataTypeTok"/>
-        </w:rPr>
-        <w:t>"authorization"</w:t>
-      </w:r>
-      <w:r>
-        <w:rPr>
-          <w:rStyle w:val="FunctionTok"/>
-        </w:rPr>
-        <w:t>:</w:t>
-      </w:r>
-      <w:r>
-        <w:rPr>
-          <w:rStyle w:val="NormalTok"/>
-        </w:rPr>
-        <w:t xml:space="preserve"> </w:t>
-      </w:r>
-      <w:r>
-        <w:rPr>
-          <w:rStyle w:val="FunctionTok"/>
-        </w:rPr>
-        <w:t>{</w:t>
-      </w:r>
-      <w:r>
-        <w:rPr>
-          <w:rStyle w:val="NormalTok"/>
-        </w:rPr>
-        <w:t xml:space="preserve"> </w:t>
-      </w:r>
-      <w:r>
-        <w:rPr>
-          <w:rStyle w:val="DataTypeTok"/>
-        </w:rPr>
-        <w:t>"type"</w:t>
-      </w:r>
-      <w:r>
-        <w:rPr>
-          <w:rStyle w:val="FunctionTok"/>
-        </w:rPr>
-        <w:t>:</w:t>
-      </w:r>
-      <w:r>
-        <w:rPr>
-          <w:rStyle w:val="NormalTok"/>
-        </w:rPr>
-        <w:t xml:space="preserve"> </w:t>
-      </w:r>
-      <w:r>
-        <w:rPr>
-          <w:rStyle w:val="StringTok"/>
-        </w:rPr>
-        <w:t>"OAuthPluginVault"</w:t>
-      </w:r>
-      <w:r>
-        <w:rPr>
-          <w:rStyle w:val="FunctionTok"/>
-        </w:rPr>
-        <w:t>,</w:t>
-      </w:r>
-      <w:r>
-        <w:rPr>
-          <w:rStyle w:val="NormalTok"/>
-        </w:rPr>
-        <w:t xml:space="preserve"> </w:t>
-      </w:r>
-      <w:r>
-        <w:rPr>
-          <w:rStyle w:val="DataTypeTok"/>
-        </w:rPr>
-        <w:t>"referenceId"</w:t>
-      </w:r>
-      <w:r>
-        <w:rPr>
-          <w:rStyle w:val="FunctionTok"/>
-        </w:rPr>
-        <w:t>:</w:t>
-      </w:r>
-      <w:r>
-        <w:rPr>
-          <w:rStyle w:val="NormalTok"/>
-        </w:rPr>
-        <w:t xml:space="preserve"> </w:t>
-      </w:r>
-      <w:r>
-        <w:rPr>
-          <w:rStyle w:val="StringTok"/>
-        </w:rPr>
-        <w:t>"&lt;from Teams Dev Center&gt;"</w:t>
-      </w:r>
-      <w:r>
-        <w:rPr>
-          <w:rStyle w:val="NormalTok"/>
-        </w:rPr>
-        <w:t xml:space="preserve"> </w:t>
-      </w:r>
-      <w:r>
-        <w:rPr>
-          <w:rStyle w:val="FunctionTok"/>
-        </w:rPr>
-        <w:t>}</w:t>
-      </w:r>
-      <w:r>
-        <w:br/>
-      </w:r>
-      <w:r>
-        <w:rPr>
-          <w:rStyle w:val="NormalTok"/>
-        </w:rPr>
-        <w:t xml:space="preserve">      </w:t>
-      </w:r>
-      <w:r>
-        <w:rPr>
-          <w:rStyle w:val="FunctionTok"/>
-        </w:rPr>
-        <w:t>}</w:t>
-      </w:r>
-      <w:r>
-        <w:br/>
-      </w:r>
-      <w:r>
-        <w:rPr>
-          <w:rStyle w:val="NormalTok"/>
-        </w:rPr>
-        <w:t xml:space="preserve">    </w:t>
-      </w:r>
-      <w:r>
-        <w:rPr>
-          <w:rStyle w:val="FunctionTok"/>
-        </w:rPr>
-        <w:t>}</w:t>
-      </w:r>
-      <w:r>
-        <w:br/>
-      </w:r>
-      <w:r>
-        <w:rPr>
-          <w:rStyle w:val="NormalTok"/>
-        </w:rPr>
-        <w:t xml:space="preserve">  </w:t>
-      </w:r>
-      <w:r>
-        <w:rPr>
-          <w:rStyle w:val="FunctionTok"/>
-        </w:rPr>
-        <w:t>}</w:t>
-      </w:r>
-      <w:r>
-        <w:br/>
-      </w:r>
-      <w:r>
-        <w:rPr>
-          <w:rStyle w:val="OtherTok"/>
-        </w:rPr>
-        <w:t>]</w:t>
-      </w:r>
-    </w:p>
-    <w:p>
-      <w:pPr>
         <w:pStyle w:val="FirstParagraph"/>
       </w:pPr>
       <w:r>
-        <w:t xml:space="preserve">The </w:t>
+        <w:t xml:space="preserve">The</w:t>
+      </w:r>
+      <w:r>
+        <w:t xml:space="preserve"> </w:t>
       </w:r>
       <w:r>
         <w:rPr>
           <w:rStyle w:val="VerbatimChar"/>
         </w:rPr>
-        <w:t>hr-policy-answer</w:t>
-      </w:r>
-      <w:r>
-        <w:t xml:space="preserve"> skill you built in </w:t>
-      </w:r>
-      <w:r>
-        <w:rPr>
-          <w:b/>
-          <w:bCs/>
-        </w:rPr>
-        <w:t>Exercise 4</w:t>
-      </w:r>
-      <w:r>
-        <w:t xml:space="preserve"> could ship inside a plugin like this, so the whole HR team gets the skill </w:t>
-      </w:r>
-      <w:r>
-        <w:rPr>
-          <w:b/>
-          <w:bCs/>
-        </w:rPr>
-        <w:t>and</w:t>
-      </w:r>
-      <w:r>
-        <w:t xml:space="preserve"> live HR data together. Details: </w:t>
-      </w:r>
-      <w:hyperlink r:id="rId11">
+        <w:t xml:space="preserve">hr-policy-answer</w:t>
+      </w:r>
+      <w:r>
+        <w:t xml:space="preserve"> </w:t>
+      </w:r>
+      <w:r>
+        <w:t xml:space="preserve">skill you built in</w:t>
+      </w:r>
+      <w:r>
+        <w:t xml:space="preserve"> </w:t>
+      </w:r>
+      <w:r>
+        <w:rPr>
+          <w:b/>
+          <w:bCs/>
+        </w:rPr>
+        <w:t xml:space="preserve">Exercise 3</w:t>
+      </w:r>
+      <w:r>
+        <w:t xml:space="preserve"> </w:t>
+      </w:r>
+      <w:r>
+        <w:t xml:space="preserve">could ship inside a plugin like this, so the</w:t>
+      </w:r>
+      <w:r>
+        <w:t xml:space="preserve"> </w:t>
+      </w:r>
+      <w:r>
+        <w:t xml:space="preserve">whole HR team gets the skill</w:t>
+      </w:r>
+      <w:r>
+        <w:t xml:space="preserve"> </w:t>
+      </w:r>
+      <w:r>
+        <w:rPr>
+          <w:b/>
+          <w:bCs/>
+        </w:rPr>
+        <w:t xml:space="preserve">and</w:t>
+      </w:r>
+      <w:r>
+        <w:t xml:space="preserve"> </w:t>
+      </w:r>
+      <w:r>
+        <w:t xml:space="preserve">live HR data together. Details:</w:t>
+      </w:r>
+      <w:r>
+        <w:t xml:space="preserve"> </w:t>
+      </w:r>
+      <w:hyperlink r:id="rId19">
         <w:r>
           <w:rPr>
             <w:rStyle w:val="Hyperlink"/>
           </w:rPr>
-          <w:t>Build plugins for Cowork</w:t>
+          <w:t xml:space="preserve">Build plugins for Cowork</w:t>
         </w:r>
       </w:hyperlink>
       <w:r>
-        <w:t>.</w:t>
+        <w:t xml:space="preserve">.</w:t>
       </w:r>
     </w:p>
+    <w:bookmarkEnd w:id="20"/>
+    <w:bookmarkStart w:id="21" w:name="benefits-for-hr"/>
     <w:p>
       <w:pPr>
         <w:pStyle w:val="Heading2"/>
       </w:pPr>
-      <w:bookmarkStart w:id="6" w:name="benefits-for-hr"/>
-      <w:bookmarkEnd w:id="5"/>
-      <w:r>
-        <w:t>Benefits for HR</w:t>
+      <w:r>
+        <w:t xml:space="preserve">Benefits for HR</w:t>
       </w:r>
     </w:p>
     <w:p>
@@ -1984,7 +2339,7 @@
         <w:pStyle w:val="Compact"/>
         <w:numPr>
           <w:ilvl w:val="0"/>
-          <w:numId w:val="5"/>
+          <w:numId w:val="1004"/>
         </w:numPr>
       </w:pPr>
       <w:r>
@@ -1992,13 +2347,19 @@
           <w:b/>
           <w:bCs/>
         </w:rPr>
-        <w:t>One task across HR systems and Microsoft 365.</w:t>
-      </w:r>
-      <w:r>
-        <w:t xml:space="preserve"> </w:t>
-      </w:r>
-      <w:r>
-        <w:t>Combine payroll, recruiting, scheduling, or HRIS data with your email, calendar, and files in a single request.</w:t>
+        <w:t xml:space="preserve">One task across HR systems and Microsoft 365.</w:t>
+      </w:r>
+      <w:r>
+        <w:t xml:space="preserve"> </w:t>
+      </w:r>
+      <w:r>
+        <w:t xml:space="preserve">Combine payroll, recruiting, scheduling, or HRIS</w:t>
+      </w:r>
+      <w:r>
+        <w:t xml:space="preserve"> </w:t>
+      </w:r>
+      <w:r>
+        <w:t xml:space="preserve">data with your email, calendar, and files in a single request.</w:t>
       </w:r>
     </w:p>
     <w:p>
@@ -2006,7 +2367,7 @@
         <w:pStyle w:val="Compact"/>
         <w:numPr>
           <w:ilvl w:val="0"/>
-          <w:numId w:val="5"/>
+          <w:numId w:val="1004"/>
         </w:numPr>
       </w:pPr>
       <w:r>
@@ -2014,10 +2375,19 @@
           <w:b/>
           <w:bCs/>
         </w:rPr>
-        <w:t>Fewer swivel-chair hand-offs.</w:t>
-      </w:r>
-      <w:r>
-        <w:t xml:space="preserve"> Cowork looks up and acts in the other system instead of you exporting data and pasting it into a prompt.</w:t>
+        <w:t xml:space="preserve">Fewer swivel-chair hand-offs.</w:t>
+      </w:r>
+      <w:r>
+        <w:t xml:space="preserve"> </w:t>
+      </w:r>
+      <w:r>
+        <w:t xml:space="preserve">Cowork looks up and acts in the other system instead of you</w:t>
+      </w:r>
+      <w:r>
+        <w:t xml:space="preserve"> </w:t>
+      </w:r>
+      <w:r>
+        <w:t xml:space="preserve">exporting data and pasting it into a prompt.</w:t>
       </w:r>
     </w:p>
     <w:p>
@@ -2025,7 +2395,7 @@
         <w:pStyle w:val="Compact"/>
         <w:numPr>
           <w:ilvl w:val="0"/>
-          <w:numId w:val="5"/>
+          <w:numId w:val="1004"/>
         </w:numPr>
       </w:pPr>
       <w:r>
@@ -2033,10 +2403,19 @@
           <w:b/>
           <w:bCs/>
         </w:rPr>
-        <w:t>Consistent answers across the team.</w:t>
-      </w:r>
-      <w:r>
-        <w:t xml:space="preserve"> A plugin can bundle HR skills so everyone follows the same process and format.</w:t>
+        <w:t xml:space="preserve">Consistent answers across the team.</w:t>
+      </w:r>
+      <w:r>
+        <w:t xml:space="preserve"> </w:t>
+      </w:r>
+      <w:r>
+        <w:t xml:space="preserve">A plugin can bundle HR skills so everyone follows the same</w:t>
+      </w:r>
+      <w:r>
+        <w:t xml:space="preserve"> </w:t>
+      </w:r>
+      <w:r>
+        <w:t xml:space="preserve">process and format.</w:t>
       </w:r>
     </w:p>
     <w:p>
@@ -2044,7 +2423,7 @@
         <w:pStyle w:val="Compact"/>
         <w:numPr>
           <w:ilvl w:val="0"/>
-          <w:numId w:val="5"/>
+          <w:numId w:val="1004"/>
         </w:numPr>
       </w:pPr>
       <w:r>
@@ -2052,20 +2431,32 @@
           <w:b/>
           <w:bCs/>
         </w:rPr>
-        <w:t>Governed by IT.</w:t>
-      </w:r>
-      <w:r>
-        <w:t xml:space="preserve"> Admins approve and deploy plugins, decide who gets them, and see plugin activity in </w:t>
-      </w:r>
-      <w:r>
-        <w:rPr>
-          <w:b/>
-          <w:bCs/>
-        </w:rPr>
-        <w:t>Microsoft Purview audit logs</w:t>
-      </w:r>
-      <w:r>
-        <w:t>.</w:t>
+        <w:t xml:space="preserve">Governed by IT.</w:t>
+      </w:r>
+      <w:r>
+        <w:t xml:space="preserve"> </w:t>
+      </w:r>
+      <w:r>
+        <w:t xml:space="preserve">Admins approve and deploy plugins, decide who gets them, and see plugin activity</w:t>
+      </w:r>
+      <w:r>
+        <w:t xml:space="preserve"> </w:t>
+      </w:r>
+      <w:r>
+        <w:t xml:space="preserve">in</w:t>
+      </w:r>
+      <w:r>
+        <w:t xml:space="preserve"> </w:t>
+      </w:r>
+      <w:r>
+        <w:rPr>
+          <w:b/>
+          <w:bCs/>
+        </w:rPr>
+        <w:t xml:space="preserve">Microsoft Purview audit logs</w:t>
+      </w:r>
+      <w:r>
+        <w:t xml:space="preserve">.</w:t>
       </w:r>
     </w:p>
     <w:p>
@@ -2073,7 +2464,7 @@
         <w:pStyle w:val="Compact"/>
         <w:numPr>
           <w:ilvl w:val="0"/>
-          <w:numId w:val="5"/>
+          <w:numId w:val="1004"/>
         </w:numPr>
       </w:pPr>
       <w:r>
@@ -2081,20 +2472,32 @@
           <w:b/>
           <w:bCs/>
         </w:rPr>
-        <w:t>No extra access to people data.</w:t>
-      </w:r>
-      <w:r>
-        <w:t xml:space="preserve"> A connector uses </w:t>
-      </w:r>
-      <w:r>
-        <w:rPr>
-          <w:b/>
-          <w:bCs/>
-        </w:rPr>
-        <w:t>your own sign-in</w:t>
-      </w:r>
-      <w:r>
-        <w:t>, so it can't reach any employee data you can't already reach, and no one can sign in on your behalf.</w:t>
+        <w:t xml:space="preserve">No extra access to people data.</w:t>
+      </w:r>
+      <w:r>
+        <w:t xml:space="preserve"> </w:t>
+      </w:r>
+      <w:r>
+        <w:t xml:space="preserve">A connector uses</w:t>
+      </w:r>
+      <w:r>
+        <w:t xml:space="preserve"> </w:t>
+      </w:r>
+      <w:r>
+        <w:rPr>
+          <w:b/>
+          <w:bCs/>
+        </w:rPr>
+        <w:t xml:space="preserve">your own sign-in</w:t>
+      </w:r>
+      <w:r>
+        <w:t xml:space="preserve">, so it can't reach any</w:t>
+      </w:r>
+      <w:r>
+        <w:t xml:space="preserve"> </w:t>
+      </w:r>
+      <w:r>
+        <w:t xml:space="preserve">employee data you can't already reach, and no one can sign in on your behalf.</w:t>
       </w:r>
     </w:p>
     <w:p>
@@ -2102,7 +2505,7 @@
         <w:pStyle w:val="Compact"/>
         <w:numPr>
           <w:ilvl w:val="0"/>
-          <w:numId w:val="5"/>
+          <w:numId w:val="1004"/>
         </w:numPr>
       </w:pPr>
       <w:r>
@@ -2110,21 +2513,29 @@
           <w:b/>
           <w:bCs/>
         </w:rPr>
-        <w:lastRenderedPageBreak/>
-        <w:t>You stay in control.</w:t>
-      </w:r>
-      <w:r>
-        <w:t xml:space="preserve"> Turn plugins on or off per conversation, and Cowork still asks for approval before sending, posting, or changing anything.</w:t>
+        <w:t xml:space="preserve">You stay in control.</w:t>
+      </w:r>
+      <w:r>
+        <w:t xml:space="preserve"> </w:t>
+      </w:r>
+      <w:r>
+        <w:t xml:space="preserve">Turn plugins on or off per conversation, and Cowork still asks for approval</w:t>
+      </w:r>
+      <w:r>
+        <w:t xml:space="preserve"> </w:t>
+      </w:r>
+      <w:r>
+        <w:t xml:space="preserve">before sending, posting, or changing anything.</w:t>
       </w:r>
     </w:p>
+    <w:bookmarkEnd w:id="21"/>
+    <w:bookmarkStart w:id="25" w:name="good-to-know"/>
     <w:p>
       <w:pPr>
         <w:pStyle w:val="Heading2"/>
       </w:pPr>
-      <w:bookmarkStart w:id="7" w:name="good-to-know"/>
-      <w:bookmarkEnd w:id="6"/>
-      <w:r>
-        <w:t>Good to know</w:t>
+      <w:r>
+        <w:t xml:space="preserve">Good to know</w:t>
       </w:r>
     </w:p>
     <w:p>
@@ -2132,7 +2543,7 @@
         <w:pStyle w:val="Compact"/>
         <w:numPr>
           <w:ilvl w:val="0"/>
-          <w:numId w:val="6"/>
+          <w:numId w:val="1005"/>
         </w:numPr>
       </w:pPr>
       <w:r>
@@ -2140,10 +2551,19 @@
           <w:b/>
           <w:bCs/>
         </w:rPr>
-        <w:t>Admin approval:</w:t>
-      </w:r>
-      <w:r>
-        <w:t xml:space="preserve"> most plugins must be approved by your IT admin before they appear. If you need one, ask your admin; they can request plugins in the Microsoft 365 admin center.</w:t>
+        <w:t xml:space="preserve">Admin approval:</w:t>
+      </w:r>
+      <w:r>
+        <w:t xml:space="preserve"> </w:t>
+      </w:r>
+      <w:r>
+        <w:t xml:space="preserve">most plugins must be approved by your IT admin before they appear. If you need</w:t>
+      </w:r>
+      <w:r>
+        <w:t xml:space="preserve"> </w:t>
+      </w:r>
+      <w:r>
+        <w:t xml:space="preserve">one, ask your admin; they can request plugins in the Microsoft 365 admin center.</w:t>
       </w:r>
     </w:p>
     <w:p>
@@ -2151,7 +2571,7 @@
         <w:pStyle w:val="Compact"/>
         <w:numPr>
           <w:ilvl w:val="0"/>
-          <w:numId w:val="6"/>
+          <w:numId w:val="1005"/>
         </w:numPr>
       </w:pPr>
       <w:r>
@@ -2159,10 +2579,19 @@
           <w:b/>
           <w:bCs/>
         </w:rPr>
-        <w:t>Admin-deployed plugins</w:t>
-      </w:r>
-      <w:r>
-        <w:t xml:space="preserve"> appear automatically. You can't remove them, but you can turn them off for your own conversations.</w:t>
+        <w:t xml:space="preserve">Admin-deployed plugins</w:t>
+      </w:r>
+      <w:r>
+        <w:t xml:space="preserve"> </w:t>
+      </w:r>
+      <w:r>
+        <w:t xml:space="preserve">appear automatically. You can't remove them, but you can turn them off</w:t>
+      </w:r>
+      <w:r>
+        <w:t xml:space="preserve"> </w:t>
+      </w:r>
+      <w:r>
+        <w:t xml:space="preserve">for your own conversations.</w:t>
       </w:r>
     </w:p>
     <w:p>
@@ -2170,7 +2599,7 @@
         <w:pStyle w:val="Compact"/>
         <w:numPr>
           <w:ilvl w:val="0"/>
-          <w:numId w:val="6"/>
+          <w:numId w:val="1005"/>
         </w:numPr>
       </w:pPr>
       <w:r>
@@ -2178,10 +2607,19 @@
           <w:b/>
           <w:bCs/>
         </w:rPr>
-        <w:t>One sign-in per connector:</w:t>
-      </w:r>
-      <w:r>
-        <w:t xml:space="preserve"> after the first connection, Cowork remembers it until you or your admin revoke it.</w:t>
+        <w:t xml:space="preserve">One sign-in per connector:</w:t>
+      </w:r>
+      <w:r>
+        <w:t xml:space="preserve"> </w:t>
+      </w:r>
+      <w:r>
+        <w:t xml:space="preserve">after the first connection, Cowork remembers it until you or your</w:t>
+      </w:r>
+      <w:r>
+        <w:t xml:space="preserve"> </w:t>
+      </w:r>
+      <w:r>
+        <w:t xml:space="preserve">admin revoke it.</w:t>
       </w:r>
     </w:p>
     <w:p>
@@ -2189,7 +2627,7 @@
         <w:pStyle w:val="Compact"/>
         <w:numPr>
           <w:ilvl w:val="0"/>
-          <w:numId w:val="6"/>
+          <w:numId w:val="1005"/>
         </w:numPr>
       </w:pPr>
       <w:r>
@@ -2197,10 +2635,19 @@
           <w:b/>
           <w:bCs/>
         </w:rPr>
-        <w:t>Sensitive data:</w:t>
-      </w:r>
-      <w:r>
-        <w:t xml:space="preserve"> payroll and employee records are confidential. Apply the same golden rules: draft, review, approve one action at a time, and only look up what your role allows.</w:t>
+        <w:t xml:space="preserve">Sensitive data:</w:t>
+      </w:r>
+      <w:r>
+        <w:t xml:space="preserve"> </w:t>
+      </w:r>
+      <w:r>
+        <w:t xml:space="preserve">payroll and employee records are confidential. Apply the same golden rules:</w:t>
+      </w:r>
+      <w:r>
+        <w:t xml:space="preserve"> </w:t>
+      </w:r>
+      <w:r>
+        <w:t xml:space="preserve">draft, review, approve one action at a time, and only look up what your role allows.</w:t>
       </w:r>
     </w:p>
     <w:p>
@@ -2208,7 +2655,7 @@
         <w:pStyle w:val="Compact"/>
         <w:numPr>
           <w:ilvl w:val="0"/>
-          <w:numId w:val="6"/>
+          <w:numId w:val="1005"/>
         </w:numPr>
       </w:pPr>
       <w:r>
@@ -2216,13 +2663,19 @@
           <w:b/>
           <w:bCs/>
         </w:rPr>
-        <w:t>In this workshop:</w:t>
-      </w:r>
-      <w:r>
-        <w:t xml:space="preserve"> don't add or upload plugins in the shared attendee tenant. This is a slide or </w:t>
-      </w:r>
-      <w:r>
-        <w:t>facilitator demo only.</w:t>
+        <w:t xml:space="preserve">In this workshop:</w:t>
+      </w:r>
+      <w:r>
+        <w:t xml:space="preserve"> </w:t>
+      </w:r>
+      <w:r>
+        <w:t xml:space="preserve">don't add or upload plugins in the shared attendee tenant. This is a slide or</w:t>
+      </w:r>
+      <w:r>
+        <w:t xml:space="preserve"> </w:t>
+      </w:r>
+      <w:r>
+        <w:t xml:space="preserve">facilitator demo only.</w:t>
       </w:r>
     </w:p>
     <w:p>
@@ -2234,90 +2687,83 @@
           <w:b/>
           <w:bCs/>
         </w:rPr>
-        <w:t>Learn more:</w:t>
-      </w:r>
-      <w:r>
-        <w:t xml:space="preserve"> </w:t>
-      </w:r>
-      <w:hyperlink r:id="rId12">
+        <w:t xml:space="preserve">Learn more:</w:t>
+      </w:r>
+      <w:r>
+        <w:t xml:space="preserve"> </w:t>
+      </w:r>
+      <w:hyperlink r:id="rId22">
         <w:r>
           <w:rPr>
             <w:rStyle w:val="Hyperlink"/>
           </w:rPr>
-          <w:t>Use plugins with Cowork</w:t>
+          <w:t xml:space="preserve">Use plugins with Cowork</w:t>
         </w:r>
       </w:hyperlink>
       <w:r>
-        <w:t xml:space="preserve"> · </w:t>
-      </w:r>
-      <w:hyperlink r:id="rId13">
+        <w:t xml:space="preserve"> </w:t>
+      </w:r>
+      <w:r>
+        <w:t xml:space="preserve">·</w:t>
+      </w:r>
+      <w:r>
+        <w:t xml:space="preserve"> </w:t>
+      </w:r>
+      <w:hyperlink r:id="rId23">
         <w:r>
           <w:rPr>
             <w:rStyle w:val="Hyperlink"/>
           </w:rPr>
-          <w:t>Available plugins</w:t>
+          <w:t xml:space="preserve">Available plugins</w:t>
         </w:r>
       </w:hyperlink>
       <w:r>
-        <w:t xml:space="preserve"> · </w:t>
-      </w:r>
-      <w:hyperlink r:id="rId14">
+        <w:t xml:space="preserve"> </w:t>
+      </w:r>
+      <w:r>
+        <w:t xml:space="preserve">·</w:t>
+      </w:r>
+      <w:r>
+        <w:t xml:space="preserve"> </w:t>
+      </w:r>
+      <w:hyperlink r:id="rId24">
         <w:r>
           <w:rPr>
             <w:rStyle w:val="Hyperlink"/>
           </w:rPr>
-          <w:t>Manage plugins (admins)</w:t>
+          <w:t xml:space="preserve">Manage plugins (admins)</w:t>
         </w:r>
       </w:hyperlink>
-      <w:bookmarkEnd w:id="0"/>
-      <w:bookmarkEnd w:id="7"/>
     </w:p>
+    <w:bookmarkEnd w:id="25"/>
+    <w:bookmarkEnd w:id="26"/>
     <w:sectPr>
-      <w:footerReference w:type="default" r:id="rId15"/>
+      <w:footerReference w:type="default" r:id="rId9"/>
       <w:footnotePr>
         <w:numRestart w:val="eachSect"/>
       </w:footnotePr>
-      <w:pgSz w:w="12240" w:h="15840"/>
-      <w:pgMar w:top="1152" w:right="1224" w:bottom="1152" w:left="1224" w:header="720" w:footer="720" w:gutter="0"/>
-      <w:cols w:space="720"/>
+      <w:pgSz w:h="15840" w:w="12240"/>
+      <w:pgMar w:bottom="1152" w:left="1224" w:right="1224" w:top="1152"/>
     </w:sectPr>
   </w:body>
 </w:document>
 </file>
 
-<file path=word/endnotes.xml><?xml version="1.0" encoding="utf-8"?>
-<w:endnotes xmlns:wpc="http://schemas.microsoft.com/office/word/2010/wordprocessingCanvas" xmlns:cx="http://schemas.microsoft.com/office/drawing/2014/chartex" xmlns:cx1="http://schemas.microsoft.com/office/drawing/2015/9/8/chartex" xmlns:cx2="http://schemas.microsoft.com/office/drawing/2015/10/21/chartex" xmlns:cx3="http://schemas.microsoft.com/office/drawing/2016/5/9/chartex" xmlns:cx4="http://schemas.microsoft.com/office/drawing/2016/5/10/chartex" xmlns:cx5="http://schemas.microsoft.com/office/drawing/2016/5/11/chartex" xmlns:cx6="http://schemas.microsoft.com/office/drawing/2016/5/12/chartex" xmlns:cx7="http://schemas.microsoft.com/office/drawing/2016/5/13/chartex" xmlns:cx8="http://schemas.microsoft.com/office/drawing/2016/5/14/chartex" xmlns:mc="http://schemas.openxmlformats.org/markup-compatibility/2006" xmlns:aink="http://schemas.microsoft.com/office/drawing/2016/ink" xmlns:am3d="http://schemas.microsoft.com/office/drawing/2017/model3d" xmlns:o="urn:schemas-microsoft-com:office:office" xmlns:oel="http://schemas.microsoft.com/office/2019/extlst" xmlns:r="http://schemas.openxmlformats.org/officeDocument/2006/relationships" xmlns:m="http://schemas.openxmlformats.org/officeDocument/2006/math" xmlns:v="urn:schemas-microsoft-com:vml" xmlns:wp14="http://schemas.microsoft.com/office/word/2010/wordprocessingDrawing" xmlns:wp="http://schemas.openxmlformats.org/drawingml/2006/wordprocessingDrawing" xmlns:w10="urn:schemas-microsoft-com:office:word" xmlns:w="http://schemas.openxmlformats.org/wordprocessingml/2006/main" xmlns:w14="http://schemas.microsoft.com/office/word/2010/wordml" xmlns:w15="http://schemas.microsoft.com/office/word/2012/wordml" xmlns:w16cex="http://schemas.microsoft.com/office/word/2018/wordml/cex" xmlns:w16cid="http://schemas.microsoft.com/office/word/2016/wordml/cid" xmlns:w16="http://schemas.microsoft.com/office/word/2018/wordml" xmlns:w16du="http://schemas.microsoft.com/office/word/2023/wordml/word16du" xmlns:w16sdtdh="http://schemas.microsoft.com/office/word/2020/wordml/sdtdatahash" xmlns:w16sdtfl="http://schemas.microsoft.com/office/word/2024/wordml/sdtformatlock" xmlns:w16se="http://schemas.microsoft.com/office/word/2015/wordml/symex" xmlns:wpg="http://schemas.microsoft.com/office/word/2010/wordprocessingGroup" xmlns:wpi="http://schemas.microsoft.com/office/word/2010/wordprocessingInk" xmlns:wne="http://schemas.microsoft.com/office/word/2006/wordml" xmlns:wps="http://schemas.microsoft.com/office/word/2010/wordprocessingShape" mc:Ignorable="w14 w15 w16se w16cid w16 w16cex w16sdtdh w16sdtfl w16du wp14">
-  <w:endnote w:type="separator" w:id="-1">
-    <w:p>
-      <w:pPr>
-        <w:spacing w:after="0"/>
-      </w:pPr>
-      <w:r>
-        <w:separator/>
-      </w:r>
-    </w:p>
-  </w:endnote>
-  <w:endnote w:type="continuationSeparator" w:id="0">
-    <w:p>
-      <w:pPr>
-        <w:spacing w:after="0"/>
-      </w:pPr>
-      <w:r>
-        <w:continuationSeparator/>
-      </w:r>
-    </w:p>
-  </w:endnote>
-</w:endnotes>
+<file path=word/comments.xml><?xml version="1.0" encoding="utf-8"?>
+<w:comments xmlns:w="http://schemas.openxmlformats.org/wordprocessingml/2006/main" xmlns:m="http://schemas.openxmlformats.org/officeDocument/2006/math" xmlns:r="http://schemas.openxmlformats.org/officeDocument/2006/relationships" xmlns:o="urn:schemas-microsoft-com:office:office" xmlns:v="urn:schemas-microsoft-com:vml" xmlns:w10="urn:schemas-microsoft-com:office:word" xmlns:a="http://schemas.openxmlformats.org/drawingml/2006/main" xmlns:pic="http://schemas.openxmlformats.org/drawingml/2006/picture" xmlns:wp="http://schemas.openxmlformats.org/drawingml/2006/wordprocessingDrawing"/>
 </file>
 
 <file path=word/footer1.xml><?xml version="1.0" encoding="utf-8"?>
-<w:ftr xmlns:wpc="http://schemas.microsoft.com/office/word/2010/wordprocessingCanvas" xmlns:cx="http://schemas.microsoft.com/office/drawing/2014/chartex" xmlns:cx1="http://schemas.microsoft.com/office/drawing/2015/9/8/chartex" xmlns:cx2="http://schemas.microsoft.com/office/drawing/2015/10/21/chartex" xmlns:cx3="http://schemas.microsoft.com/office/drawing/2016/5/9/chartex" xmlns:cx4="http://schemas.microsoft.com/office/drawing/2016/5/10/chartex" xmlns:cx5="http://schemas.microsoft.com/office/drawing/2016/5/11/chartex" xmlns:cx6="http://schemas.microsoft.com/office/drawing/2016/5/12/chartex" xmlns:cx7="http://schemas.microsoft.com/office/drawing/2016/5/13/chartex" xmlns:cx8="http://schemas.microsoft.com/office/drawing/2016/5/14/chartex" xmlns:mc="http://schemas.openxmlformats.org/markup-compatibility/2006" xmlns:aink="http://schemas.microsoft.com/office/drawing/2016/ink" xmlns:am3d="http://schemas.microsoft.com/office/drawing/2017/model3d" xmlns:o="urn:schemas-microsoft-com:office:office" xmlns:oel="http://schemas.microsoft.com/office/2019/extlst" xmlns:r="http://schemas.openxmlformats.org/officeDocument/2006/relationships" xmlns:m="http://schemas.openxmlformats.org/officeDocument/2006/math" xmlns:v="urn:schemas-microsoft-com:vml" xmlns:wp14="http://schemas.microsoft.com/office/word/2010/wordprocessingDrawing" xmlns:wp="http://schemas.openxmlformats.org/drawingml/2006/wordprocessingDrawing" xmlns:w10="urn:schemas-microsoft-com:office:word" xmlns:w="http://schemas.openxmlformats.org/wordprocessingml/2006/main" xmlns:w14="http://schemas.microsoft.com/office/word/2010/wordml" xmlns:w15="http://schemas.microsoft.com/office/word/2012/wordml" xmlns:w16cex="http://schemas.microsoft.com/office/word/2018/wordml/cex" xmlns:w16cid="http://schemas.microsoft.com/office/word/2016/wordml/cid" xmlns:w16="http://schemas.microsoft.com/office/word/2018/wordml" xmlns:w16du="http://schemas.microsoft.com/office/word/2023/wordml/word16du" xmlns:w16sdtdh="http://schemas.microsoft.com/office/word/2020/wordml/sdtdatahash" xmlns:w16sdtfl="http://schemas.microsoft.com/office/word/2024/wordml/sdtformatlock" xmlns:w16se="http://schemas.microsoft.com/office/word/2015/wordml/symex" xmlns:wpg="http://schemas.microsoft.com/office/word/2010/wordprocessingGroup" xmlns:wpi="http://schemas.microsoft.com/office/word/2010/wordprocessingInk" xmlns:wne="http://schemas.microsoft.com/office/word/2006/wordml" xmlns:wps="http://schemas.microsoft.com/office/word/2010/wordprocessingShape" mc:Ignorable="w14 w15 w16se w16cid w16 w16cex w16sdtdh w16sdtfl w16du wp14">
+<w:ftr xmlns:m="http://schemas.openxmlformats.org/officeDocument/2006/math" xmlns:mc="http://schemas.openxmlformats.org/markup-compatibility/2006" xmlns:mo="http://schemas.microsoft.com/office/mac/office/2008/main" xmlns:mv="urn:schemas-microsoft-com:mac:vml" xmlns:o="urn:schemas-microsoft-com:office:office" xmlns:r="http://schemas.openxmlformats.org/officeDocument/2006/relationships" xmlns:v="urn:schemas-microsoft-com:vml" xmlns:w10="urn:schemas-microsoft-com:office:word" xmlns:w14="http://schemas.microsoft.com/office/word/2010/wordml" xmlns:w="http://schemas.openxmlformats.org/wordprocessingml/2006/main" xmlns:wne="http://schemas.microsoft.com/office/word/2006/wordml" xmlns:wp14="http://schemas.microsoft.com/office/word/2010/wordprocessingDrawing" xmlns:wp="http://schemas.openxmlformats.org/drawingml/2006/wordprocessingDrawing" xmlns:wpc="http://schemas.microsoft.com/office/word/2010/wordprocessingCanvas" xmlns:wpg="http://schemas.microsoft.com/office/word/2010/wordprocessingGroup" xmlns:wpi="http://schemas.microsoft.com/office/word/2010/wordprocessingInk" xmlns:wps="http://schemas.microsoft.com/office/word/2010/wordprocessingShape" mc:Ignorable="w14 wp14">
   <w:p>
     <w:pPr>
+      <w:pStyle w:val="Footer"/>
       <w:jc w:val="right"/>
     </w:pPr>
+    <w:r/>
     <w:r>
       <w:rPr>
+        <w:rFonts w:ascii="Segoe UI" w:hAnsi="Segoe UI"/>
         <w:color w:val="616161"/>
         <w:sz w:val="16"/>
       </w:rPr>
@@ -2329,34 +2775,7 @@
         <w:sz w:val="16"/>
       </w:rPr>
       <w:fldChar w:fldCharType="begin"/>
-    </w:r>
-    <w:r>
-      <w:rPr>
-        <w:color w:val="616161"/>
-        <w:sz w:val="16"/>
-      </w:rPr>
-      <w:instrText>PAGE</w:instrText>
-    </w:r>
-    <w:r>
-      <w:rPr>
-        <w:color w:val="616161"/>
-        <w:sz w:val="16"/>
-      </w:rPr>
-      <w:fldChar w:fldCharType="separate"/>
-    </w:r>
-    <w:r>
-      <w:rPr>
-        <w:noProof/>
-        <w:color w:val="616161"/>
-        <w:sz w:val="16"/>
-      </w:rPr>
-      <w:t>1</w:t>
-    </w:r>
-    <w:r>
-      <w:rPr>
-        <w:color w:val="616161"/>
-        <w:sz w:val="16"/>
-      </w:rPr>
+      <w:instrText xml:space="preserve">PAGE</w:instrText>
       <w:fldChar w:fldCharType="end"/>
     </w:r>
   </w:p>
@@ -2364,24 +2783,18 @@
 </file>
 
 <file path=word/footnotes.xml><?xml version="1.0" encoding="utf-8"?>
-<w:footnotes xmlns:wpc="http://schemas.microsoft.com/office/word/2010/wordprocessingCanvas" xmlns:cx="http://schemas.microsoft.com/office/drawing/2014/chartex" xmlns:cx1="http://schemas.microsoft.com/office/drawing/2015/9/8/chartex" xmlns:cx2="http://schemas.microsoft.com/office/drawing/2015/10/21/chartex" xmlns:cx3="http://schemas.microsoft.com/office/drawing/2016/5/9/chartex" xmlns:cx4="http://schemas.microsoft.com/office/drawing/2016/5/10/chartex" xmlns:cx5="http://schemas.microsoft.com/office/drawing/2016/5/11/chartex" xmlns:cx6="http://schemas.microsoft.com/office/drawing/2016/5/12/chartex" xmlns:cx7="http://schemas.microsoft.com/office/drawing/2016/5/13/chartex" xmlns:cx8="http://schemas.microsoft.com/office/drawing/2016/5/14/chartex" xmlns:mc="http://schemas.openxmlformats.org/markup-compatibility/2006" xmlns:aink="http://schemas.microsoft.com/office/drawing/2016/ink" xmlns:am3d="http://schemas.microsoft.com/office/drawing/2017/model3d" xmlns:o="urn:schemas-microsoft-com:office:office" xmlns:oel="http://schemas.microsoft.com/office/2019/extlst" xmlns:r="http://schemas.openxmlformats.org/officeDocument/2006/relationships" xmlns:m="http://schemas.openxmlformats.org/officeDocument/2006/math" xmlns:v="urn:schemas-microsoft-com:vml" xmlns:wp14="http://schemas.microsoft.com/office/word/2010/wordprocessingDrawing" xmlns:wp="http://schemas.openxmlformats.org/drawingml/2006/wordprocessingDrawing" xmlns:w10="urn:schemas-microsoft-com:office:word" xmlns:w="http://schemas.openxmlformats.org/wordprocessingml/2006/main" xmlns:w14="http://schemas.microsoft.com/office/word/2010/wordml" xmlns:w15="http://schemas.microsoft.com/office/word/2012/wordml" xmlns:w16cex="http://schemas.microsoft.com/office/word/2018/wordml/cex" xmlns:w16cid="http://schemas.microsoft.com/office/word/2016/wordml/cid" xmlns:w16="http://schemas.microsoft.com/office/word/2018/wordml" xmlns:w16du="http://schemas.microsoft.com/office/word/2023/wordml/word16du" xmlns:w16sdtdh="http://schemas.microsoft.com/office/word/2020/wordml/sdtdatahash" xmlns:w16sdtfl="http://schemas.microsoft.com/office/word/2024/wordml/sdtformatlock" xmlns:w16se="http://schemas.microsoft.com/office/word/2015/wordml/symex" xmlns:wpg="http://schemas.microsoft.com/office/word/2010/wordprocessingGroup" xmlns:wpi="http://schemas.microsoft.com/office/word/2010/wordprocessingInk" xmlns:wne="http://schemas.microsoft.com/office/word/2006/wordml" xmlns:wps="http://schemas.microsoft.com/office/word/2010/wordprocessingShape" mc:Ignorable="w14 w15 w16se w16cid w16 w16cex w16sdtdh w16sdtfl w16du wp14">
+<w:footnotes xmlns:w="http://schemas.openxmlformats.org/wordprocessingml/2006/main" xmlns:m="http://schemas.openxmlformats.org/officeDocument/2006/math" xmlns:r="http://schemas.openxmlformats.org/officeDocument/2006/relationships" xmlns:o="urn:schemas-microsoft-com:office:office" xmlns:v="urn:schemas-microsoft-com:vml" xmlns:w10="urn:schemas-microsoft-com:office:word" xmlns:a="http://schemas.openxmlformats.org/drawingml/2006/main" xmlns:pic="http://schemas.openxmlformats.org/drawingml/2006/picture" xmlns:wp="http://schemas.openxmlformats.org/drawingml/2006/wordprocessingDrawing">
+  <w:footnote w:type="continuationSeparator" w:id="0">
+    <w:p>
+      <w:r>
+        <w:continuationSeparator/>
+      </w:r>
+    </w:p>
+  </w:footnote>
   <w:footnote w:type="separator" w:id="-1">
     <w:p>
-      <w:pPr>
-        <w:spacing w:after="0"/>
-      </w:pPr>
       <w:r>
         <w:separator/>
-      </w:r>
-    </w:p>
-  </w:footnote>
-  <w:footnote w:type="continuationSeparator" w:id="0">
-    <w:p>
-      <w:pPr>
-        <w:spacing w:after="0"/>
-      </w:pPr>
-      <w:r>
-        <w:continuationSeparator/>
       </w:r>
     </w:p>
   </w:footnote>
@@ -2389,11 +2802,10 @@
 </file>
 
 <file path=word/numbering.xml><?xml version="1.0" encoding="utf-8"?>
-<w:numbering xmlns:wpc="http://schemas.microsoft.com/office/word/2010/wordprocessingCanvas" xmlns:cx="http://schemas.microsoft.com/office/drawing/2014/chartex" xmlns:cx1="http://schemas.microsoft.com/office/drawing/2015/9/8/chartex" xmlns:cx2="http://schemas.microsoft.com/office/drawing/2015/10/21/chartex" xmlns:cx3="http://schemas.microsoft.com/office/drawing/2016/5/9/chartex" xmlns:cx4="http://schemas.microsoft.com/office/drawing/2016/5/10/chartex" xmlns:cx5="http://schemas.microsoft.com/office/drawing/2016/5/11/chartex" xmlns:cx6="http://schemas.microsoft.com/office/drawing/2016/5/12/chartex" xmlns:cx7="http://schemas.microsoft.com/office/drawing/2016/5/13/chartex" xmlns:cx8="http://schemas.microsoft.com/office/drawing/2016/5/14/chartex" xmlns:mc="http://schemas.openxmlformats.org/markup-compatibility/2006" xmlns:aink="http://schemas.microsoft.com/office/drawing/2016/ink" xmlns:am3d="http://schemas.microsoft.com/office/drawing/2017/model3d" xmlns:o="urn:schemas-microsoft-com:office:office" xmlns:oel="http://schemas.microsoft.com/office/2019/extlst" xmlns:r="http://schemas.openxmlformats.org/officeDocument/2006/relationships" xmlns:m="http://schemas.openxmlformats.org/officeDocument/2006/math" xmlns:v="urn:schemas-microsoft-com:vml" xmlns:wp14="http://schemas.microsoft.com/office/word/2010/wordprocessingDrawing" xmlns:wp="http://schemas.openxmlformats.org/drawingml/2006/wordprocessingDrawing" xmlns:w10="urn:schemas-microsoft-com:office:word" xmlns:w="http://schemas.openxmlformats.org/wordprocessingml/2006/main" xmlns:w14="http://schemas.microsoft.com/office/word/2010/wordml" xmlns:w15="http://schemas.microsoft.com/office/word/2012/wordml" xmlns:w16cex="http://schemas.microsoft.com/office/word/2018/wordml/cex" xmlns:w16cid="http://schemas.microsoft.com/office/word/2016/wordml/cid" xmlns:w16="http://schemas.microsoft.com/office/word/2018/wordml" xmlns:w16du="http://schemas.microsoft.com/office/word/2023/wordml/word16du" xmlns:w16sdtdh="http://schemas.microsoft.com/office/word/2020/wordml/sdtdatahash" xmlns:w16sdtfl="http://schemas.microsoft.com/office/word/2024/wordml/sdtformatlock" xmlns:w16se="http://schemas.microsoft.com/office/word/2015/wordml/symex" xmlns:wpg="http://schemas.microsoft.com/office/word/2010/wordprocessingGroup" xmlns:wpi="http://schemas.microsoft.com/office/word/2010/wordprocessingInk" xmlns:wne="http://schemas.microsoft.com/office/word/2006/wordml" xmlns:wps="http://schemas.microsoft.com/office/word/2010/wordprocessingShape" mc:Ignorable="w14 w15 w16se w16cid w16 w16cex w16sdtdh w16sdtfl w16du wp14">
-  <w:abstractNum w:abstractNumId="0" w15:restartNumberingAfterBreak="0">
+<w:numbering xmlns:w="http://schemas.openxmlformats.org/wordprocessingml/2006/main">
+  <w:abstractNum w:abstractNumId="990">
     <w:nsid w:val="0000A990"/>
     <w:multiLevelType w:val="multilevel"/>
-    <w:tmpl w:val="95B2348C"/>
     <w:lvl w:ilvl="0">
       <w:numFmt w:val="bullet"/>
       <w:lvlText w:val=" "/>
@@ -2467,10 +2879,9 @@
       </w:pPr>
     </w:lvl>
   </w:abstractNum>
-  <w:abstractNum w:abstractNumId="1" w15:restartNumberingAfterBreak="0">
+  <w:abstractNum w:abstractNumId="991">
     <w:nsid w:val="0000A991"/>
     <w:multiLevelType w:val="multilevel"/>
-    <w:tmpl w:val="CD02770C"/>
     <w:lvl w:ilvl="0">
       <w:numFmt w:val="bullet"/>
       <w:lvlText w:val=""/>
@@ -2571,10 +2982,9 @@
       </w:rPr>
     </w:lvl>
   </w:abstractNum>
-  <w:abstractNum w:abstractNumId="2" w15:restartNumberingAfterBreak="0">
+  <w:abstractNum w:abstractNumId="99411">
     <w:nsid w:val="00A99411"/>
     <w:multiLevelType w:val="multilevel"/>
-    <w:tmpl w:val="39B688FA"/>
     <w:lvl w:ilvl="0">
       <w:start w:val="1"/>
       <w:numFmt w:val="decimal"/>
@@ -2657,14 +3067,14 @@
       </w:pPr>
     </w:lvl>
   </w:abstractNum>
-  <w:num w:numId="1" w16cid:durableId="1662537755">
-    <w:abstractNumId w:val="0"/>
+  <w:num w:numId="1000">
+    <w:abstractNumId w:val="990"/>
   </w:num>
-  <w:num w:numId="2" w16cid:durableId="1399940649">
-    <w:abstractNumId w:val="1"/>
+  <w:num w:numId="1001">
+    <w:abstractNumId w:val="991"/>
   </w:num>
-  <w:num w:numId="3" w16cid:durableId="1252856956">
-    <w:abstractNumId w:val="2"/>
+  <w:num w:numId="1002">
+    <w:abstractNumId w:val="99411"/>
     <w:lvlOverride w:ilvl="0">
       <w:startOverride w:val="1"/>
     </w:lvlOverride>
@@ -2693,8 +3103,8 @@
       <w:startOverride w:val="1"/>
     </w:lvlOverride>
   </w:num>
-  <w:num w:numId="4" w16cid:durableId="542716376">
-    <w:abstractNumId w:val="2"/>
+  <w:num w:numId="1003">
+    <w:abstractNumId w:val="99411"/>
     <w:lvlOverride w:ilvl="0">
       <w:startOverride w:val="1"/>
     </w:lvlOverride>
@@ -2723,24 +3133,24 @@
       <w:startOverride w:val="1"/>
     </w:lvlOverride>
   </w:num>
-  <w:num w:numId="5" w16cid:durableId="1085111436">
-    <w:abstractNumId w:val="1"/>
+  <w:num w:numId="1004">
+    <w:abstractNumId w:val="991"/>
   </w:num>
-  <w:num w:numId="6" w16cid:durableId="2073577888">
-    <w:abstractNumId w:val="1"/>
+  <w:num w:numId="1005">
+    <w:abstractNumId w:val="991"/>
   </w:num>
 </w:numbering>
 </file>
 
 <file path=word/styles.xml><?xml version="1.0" encoding="utf-8"?>
-<w:styles xmlns:mc="http://schemas.openxmlformats.org/markup-compatibility/2006" xmlns:r="http://schemas.openxmlformats.org/officeDocument/2006/relationships" xmlns:w="http://schemas.openxmlformats.org/wordprocessingml/2006/main" xmlns:w14="http://schemas.microsoft.com/office/word/2010/wordml" xmlns:w15="http://schemas.microsoft.com/office/word/2012/wordml" xmlns:w16cex="http://schemas.microsoft.com/office/word/2018/wordml/cex" xmlns:w16cid="http://schemas.microsoft.com/office/word/2016/wordml/cid" xmlns:w16="http://schemas.microsoft.com/office/word/2018/wordml" xmlns:w16du="http://schemas.microsoft.com/office/word/2023/wordml/word16du" xmlns:w16sdtdh="http://schemas.microsoft.com/office/word/2020/wordml/sdtdatahash" xmlns:w16sdtfl="http://schemas.microsoft.com/office/word/2024/wordml/sdtformatlock" xmlns:w16se="http://schemas.microsoft.com/office/word/2015/wordml/symex" mc:Ignorable="w14 w15 w16se w16cid w16 w16cex w16sdtdh w16sdtfl w16du">
+<w:styles xmlns:r="http://schemas.openxmlformats.org/officeDocument/2006/relationships" xmlns:w="http://schemas.openxmlformats.org/wordprocessingml/2006/main">
   <w:docDefaults>
     <w:rPrDefault>
       <w:rPr>
-        <w:rFonts w:asciiTheme="minorHAnsi" w:eastAsiaTheme="minorEastAsia" w:hAnsiTheme="minorHAnsi" w:cstheme="minorBidi"/>
+        <w:rFonts w:asciiTheme="minorHAnsi" w:cstheme="minorBidi" w:eastAsiaTheme="minorEastAsia" w:hAnsiTheme="minorHAnsi"/>
         <w:sz w:val="24"/>
         <w:szCs w:val="24"/>
-        <w:lang w:val="en-US" w:eastAsia="zh-CN" w:bidi="ar-SA"/>
+        <w:lang w:bidi="ar-SA" w:eastAsia="zh-CN" w:val="en-US"/>
       </w:rPr>
     </w:rPrDefault>
     <w:pPrDefault>
@@ -2749,260 +3159,189 @@
       </w:pPr>
     </w:pPrDefault>
   </w:docDefaults>
-  <w:latentStyles w:defLockedState="0" w:defUIPriority="0" w:defSemiHidden="0" w:defUnhideWhenUsed="0" w:defQFormat="0" w:count="376">
-    <w:lsdException w:name="Normal Table" w:semiHidden="1" w:unhideWhenUsed="1"/>
-    <w:lsdException w:name="Table Simple 1" w:semiHidden="1" w:unhideWhenUsed="1"/>
-    <w:lsdException w:name="Table Simple 2" w:semiHidden="1" w:unhideWhenUsed="1"/>
-    <w:lsdException w:name="Table Simple 3" w:semiHidden="1" w:unhideWhenUsed="1"/>
-    <w:lsdException w:name="Table Classic 1" w:semiHidden="1" w:unhideWhenUsed="1"/>
-    <w:lsdException w:name="Table Classic 2" w:semiHidden="1" w:unhideWhenUsed="1"/>
-    <w:lsdException w:name="Table Classic 3" w:semiHidden="1" w:unhideWhenUsed="1"/>
-    <w:lsdException w:name="Table Classic 4" w:semiHidden="1" w:unhideWhenUsed="1"/>
-    <w:lsdException w:name="Table Colorful 1" w:semiHidden="1" w:unhideWhenUsed="1"/>
-    <w:lsdException w:name="Table Colorful 2" w:semiHidden="1" w:unhideWhenUsed="1"/>
-    <w:lsdException w:name="Table Colorful 3" w:semiHidden="1" w:unhideWhenUsed="1"/>
-    <w:lsdException w:name="Table Columns 1" w:semiHidden="1" w:unhideWhenUsed="1"/>
-    <w:lsdException w:name="Table Columns 2" w:semiHidden="1" w:unhideWhenUsed="1"/>
-    <w:lsdException w:name="Table Columns 3" w:semiHidden="1" w:unhideWhenUsed="1"/>
-    <w:lsdException w:name="Table Columns 4" w:semiHidden="1" w:unhideWhenUsed="1"/>
-    <w:lsdException w:name="Table Columns 5" w:semiHidden="1" w:unhideWhenUsed="1"/>
-    <w:lsdException w:name="Table Grid 1" w:semiHidden="1" w:unhideWhenUsed="1"/>
-    <w:lsdException w:name="Table Grid 2" w:semiHidden="1" w:unhideWhenUsed="1"/>
-    <w:lsdException w:name="Table Grid 3" w:semiHidden="1" w:unhideWhenUsed="1"/>
-    <w:lsdException w:name="Table Grid 4" w:semiHidden="1" w:unhideWhenUsed="1"/>
-    <w:lsdException w:name="Table Grid 5" w:semiHidden="1" w:unhideWhenUsed="1"/>
-    <w:lsdException w:name="Table Grid 6" w:semiHidden="1" w:unhideWhenUsed="1"/>
-    <w:lsdException w:name="Table Grid 7" w:semiHidden="1" w:unhideWhenUsed="1"/>
-    <w:lsdException w:name="Table Grid 8" w:semiHidden="1" w:unhideWhenUsed="1"/>
-    <w:lsdException w:name="Table List 1" w:semiHidden="1" w:unhideWhenUsed="1"/>
-    <w:lsdException w:name="Table List 2" w:semiHidden="1" w:unhideWhenUsed="1"/>
-    <w:lsdException w:name="Table List 3" w:semiHidden="1" w:unhideWhenUsed="1"/>
-    <w:lsdException w:name="Table List 4" w:semiHidden="1" w:unhideWhenUsed="1"/>
-    <w:lsdException w:name="Table List 5" w:semiHidden="1" w:unhideWhenUsed="1"/>
-    <w:lsdException w:name="Table List 6" w:semiHidden="1" w:unhideWhenUsed="1"/>
-    <w:lsdException w:name="Table List 7" w:semiHidden="1" w:unhideWhenUsed="1"/>
-    <w:lsdException w:name="Table List 8" w:semiHidden="1" w:unhideWhenUsed="1"/>
-    <w:lsdException w:name="Table 3D effects 1" w:semiHidden="1" w:unhideWhenUsed="1"/>
-    <w:lsdException w:name="Table 3D effects 2" w:semiHidden="1" w:unhideWhenUsed="1"/>
-    <w:lsdException w:name="Table 3D effects 3" w:semiHidden="1" w:unhideWhenUsed="1"/>
-    <w:lsdException w:name="Table Contemporary" w:semiHidden="1" w:unhideWhenUsed="1"/>
-    <w:lsdException w:name="Table Elegant" w:semiHidden="1" w:unhideWhenUsed="1"/>
-    <w:lsdException w:name="Table Professional" w:semiHidden="1" w:unhideWhenUsed="1"/>
-    <w:lsdException w:name="Table Subtle 1" w:semiHidden="1" w:unhideWhenUsed="1"/>
-    <w:lsdException w:name="Table Subtle 2" w:semiHidden="1" w:unhideWhenUsed="1"/>
-    <w:lsdException w:name="Table Web 1" w:semiHidden="1" w:unhideWhenUsed="1"/>
-    <w:lsdException w:name="Table Web 2" w:semiHidden="1" w:unhideWhenUsed="1"/>
-    <w:lsdException w:name="Table Web 3" w:semiHidden="1" w:unhideWhenUsed="1"/>
-    <w:lsdException w:name="Table Theme" w:semiHidden="1" w:unhideWhenUsed="1"/>
-    <w:lsdException w:name="Light Shading"/>
-    <w:lsdException w:name="Light List"/>
-    <w:lsdException w:name="Light Grid"/>
-    <w:lsdException w:name="Medium Shading 1"/>
-    <w:lsdException w:name="Medium Shading 2"/>
-    <w:lsdException w:name="Medium List 1"/>
-    <w:lsdException w:name="Medium List 2"/>
-    <w:lsdException w:name="Medium Grid 1"/>
-    <w:lsdException w:name="Medium Grid 2"/>
-    <w:lsdException w:name="Medium Grid 3"/>
-    <w:lsdException w:name="Dark List"/>
-    <w:lsdException w:name="Colorful Shading"/>
-    <w:lsdException w:name="Colorful List"/>
-    <w:lsdException w:name="Colorful Grid"/>
-    <w:lsdException w:name="Light Shading Accent 1"/>
-    <w:lsdException w:name="Light List Accent 1"/>
-    <w:lsdException w:name="Light Grid Accent 1"/>
-    <w:lsdException w:name="Medium Shading 1 Accent 1"/>
-    <w:lsdException w:name="Medium Shading 2 Accent 1"/>
-    <w:lsdException w:name="Medium List 1 Accent 1"/>
-    <w:lsdException w:name="Medium List 2 Accent 1"/>
-    <w:lsdException w:name="Medium Grid 1 Accent 1"/>
-    <w:lsdException w:name="Medium Grid 2 Accent 1"/>
-    <w:lsdException w:name="Medium Grid 3 Accent 1"/>
-    <w:lsdException w:name="Dark List Accent 1"/>
-    <w:lsdException w:name="Colorful Shading Accent 1"/>
-    <w:lsdException w:name="Colorful List Accent 1"/>
-    <w:lsdException w:name="Colorful Grid Accent 1"/>
-    <w:lsdException w:name="Light Shading Accent 2"/>
-    <w:lsdException w:name="Light List Accent 2"/>
-    <w:lsdException w:name="Light Grid Accent 2"/>
-    <w:lsdException w:name="Medium Shading 1 Accent 2"/>
-    <w:lsdException w:name="Medium Shading 2 Accent 2"/>
-    <w:lsdException w:name="Medium List 1 Accent 2"/>
-    <w:lsdException w:name="Medium List 2 Accent 2"/>
-    <w:lsdException w:name="Medium Grid 1 Accent 2"/>
-    <w:lsdException w:name="Medium Grid 2 Accent 2"/>
-    <w:lsdException w:name="Medium Grid 3 Accent 2"/>
-    <w:lsdException w:name="Dark List Accent 2"/>
-    <w:lsdException w:name="Colorful Shading Accent 2"/>
-    <w:lsdException w:name="Colorful List Accent 2"/>
-    <w:lsdException w:name="Colorful Grid Accent 2"/>
-    <w:lsdException w:name="Light Shading Accent 3"/>
-    <w:lsdException w:name="Light List Accent 3"/>
-    <w:lsdException w:name="Light Grid Accent 3"/>
-    <w:lsdException w:name="Medium Shading 1 Accent 3"/>
-    <w:lsdException w:name="Medium Shading 2 Accent 3"/>
-    <w:lsdException w:name="Medium List 1 Accent 3"/>
-    <w:lsdException w:name="Medium List 2 Accent 3"/>
-    <w:lsdException w:name="Medium Grid 1 Accent 3"/>
-    <w:lsdException w:name="Medium Grid 2 Accent 3"/>
-    <w:lsdException w:name="Medium Grid 3 Accent 3"/>
-    <w:lsdException w:name="Dark List Accent 3"/>
-    <w:lsdException w:name="Colorful Shading Accent 3"/>
-    <w:lsdException w:name="Colorful List Accent 3"/>
-    <w:lsdException w:name="Colorful Grid Accent 3"/>
-    <w:lsdException w:name="Light Shading Accent 4"/>
-    <w:lsdException w:name="Light List Accent 4"/>
-    <w:lsdException w:name="Light Grid Accent 4"/>
-    <w:lsdException w:name="Medium Shading 1 Accent 4"/>
-    <w:lsdException w:name="Medium Shading 2 Accent 4"/>
-    <w:lsdException w:name="Medium List 1 Accent 4"/>
-    <w:lsdException w:name="Medium List 2 Accent 4"/>
-    <w:lsdException w:name="Medium Grid 1 Accent 4"/>
-    <w:lsdException w:name="Medium Grid 2 Accent 4"/>
-    <w:lsdException w:name="Medium Grid 3 Accent 4"/>
-    <w:lsdException w:name="Dark List Accent 4"/>
-    <w:lsdException w:name="Colorful Shading Accent 4"/>
-    <w:lsdException w:name="Colorful List Accent 4"/>
-    <w:lsdException w:name="Colorful Grid Accent 4"/>
-    <w:lsdException w:name="Light Shading Accent 5"/>
-    <w:lsdException w:name="Light List Accent 5"/>
-    <w:lsdException w:name="Light Grid Accent 5"/>
-    <w:lsdException w:name="Medium Shading 1 Accent 5"/>
-    <w:lsdException w:name="Medium Shading 2 Accent 5"/>
-    <w:lsdException w:name="Medium List 1 Accent 5"/>
-    <w:lsdException w:name="Medium List 2 Accent 5"/>
-    <w:lsdException w:name="Medium Grid 1 Accent 5"/>
-    <w:lsdException w:name="Medium Grid 2 Accent 5"/>
-    <w:lsdException w:name="Medium Grid 3 Accent 5"/>
-    <w:lsdException w:name="Dark List Accent 5"/>
-    <w:lsdException w:name="Colorful Shading Accent 5"/>
-    <w:lsdException w:name="Colorful List Accent 5"/>
-    <w:lsdException w:name="Colorful Grid Accent 5"/>
-    <w:lsdException w:name="Light Shading Accent 6"/>
-    <w:lsdException w:name="Light List Accent 6"/>
-    <w:lsdException w:name="Light Grid Accent 6"/>
-    <w:lsdException w:name="Medium Shading 1 Accent 6"/>
-    <w:lsdException w:name="Medium Shading 2 Accent 6"/>
-    <w:lsdException w:name="Medium List 1 Accent 6"/>
-    <w:lsdException w:name="Medium List 2 Accent 6"/>
-    <w:lsdException w:name="Medium Grid 1 Accent 6"/>
-    <w:lsdException w:name="Medium Grid 2 Accent 6"/>
-    <w:lsdException w:name="Medium Grid 3 Accent 6"/>
-    <w:lsdException w:name="Dark List Accent 6"/>
-    <w:lsdException w:name="Colorful Shading Accent 6"/>
-    <w:lsdException w:name="Colorful List Accent 6"/>
-    <w:lsdException w:name="Colorful Grid Accent 6"/>
-    <w:lsdException w:name="Grid Table 4" w:uiPriority="49"/>
-    <w:lsdException w:name="Grid Table 5 Dark" w:uiPriority="50"/>
-    <w:lsdException w:name="Grid Table 6 Colorful" w:uiPriority="51"/>
-    <w:lsdException w:name="Grid Table 7 Colorful" w:uiPriority="52"/>
-    <w:lsdException w:name="Grid Table 1 Light Accent 1" w:uiPriority="46"/>
-    <w:lsdException w:name="Grid Table 2 Accent 1" w:uiPriority="47"/>
-    <w:lsdException w:name="Grid Table 3 Accent 1" w:uiPriority="48"/>
-    <w:lsdException w:name="Grid Table 4 Accent 1" w:uiPriority="49"/>
-    <w:lsdException w:name="Grid Table 5 Dark Accent 1" w:uiPriority="50"/>
-    <w:lsdException w:name="Grid Table 6 Colorful Accent 1" w:uiPriority="51"/>
-    <w:lsdException w:name="Grid Table 7 Colorful Accent 1" w:uiPriority="52"/>
-    <w:lsdException w:name="Grid Table 1 Light Accent 2" w:uiPriority="46"/>
-    <w:lsdException w:name="Grid Table 2 Accent 2" w:uiPriority="47"/>
-    <w:lsdException w:name="Grid Table 3 Accent 2" w:uiPriority="48"/>
-    <w:lsdException w:name="Grid Table 4 Accent 2" w:uiPriority="49"/>
-    <w:lsdException w:name="Grid Table 5 Dark Accent 2" w:uiPriority="50"/>
-    <w:lsdException w:name="Grid Table 6 Colorful Accent 2" w:uiPriority="51"/>
-    <w:lsdException w:name="Grid Table 7 Colorful Accent 2" w:uiPriority="52"/>
-    <w:lsdException w:name="Grid Table 1 Light Accent 3" w:uiPriority="46"/>
-    <w:lsdException w:name="Grid Table 2 Accent 3" w:uiPriority="47"/>
-    <w:lsdException w:name="Grid Table 3 Accent 3" w:uiPriority="48"/>
-    <w:lsdException w:name="Grid Table 4 Accent 3" w:uiPriority="49"/>
-    <w:lsdException w:name="Grid Table 5 Dark Accent 3" w:uiPriority="50"/>
-    <w:lsdException w:name="Grid Table 6 Colorful Accent 3" w:uiPriority="51"/>
-    <w:lsdException w:name="Grid Table 7 Colorful Accent 3" w:uiPriority="52"/>
-    <w:lsdException w:name="Grid Table 1 Light Accent 4" w:uiPriority="46"/>
-    <w:lsdException w:name="Grid Table 2 Accent 4" w:uiPriority="47"/>
-    <w:lsdException w:name="Grid Table 3 Accent 4" w:uiPriority="48"/>
-    <w:lsdException w:name="Grid Table 4 Accent 4" w:uiPriority="49"/>
-    <w:lsdException w:name="Grid Table 5 Dark Accent 4" w:uiPriority="50"/>
-    <w:lsdException w:name="Grid Table 6 Colorful Accent 4" w:uiPriority="51"/>
-    <w:lsdException w:name="Grid Table 7 Colorful Accent 4" w:uiPriority="52"/>
-    <w:lsdException w:name="Grid Table 1 Light Accent 5" w:uiPriority="46"/>
-    <w:lsdException w:name="Grid Table 2 Accent 5" w:uiPriority="47"/>
-    <w:lsdException w:name="Grid Table 3 Accent 5" w:uiPriority="48"/>
-    <w:lsdException w:name="Grid Table 4 Accent 5" w:uiPriority="49"/>
-    <w:lsdException w:name="Grid Table 5 Dark Accent 5" w:uiPriority="50"/>
-    <w:lsdException w:name="Grid Table 6 Colorful Accent 5" w:uiPriority="51"/>
-    <w:lsdException w:name="Grid Table 7 Colorful Accent 5" w:uiPriority="52"/>
-    <w:lsdException w:name="Grid Table 1 Light Accent 6" w:uiPriority="46"/>
-    <w:lsdException w:name="Grid Table 2 Accent 6" w:uiPriority="47"/>
-    <w:lsdException w:name="Grid Table 3 Accent 6" w:uiPriority="48"/>
-    <w:lsdException w:name="Grid Table 4 Accent 6" w:uiPriority="49"/>
-    <w:lsdException w:name="Grid Table 5 Dark Accent 6" w:uiPriority="50"/>
-    <w:lsdException w:name="Grid Table 6 Colorful Accent 6" w:uiPriority="51"/>
-    <w:lsdException w:name="Grid Table 7 Colorful Accent 6" w:uiPriority="52"/>
-    <w:lsdException w:name="List Table 1 Light" w:uiPriority="46"/>
-    <w:lsdException w:name="List Table 2" w:uiPriority="47"/>
-    <w:lsdException w:name="List Table 3" w:uiPriority="48"/>
-    <w:lsdException w:name="List Table 4" w:uiPriority="49"/>
-    <w:lsdException w:name="List Table 5 Dark" w:uiPriority="50"/>
-    <w:lsdException w:name="List Table 6 Colorful" w:uiPriority="51"/>
-    <w:lsdException w:name="List Table 7 Colorful" w:uiPriority="52"/>
-    <w:lsdException w:name="List Table 1 Light Accent 1" w:uiPriority="46"/>
-    <w:lsdException w:name="List Table 2 Accent 1" w:uiPriority="47"/>
-    <w:lsdException w:name="List Table 3 Accent 1" w:uiPriority="48"/>
-    <w:lsdException w:name="List Table 4 Accent 1" w:uiPriority="49"/>
-    <w:lsdException w:name="List Table 5 Dark Accent 1" w:uiPriority="50"/>
-    <w:lsdException w:name="List Table 6 Colorful Accent 1" w:uiPriority="51"/>
-    <w:lsdException w:name="List Table 7 Colorful Accent 1" w:uiPriority="52"/>
-    <w:lsdException w:name="List Table 1 Light Accent 2" w:uiPriority="46"/>
-    <w:lsdException w:name="List Table 2 Accent 2" w:uiPriority="47"/>
-    <w:lsdException w:name="List Table 3 Accent 2" w:uiPriority="48"/>
-    <w:lsdException w:name="List Table 4 Accent 2" w:uiPriority="49"/>
-    <w:lsdException w:name="List Table 5 Dark Accent 2" w:uiPriority="50"/>
-    <w:lsdException w:name="List Table 6 Colorful Accent 2" w:uiPriority="51"/>
-    <w:lsdException w:name="List Table 7 Colorful Accent 2" w:uiPriority="52"/>
-    <w:lsdException w:name="List Table 1 Light Accent 3" w:uiPriority="46"/>
-    <w:lsdException w:name="List Table 2 Accent 3" w:uiPriority="47"/>
-    <w:lsdException w:name="List Table 3 Accent 3" w:uiPriority="48"/>
-    <w:lsdException w:name="List Table 4 Accent 3" w:uiPriority="49"/>
-    <w:lsdException w:name="List Table 5 Dark Accent 3" w:uiPriority="50"/>
-    <w:lsdException w:name="List Table 6 Colorful Accent 3" w:uiPriority="51"/>
-    <w:lsdException w:name="List Table 7 Colorful Accent 3" w:uiPriority="52"/>
-    <w:lsdException w:name="List Table 1 Light Accent 4" w:uiPriority="46"/>
-    <w:lsdException w:name="List Table 2 Accent 4" w:uiPriority="47"/>
-    <w:lsdException w:name="List Table 3 Accent 4" w:uiPriority="48"/>
-    <w:lsdException w:name="List Table 4 Accent 4" w:uiPriority="49"/>
-    <w:lsdException w:name="List Table 5 Dark Accent 4" w:uiPriority="50"/>
-    <w:lsdException w:name="List Table 6 Colorful Accent 4" w:uiPriority="51"/>
-    <w:lsdException w:name="List Table 7 Colorful Accent 4" w:uiPriority="52"/>
-    <w:lsdException w:name="List Table 1 Light Accent 5" w:uiPriority="46"/>
-    <w:lsdException w:name="List Table 2 Accent 5" w:uiPriority="47"/>
-    <w:lsdException w:name="List Table 3 Accent 5" w:uiPriority="48"/>
-    <w:lsdException w:name="List Table 4 Accent 5" w:uiPriority="49"/>
-    <w:lsdException w:name="List Table 5 Dark Accent 5" w:uiPriority="50"/>
-    <w:lsdException w:name="List Table 6 Colorful Accent 5" w:uiPriority="51"/>
-    <w:lsdException w:name="List Table 7 Colorful Accent 5" w:uiPriority="52"/>
-    <w:lsdException w:name="List Table 1 Light Accent 6" w:uiPriority="46"/>
-    <w:lsdException w:name="List Table 2 Accent 6" w:uiPriority="47"/>
-    <w:lsdException w:name="List Table 3 Accent 6" w:uiPriority="48"/>
-    <w:lsdException w:name="List Table 4 Accent 6" w:uiPriority="49"/>
-    <w:lsdException w:name="List Table 5 Dark Accent 6" w:uiPriority="50"/>
-    <w:lsdException w:name="List Table 6 Colorful Accent 6" w:uiPriority="51"/>
-    <w:lsdException w:name="List Table 7 Colorful Accent 6" w:uiPriority="52"/>
-    <w:lsdException w:name="Mention" w:semiHidden="1" w:uiPriority="99" w:unhideWhenUsed="1"/>
-    <w:lsdException w:name="Smart Hyperlink" w:semiHidden="1" w:uiPriority="99" w:unhideWhenUsed="1"/>
-    <w:lsdException w:name="Hashtag" w:semiHidden="1" w:uiPriority="99" w:unhideWhenUsed="1"/>
-    <w:lsdException w:name="Unresolved Mention" w:semiHidden="1" w:uiPriority="99" w:unhideWhenUsed="1"/>
-    <w:lsdException w:name="Smart Link" w:semiHidden="1" w:uiPriority="99" w:unhideWhenUsed="1"/>
-  </w:latentStyles>
-  <w:style w:type="paragraph" w:default="1" w:styleId="Normal">
+  <w:latentStyles w:count="276" w:defLockedState="0" w:defQFormat="0" w:defSemiHidden="0" w:defUIPriority="0" w:defUnhideWhenUsed="0"/>
+  <w:style w:default="1" w:styleId="Normal" w:type="paragraph">
     <w:name w:val="Normal"/>
     <w:qFormat/>
     <w:rPr>
-      <w:rFonts w:ascii="Segoe UI" w:eastAsia="Segoe UI" w:hAnsi="Segoe UI" w:cs="Segoe UI"/>
+      <w:rFonts w:ascii="Segoe UI" w:cs="Segoe UI" w:eastAsia="Segoe UI" w:hAnsi="Segoe UI"/>
       <w:color w:val="242424"/>
       <w:sz w:val="21"/>
     </w:rPr>
   </w:style>
-  <w:style w:type="paragraph" w:styleId="Heading1">
+  <w:style w:styleId="BodyText" w:type="paragraph">
+    <w:name w:val="Body Text"/>
+    <w:basedOn w:val="Normal"/>
+    <w:link w:val="BodyTextChar"/>
+    <w:qFormat/>
+    <w:pPr>
+      <w:spacing w:after="120" w:before="180"/>
+    </w:pPr>
+    <w:rPr>
+      <w:rFonts w:ascii="Segoe UI" w:cs="Segoe UI" w:eastAsia="Segoe UI" w:hAnsi="Segoe UI"/>
+      <w:color w:val="242424"/>
+      <w:sz w:val="21"/>
+    </w:rPr>
+  </w:style>
+  <w:style w:customStyle="1" w:styleId="FirstParagraph" w:type="paragraph">
+    <w:name w:val="First Paragraph"/>
+    <w:basedOn w:val="BodyText"/>
+    <w:next w:val="BodyText"/>
+    <w:qFormat/>
+    <w:rPr>
+      <w:rFonts w:ascii="Segoe UI" w:cs="Segoe UI" w:eastAsia="Segoe UI" w:hAnsi="Segoe UI"/>
+      <w:color w:val="242424"/>
+      <w:sz w:val="21"/>
+    </w:rPr>
+  </w:style>
+  <w:style w:customStyle="1" w:styleId="Compact" w:type="paragraph">
+    <w:name w:val="Compact"/>
+    <w:basedOn w:val="BodyText"/>
+    <w:qFormat/>
+    <w:pPr>
+      <w:spacing w:after="36" w:before="36"/>
+    </w:pPr>
+    <w:rPr>
+      <w:rFonts w:ascii="Segoe UI" w:cs="Segoe UI" w:eastAsia="Segoe UI" w:hAnsi="Segoe UI"/>
+      <w:color w:val="242424"/>
+      <w:sz w:val="21"/>
+    </w:rPr>
+  </w:style>
+  <w:style w:styleId="Title" w:type="paragraph">
+    <w:name w:val="Title"/>
+    <w:basedOn w:val="Normal"/>
+    <w:next w:val="BodyText"/>
+    <w:link w:val="TitleChar"/>
+    <w:uiPriority w:val="10"/>
+    <w:qFormat/>
+    <w:rsid w:val="00A10FD9"/>
+    <w:pPr>
+      <w:spacing w:after="80" w:line="240" w:lineRule="auto"/>
+      <w:contextualSpacing/>
+      <w:jc w:val="center"/>
+    </w:pPr>
+    <w:rPr>
+      <w:rFonts w:ascii="Segoe UI Semibold" w:cs="Segoe UI Semibold" w:eastAsia="Segoe UI Semibold" w:hAnsi="Segoe UI Semibold"/>
+      <w:color w:val="3B1041"/>
+      <w:sz w:val="48"/>
+      <w:szCs w:val="56"/>
+    </w:rPr>
+  </w:style>
+  <w:style w:customStyle="1" w:styleId="TitleChar" w:type="character">
+    <w:name w:val="Title Char"/>
+    <w:basedOn w:val="DefaultParagraphFont"/>
+    <w:link w:val="Title"/>
+    <w:uiPriority w:val="10"/>
+    <w:rsid w:val="00A10FD9"/>
+    <w:rPr>
+      <w:rFonts w:asciiTheme="majorHAnsi" w:cstheme="majorBidi" w:eastAsiaTheme="majorEastAsia" w:hAnsiTheme="majorHAnsi"/>
+      <w:sz w:val="56"/>
+      <w:szCs w:val="56"/>
+    </w:rPr>
+  </w:style>
+  <w:style w:styleId="Subtitle" w:type="paragraph">
+    <w:name w:val="Subtitle"/>
+    <w:basedOn w:val="Title"/>
+    <w:next w:val="BodyText"/>
+    <w:link w:val="SubtitleChar"/>
+    <w:uiPriority w:val="11"/>
+    <w:qFormat/>
+    <w:rsid w:val="00A10FD9"/>
+    <w:pPr>
+      <w:numPr>
+        <w:ilvl w:val="1"/>
+      </w:numPr>
+    </w:pPr>
+    <w:rPr>
+      <w:rFonts w:cstheme="majorBidi" w:eastAsiaTheme="majorEastAsia"/>
+      <w:spacing w:val="15"/>
+      <w:sz w:val="28"/>
+      <w:szCs w:val="28"/>
+    </w:rPr>
+  </w:style>
+  <w:style w:customStyle="1" w:styleId="SubtitleChar" w:type="character">
+    <w:name w:val="Subtitle Char"/>
+    <w:basedOn w:val="DefaultParagraphFont"/>
+    <w:link w:val="Subtitle"/>
+    <w:uiPriority w:val="11"/>
+    <w:rsid w:val="00A10FD9"/>
+    <w:rPr>
+      <w:rFonts w:cstheme="majorBidi" w:eastAsiaTheme="majorEastAsia"/>
+      <w:color w:themeColor="text1" w:themeTint="A6" w:val="595959"/>
+      <w:spacing w:val="15"/>
+      <w:sz w:val="28"/>
+      <w:szCs w:val="28"/>
+    </w:rPr>
+  </w:style>
+  <w:style w:customStyle="1" w:styleId="Author" w:type="paragraph">
+    <w:name w:val="Author"/>
+    <w:basedOn w:val="Title"/>
+    <w:next w:val="BodyText"/>
+    <w:qFormat/>
+    <w:pPr>
+      <w:keepNext/>
+      <w:keepLines/>
+    </w:pPr>
+    <w:rPr>
+      <w:sz w:val="24"/>
+      <w:szCs w:val="24"/>
+    </w:rPr>
+  </w:style>
+  <w:style w:styleId="Date" w:type="paragraph">
+    <w:name w:val="Date"/>
+    <w:basedOn w:val="Title"/>
+    <w:next w:val="BodyText"/>
+    <w:qFormat/>
+    <w:pPr>
+      <w:keepNext/>
+      <w:keepLines/>
+    </w:pPr>
+    <w:rPr>
+      <w:sz w:val="24"/>
+      <w:szCs w:val="24"/>
+    </w:rPr>
+  </w:style>
+  <w:style w:customStyle="1" w:styleId="AbstractTitle" w:type="paragraph">
+    <w:name w:val="Abstract Title"/>
+    <w:basedOn w:val="Normal"/>
+    <w:next w:val="Abstract"/>
+    <w:qFormat/>
+    <w:pPr>
+      <w:keepNext/>
+      <w:keepLines/>
+      <w:spacing w:after="0" w:before="300"/>
+      <w:jc w:val="center"/>
+    </w:pPr>
+    <w:rPr>
+      <w:b/>
+      <w:sz w:val="20"/>
+      <w:szCs w:val="20"/>
+    </w:rPr>
+  </w:style>
+  <w:style w:customStyle="1" w:styleId="Abstract" w:type="paragraph">
+    <w:name w:val="Abstract"/>
+    <w:basedOn w:val="Normal"/>
+    <w:next w:val="BodyText"/>
+    <w:qFormat/>
+    <w:pPr>
+      <w:keepNext/>
+      <w:keepLines/>
+      <w:spacing w:after="300" w:before="100"/>
+    </w:pPr>
+    <w:rPr>
+      <w:sz w:val="20"/>
+      <w:szCs w:val="20"/>
+    </w:rPr>
+  </w:style>
+  <w:style w:styleId="Bibliography" w:type="paragraph">
+    <w:name w:val="Bibliography"/>
+    <w:basedOn w:val="Normal"/>
+    <w:next w:val="Bibliography"/>
+    <w:qFormat/>
+    <w:pPr/>
+    <w:rPr/>
+  </w:style>
+  <w:style w:styleId="Heading1" w:type="paragraph">
     <w:name w:val="heading 1"/>
     <w:basedOn w:val="Normal"/>
     <w:next w:val="BodyText"/>
@@ -3013,17 +3352,19 @@
     <w:pPr>
       <w:keepNext/>
       <w:keepLines/>
-      <w:spacing w:before="240" w:after="80"/>
+      <w:spacing w:after="80" w:before="240"/>
       <w:outlineLvl w:val="0"/>
     </w:pPr>
     <w:rPr>
-      <w:rFonts w:ascii="Segoe UI Semibold" w:eastAsia="Segoe UI Semibold" w:hAnsi="Segoe UI Semibold" w:cs="Segoe UI Semibold"/>
+      <w:rFonts w:ascii="Segoe UI Semibold" w:cs="Segoe UI Semibold" w:eastAsia="Segoe UI Semibold" w:hAnsi="Segoe UI Semibold"/>
+      <w:b w:val="0"/>
+      <w:i w:val="0"/>
       <w:color w:val="3B1041"/>
       <w:sz w:val="40"/>
       <w:szCs w:val="40"/>
     </w:rPr>
   </w:style>
-  <w:style w:type="paragraph" w:styleId="Heading2">
+  <w:style w:styleId="Heading2" w:type="paragraph">
     <w:name w:val="heading 2"/>
     <w:basedOn w:val="Normal"/>
     <w:next w:val="BodyText"/>
@@ -3036,17 +3377,19 @@
     <w:pPr>
       <w:keepNext/>
       <w:keepLines/>
-      <w:spacing w:before="280" w:after="80"/>
+      <w:spacing w:after="80" w:before="280"/>
       <w:outlineLvl w:val="1"/>
     </w:pPr>
     <w:rPr>
-      <w:rFonts w:ascii="Segoe UI Semibold" w:eastAsia="Segoe UI Semibold" w:hAnsi="Segoe UI Semibold" w:cs="Segoe UI Semibold"/>
+      <w:rFonts w:ascii="Segoe UI Semibold" w:cs="Segoe UI Semibold" w:eastAsia="Segoe UI Semibold" w:hAnsi="Segoe UI Semibold"/>
+      <w:b w:val="0"/>
+      <w:i w:val="0"/>
       <w:color w:val="3B1041"/>
       <w:sz w:val="30"/>
       <w:szCs w:val="32"/>
     </w:rPr>
   </w:style>
-  <w:style w:type="paragraph" w:styleId="Heading3">
+  <w:style w:styleId="Heading3" w:type="paragraph">
     <w:name w:val="heading 3"/>
     <w:basedOn w:val="Normal"/>
     <w:next w:val="BodyText"/>
@@ -3059,17 +3402,19 @@
     <w:pPr>
       <w:keepNext/>
       <w:keepLines/>
-      <w:spacing w:before="200" w:after="80"/>
+      <w:spacing w:after="80" w:before="200"/>
       <w:outlineLvl w:val="2"/>
     </w:pPr>
     <w:rPr>
-      <w:rFonts w:ascii="Segoe UI Semibold" w:eastAsia="Segoe UI Semibold" w:hAnsi="Segoe UI Semibold" w:cs="Segoe UI Semibold"/>
+      <w:rFonts w:ascii="Segoe UI Semibold" w:cs="Segoe UI Semibold" w:eastAsia="Segoe UI Semibold" w:hAnsi="Segoe UI Semibold"/>
+      <w:b w:val="0"/>
+      <w:i w:val="0"/>
       <w:color w:val="3B1041"/>
       <w:sz w:val="25"/>
       <w:szCs w:val="28"/>
     </w:rPr>
   </w:style>
-  <w:style w:type="paragraph" w:styleId="Heading4">
+  <w:style w:styleId="Heading4" w:type="paragraph">
     <w:name w:val="heading 4"/>
     <w:basedOn w:val="Normal"/>
     <w:next w:val="BodyText"/>
@@ -3082,16 +3427,19 @@
     <w:pPr>
       <w:keepNext/>
       <w:keepLines/>
-      <w:spacing w:before="160" w:after="80"/>
+      <w:spacing w:after="80" w:before="160"/>
       <w:outlineLvl w:val="3"/>
     </w:pPr>
     <w:rPr>
-      <w:rFonts w:ascii="Segoe UI Semibold" w:eastAsia="Segoe UI Semibold" w:hAnsi="Segoe UI Semibold" w:cs="Segoe UI Semibold"/>
+      <w:rFonts w:ascii="Segoe UI Semibold" w:cs="Segoe UI Semibold" w:eastAsia="Segoe UI Semibold" w:hAnsi="Segoe UI Semibold"/>
+      <w:b w:val="0"/>
+      <w:i w:val="0"/>
       <w:iCs/>
+      <w:color w:val="242424"/>
       <w:sz w:val="22"/>
     </w:rPr>
   </w:style>
-  <w:style w:type="paragraph" w:styleId="Heading5">
+  <w:style w:styleId="Heading5" w:type="paragraph">
     <w:name w:val="heading 5"/>
     <w:basedOn w:val="Normal"/>
     <w:next w:val="BodyText"/>
@@ -3104,14 +3452,18 @@
     <w:pPr>
       <w:keepNext/>
       <w:keepLines/>
-      <w:spacing w:before="120" w:after="80"/>
+      <w:spacing w:after="80" w:before="120"/>
       <w:outlineLvl w:val="4"/>
     </w:pPr>
     <w:rPr>
-      <w:rFonts w:ascii="Segoe UI Semibold" w:eastAsia="Segoe UI Semibold" w:hAnsi="Segoe UI Semibold" w:cs="Segoe UI Semibold"/>
-    </w:rPr>
-  </w:style>
-  <w:style w:type="paragraph" w:styleId="Heading6">
+      <w:rFonts w:ascii="Segoe UI Semibold" w:cs="Segoe UI Semibold" w:eastAsia="Segoe UI Semibold" w:hAnsi="Segoe UI Semibold"/>
+      <w:b w:val="0"/>
+      <w:i w:val="0"/>
+      <w:color w:val="242424"/>
+      <w:sz w:val="21"/>
+    </w:rPr>
+  </w:style>
+  <w:style w:styleId="Heading6" w:type="paragraph">
     <w:name w:val="heading 6"/>
     <w:basedOn w:val="Normal"/>
     <w:next w:val="BodyText"/>
@@ -3124,17 +3476,17 @@
     <w:pPr>
       <w:keepNext/>
       <w:keepLines/>
-      <w:spacing w:before="40" w:after="0"/>
+      <w:spacing w:after="0" w:before="40"/>
       <w:outlineLvl w:val="5"/>
     </w:pPr>
     <w:rPr>
-      <w:rFonts w:eastAsiaTheme="majorEastAsia" w:cstheme="majorBidi"/>
+      <w:rFonts w:cstheme="majorBidi" w:eastAsiaTheme="majorEastAsia"/>
       <w:i/>
       <w:iCs/>
-      <w:color w:val="595959" w:themeColor="text1" w:themeTint="A6"/>
-    </w:rPr>
-  </w:style>
-  <w:style w:type="paragraph" w:styleId="Heading7">
+      <w:color w:themeColor="text1" w:themeTint="A6" w:val="595959"/>
+    </w:rPr>
+  </w:style>
+  <w:style w:styleId="Heading7" w:type="paragraph">
     <w:name w:val="heading 7"/>
     <w:basedOn w:val="Normal"/>
     <w:next w:val="BodyText"/>
@@ -3147,15 +3499,15 @@
     <w:pPr>
       <w:keepNext/>
       <w:keepLines/>
-      <w:spacing w:before="40" w:after="0"/>
+      <w:spacing w:after="0" w:before="40"/>
       <w:outlineLvl w:val="6"/>
     </w:pPr>
     <w:rPr>
-      <w:rFonts w:eastAsiaTheme="majorEastAsia" w:cstheme="majorBidi"/>
-      <w:color w:val="595959" w:themeColor="text1" w:themeTint="A6"/>
-    </w:rPr>
-  </w:style>
-  <w:style w:type="paragraph" w:styleId="Heading8">
+      <w:rFonts w:cstheme="majorBidi" w:eastAsiaTheme="majorEastAsia"/>
+      <w:color w:themeColor="text1" w:themeTint="A6" w:val="595959"/>
+    </w:rPr>
+  </w:style>
+  <w:style w:styleId="Heading8" w:type="paragraph">
     <w:name w:val="heading 8"/>
     <w:basedOn w:val="Normal"/>
     <w:next w:val="BodyText"/>
@@ -3172,13 +3524,13 @@
       <w:outlineLvl w:val="7"/>
     </w:pPr>
     <w:rPr>
-      <w:rFonts w:eastAsiaTheme="majorEastAsia" w:cstheme="majorBidi"/>
+      <w:rFonts w:cstheme="majorBidi" w:eastAsiaTheme="majorEastAsia"/>
       <w:i/>
       <w:iCs/>
-      <w:color w:val="272727" w:themeColor="text1" w:themeTint="D8"/>
-    </w:rPr>
-  </w:style>
-  <w:style w:type="paragraph" w:styleId="Heading9">
+      <w:color w:themeColor="text1" w:themeTint="D8" w:val="272727"/>
+    </w:rPr>
+  </w:style>
+  <w:style w:styleId="Heading9" w:type="paragraph">
     <w:name w:val="heading 9"/>
     <w:basedOn w:val="Normal"/>
     <w:next w:val="BodyText"/>
@@ -3195,204 +3547,24 @@
       <w:outlineLvl w:val="8"/>
     </w:pPr>
     <w:rPr>
-      <w:rFonts w:eastAsiaTheme="majorEastAsia" w:cstheme="majorBidi"/>
-      <w:color w:val="272727" w:themeColor="text1" w:themeTint="D8"/>
-    </w:rPr>
-  </w:style>
-  <w:style w:type="character" w:default="1" w:styleId="DefaultParagraphFont">
-    <w:name w:val="Default Paragraph Font"/>
-    <w:uiPriority w:val="1"/>
-    <w:semiHidden/>
-    <w:unhideWhenUsed/>
-  </w:style>
-  <w:style w:type="table" w:default="1" w:styleId="TableNormal">
-    <w:name w:val="Normal Table"/>
-    <w:uiPriority w:val="99"/>
-    <w:semiHidden/>
-    <w:unhideWhenUsed/>
-    <w:tblPr>
-      <w:tblInd w:w="0" w:type="dxa"/>
-      <w:tblCellMar>
-        <w:top w:w="0" w:type="dxa"/>
-        <w:left w:w="108" w:type="dxa"/>
-        <w:bottom w:w="0" w:type="dxa"/>
-        <w:right w:w="108" w:type="dxa"/>
-      </w:tblCellMar>
-    </w:tblPr>
-  </w:style>
-  <w:style w:type="numbering" w:default="1" w:styleId="NoList">
-    <w:name w:val="No List"/>
-    <w:uiPriority w:val="99"/>
-    <w:semiHidden/>
-    <w:unhideWhenUsed/>
-  </w:style>
-  <w:style w:type="paragraph" w:styleId="BodyText">
-    <w:name w:val="Body Text"/>
-    <w:basedOn w:val="Normal"/>
-    <w:qFormat/>
-    <w:pPr>
-      <w:spacing w:before="180" w:after="120"/>
-    </w:pPr>
-  </w:style>
-  <w:style w:type="paragraph" w:customStyle="1" w:styleId="FirstParagraph">
-    <w:name w:val="First Paragraph"/>
-    <w:basedOn w:val="BodyText"/>
-    <w:next w:val="BodyText"/>
-    <w:qFormat/>
-  </w:style>
-  <w:style w:type="paragraph" w:customStyle="1" w:styleId="Compact">
-    <w:name w:val="Compact"/>
-    <w:basedOn w:val="BodyText"/>
-    <w:qFormat/>
-    <w:pPr>
-      <w:spacing w:before="36" w:after="36"/>
-    </w:pPr>
-  </w:style>
-  <w:style w:type="paragraph" w:styleId="Title">
-    <w:name w:val="Title"/>
-    <w:basedOn w:val="Normal"/>
-    <w:next w:val="BodyText"/>
-    <w:link w:val="TitleChar"/>
-    <w:uiPriority w:val="10"/>
-    <w:qFormat/>
-    <w:rsid w:val="00A10FD9"/>
-    <w:pPr>
-      <w:spacing w:after="80"/>
-      <w:contextualSpacing/>
-      <w:jc w:val="center"/>
-    </w:pPr>
-    <w:rPr>
-      <w:rFonts w:ascii="Segoe UI Semibold" w:eastAsia="Segoe UI Semibold" w:hAnsi="Segoe UI Semibold" w:cs="Segoe UI Semibold"/>
-      <w:color w:val="3B1041"/>
-      <w:sz w:val="48"/>
-      <w:szCs w:val="56"/>
-    </w:rPr>
-  </w:style>
-  <w:style w:type="character" w:customStyle="1" w:styleId="TitleChar">
-    <w:name w:val="Title Char"/>
-    <w:basedOn w:val="DefaultParagraphFont"/>
-    <w:link w:val="Title"/>
-    <w:uiPriority w:val="10"/>
-    <w:rsid w:val="00A10FD9"/>
-    <w:rPr>
-      <w:rFonts w:asciiTheme="majorHAnsi" w:eastAsiaTheme="majorEastAsia" w:hAnsiTheme="majorHAnsi" w:cstheme="majorBidi"/>
-      <w:sz w:val="56"/>
-      <w:szCs w:val="56"/>
-    </w:rPr>
-  </w:style>
-  <w:style w:type="paragraph" w:styleId="Subtitle">
-    <w:name w:val="Subtitle"/>
-    <w:basedOn w:val="Title"/>
-    <w:next w:val="BodyText"/>
-    <w:link w:val="SubtitleChar"/>
-    <w:uiPriority w:val="11"/>
-    <w:qFormat/>
-    <w:rsid w:val="00A10FD9"/>
-    <w:pPr>
-      <w:numPr>
-        <w:ilvl w:val="1"/>
-      </w:numPr>
-    </w:pPr>
-    <w:rPr>
-      <w:rFonts w:eastAsiaTheme="majorEastAsia" w:cstheme="majorBidi"/>
-      <w:spacing w:val="15"/>
-      <w:sz w:val="28"/>
-      <w:szCs w:val="28"/>
-    </w:rPr>
-  </w:style>
-  <w:style w:type="character" w:customStyle="1" w:styleId="SubtitleChar">
-    <w:name w:val="Subtitle Char"/>
-    <w:basedOn w:val="DefaultParagraphFont"/>
-    <w:link w:val="Subtitle"/>
-    <w:uiPriority w:val="11"/>
-    <w:rsid w:val="00A10FD9"/>
-    <w:rPr>
-      <w:rFonts w:eastAsiaTheme="majorEastAsia" w:cstheme="majorBidi"/>
-      <w:color w:val="595959" w:themeColor="text1" w:themeTint="A6"/>
-      <w:spacing w:val="15"/>
-      <w:sz w:val="28"/>
-      <w:szCs w:val="28"/>
-    </w:rPr>
-  </w:style>
-  <w:style w:type="paragraph" w:customStyle="1" w:styleId="Author">
-    <w:name w:val="Author"/>
-    <w:basedOn w:val="Title"/>
-    <w:next w:val="BodyText"/>
-    <w:qFormat/>
-    <w:pPr>
-      <w:keepNext/>
-      <w:keepLines/>
-    </w:pPr>
-    <w:rPr>
-      <w:sz w:val="24"/>
-      <w:szCs w:val="24"/>
-    </w:rPr>
-  </w:style>
-  <w:style w:type="paragraph" w:styleId="Date">
-    <w:name w:val="Date"/>
-    <w:basedOn w:val="Title"/>
-    <w:next w:val="BodyText"/>
-    <w:qFormat/>
-    <w:pPr>
-      <w:keepNext/>
-      <w:keepLines/>
-    </w:pPr>
-    <w:rPr>
-      <w:sz w:val="24"/>
-      <w:szCs w:val="24"/>
-    </w:rPr>
-  </w:style>
-  <w:style w:type="paragraph" w:customStyle="1" w:styleId="AbstractTitle">
-    <w:name w:val="Abstract Title"/>
-    <w:basedOn w:val="Normal"/>
-    <w:next w:val="Abstract"/>
-    <w:qFormat/>
-    <w:pPr>
-      <w:keepNext/>
-      <w:keepLines/>
-      <w:spacing w:before="300" w:after="0"/>
-      <w:jc w:val="center"/>
-    </w:pPr>
-    <w:rPr>
-      <w:b/>
-      <w:sz w:val="20"/>
-      <w:szCs w:val="20"/>
-    </w:rPr>
-  </w:style>
-  <w:style w:type="paragraph" w:customStyle="1" w:styleId="Abstract">
-    <w:name w:val="Abstract"/>
-    <w:basedOn w:val="Normal"/>
-    <w:next w:val="BodyText"/>
-    <w:qFormat/>
-    <w:pPr>
-      <w:keepNext/>
-      <w:keepLines/>
-      <w:spacing w:before="100" w:after="300"/>
-    </w:pPr>
-    <w:rPr>
-      <w:sz w:val="20"/>
-      <w:szCs w:val="20"/>
-    </w:rPr>
-  </w:style>
-  <w:style w:type="paragraph" w:styleId="Bibliography">
-    <w:name w:val="Bibliography"/>
-    <w:basedOn w:val="Normal"/>
-    <w:qFormat/>
-  </w:style>
-  <w:style w:type="character" w:customStyle="1" w:styleId="Heading1Char">
+      <w:rFonts w:cstheme="majorBidi" w:eastAsiaTheme="majorEastAsia"/>
+      <w:color w:themeColor="text1" w:themeTint="D8" w:val="272727"/>
+    </w:rPr>
+  </w:style>
+  <w:style w:customStyle="1" w:styleId="Heading1Char" w:type="character">
     <w:name w:val="Heading 1 Char"/>
     <w:basedOn w:val="DefaultParagraphFont"/>
     <w:link w:val="Heading1"/>
     <w:uiPriority w:val="9"/>
     <w:rsid w:val="00A10FD9"/>
     <w:rPr>
-      <w:rFonts w:asciiTheme="majorHAnsi" w:eastAsiaTheme="majorEastAsia" w:hAnsiTheme="majorHAnsi" w:cstheme="majorBidi"/>
-      <w:color w:val="0F4761" w:themeColor="accent1" w:themeShade="BF"/>
+      <w:rFonts w:asciiTheme="majorHAnsi" w:cstheme="majorBidi" w:eastAsiaTheme="majorEastAsia" w:hAnsiTheme="majorHAnsi"/>
+      <w:color w:themeColor="accent1" w:themeShade="BF" w:val="0F4761"/>
       <w:sz w:val="40"/>
       <w:szCs w:val="40"/>
     </w:rPr>
   </w:style>
-  <w:style w:type="character" w:customStyle="1" w:styleId="Heading2Char">
+  <w:style w:customStyle="1" w:styleId="Heading2Char" w:type="character">
     <w:name w:val="Heading 2 Char"/>
     <w:basedOn w:val="DefaultParagraphFont"/>
     <w:link w:val="Heading2"/>
@@ -3400,13 +3572,13 @@
     <w:semiHidden/>
     <w:rsid w:val="00A10FD9"/>
     <w:rPr>
-      <w:rFonts w:asciiTheme="majorHAnsi" w:eastAsiaTheme="majorEastAsia" w:hAnsiTheme="majorHAnsi" w:cstheme="majorBidi"/>
-      <w:color w:val="0F4761" w:themeColor="accent1" w:themeShade="BF"/>
+      <w:rFonts w:asciiTheme="majorHAnsi" w:cstheme="majorBidi" w:eastAsiaTheme="majorEastAsia" w:hAnsiTheme="majorHAnsi"/>
+      <w:color w:themeColor="accent1" w:themeShade="BF" w:val="0F4761"/>
       <w:sz w:val="32"/>
       <w:szCs w:val="32"/>
     </w:rPr>
   </w:style>
-  <w:style w:type="character" w:customStyle="1" w:styleId="Heading3Char">
+  <w:style w:customStyle="1" w:styleId="Heading3Char" w:type="character">
     <w:name w:val="Heading 3 Char"/>
     <w:basedOn w:val="DefaultParagraphFont"/>
     <w:link w:val="Heading3"/>
@@ -3414,13 +3586,13 @@
     <w:semiHidden/>
     <w:rsid w:val="00A10FD9"/>
     <w:rPr>
-      <w:rFonts w:eastAsiaTheme="majorEastAsia" w:cstheme="majorBidi"/>
-      <w:color w:val="0F4761" w:themeColor="accent1" w:themeShade="BF"/>
+      <w:rFonts w:cstheme="majorBidi" w:eastAsiaTheme="majorEastAsia"/>
+      <w:color w:themeColor="accent1" w:themeShade="BF" w:val="0F4761"/>
       <w:sz w:val="28"/>
       <w:szCs w:val="28"/>
     </w:rPr>
   </w:style>
-  <w:style w:type="character" w:customStyle="1" w:styleId="Heading4Char">
+  <w:style w:customStyle="1" w:styleId="Heading4Char" w:type="character">
     <w:name w:val="Heading 4 Char"/>
     <w:basedOn w:val="DefaultParagraphFont"/>
     <w:link w:val="Heading4"/>
@@ -3428,13 +3600,13 @@
     <w:semiHidden/>
     <w:rsid w:val="00A10FD9"/>
     <w:rPr>
-      <w:rFonts w:eastAsiaTheme="majorEastAsia" w:cstheme="majorBidi"/>
+      <w:rFonts w:cstheme="majorBidi" w:eastAsiaTheme="majorEastAsia"/>
       <w:i/>
       <w:iCs/>
-      <w:color w:val="0F4761" w:themeColor="accent1" w:themeShade="BF"/>
-    </w:rPr>
-  </w:style>
-  <w:style w:type="character" w:customStyle="1" w:styleId="Heading5Char">
+      <w:color w:themeColor="accent1" w:themeShade="BF" w:val="0F4761"/>
+    </w:rPr>
+  </w:style>
+  <w:style w:customStyle="1" w:styleId="Heading5Char" w:type="character">
     <w:name w:val="Heading 5 Char"/>
     <w:basedOn w:val="DefaultParagraphFont"/>
     <w:link w:val="Heading5"/>
@@ -3442,11 +3614,11 @@
     <w:semiHidden/>
     <w:rsid w:val="00A10FD9"/>
     <w:rPr>
-      <w:rFonts w:eastAsiaTheme="majorEastAsia" w:cstheme="majorBidi"/>
-      <w:color w:val="0F4761" w:themeColor="accent1" w:themeShade="BF"/>
-    </w:rPr>
-  </w:style>
-  <w:style w:type="character" w:customStyle="1" w:styleId="Heading6Char">
+      <w:rFonts w:cstheme="majorBidi" w:eastAsiaTheme="majorEastAsia"/>
+      <w:color w:themeColor="accent1" w:themeShade="BF" w:val="0F4761"/>
+    </w:rPr>
+  </w:style>
+  <w:style w:customStyle="1" w:styleId="Heading6Char" w:type="character">
     <w:name w:val="Heading 6 Char"/>
     <w:basedOn w:val="DefaultParagraphFont"/>
     <w:link w:val="Heading6"/>
@@ -3454,13 +3626,13 @@
     <w:semiHidden/>
     <w:rsid w:val="00A10FD9"/>
     <w:rPr>
-      <w:rFonts w:eastAsiaTheme="majorEastAsia" w:cstheme="majorBidi"/>
+      <w:rFonts w:cstheme="majorBidi" w:eastAsiaTheme="majorEastAsia"/>
       <w:i/>
       <w:iCs/>
-      <w:color w:val="595959" w:themeColor="text1" w:themeTint="A6"/>
-    </w:rPr>
-  </w:style>
-  <w:style w:type="character" w:customStyle="1" w:styleId="Heading7Char">
+      <w:color w:themeColor="text1" w:themeTint="A6" w:val="595959"/>
+    </w:rPr>
+  </w:style>
+  <w:style w:customStyle="1" w:styleId="Heading7Char" w:type="character">
     <w:name w:val="Heading 7 Char"/>
     <w:basedOn w:val="DefaultParagraphFont"/>
     <w:link w:val="Heading7"/>
@@ -3468,11 +3640,11 @@
     <w:semiHidden/>
     <w:rsid w:val="00A10FD9"/>
     <w:rPr>
-      <w:rFonts w:eastAsiaTheme="majorEastAsia" w:cstheme="majorBidi"/>
-      <w:color w:val="595959" w:themeColor="text1" w:themeTint="A6"/>
-    </w:rPr>
-  </w:style>
-  <w:style w:type="character" w:customStyle="1" w:styleId="Heading8Char">
+      <w:rFonts w:cstheme="majorBidi" w:eastAsiaTheme="majorEastAsia"/>
+      <w:color w:themeColor="text1" w:themeTint="A6" w:val="595959"/>
+    </w:rPr>
+  </w:style>
+  <w:style w:customStyle="1" w:styleId="Heading8Char" w:type="character">
     <w:name w:val="Heading 8 Char"/>
     <w:basedOn w:val="DefaultParagraphFont"/>
     <w:link w:val="Heading8"/>
@@ -3480,13 +3652,13 @@
     <w:semiHidden/>
     <w:rsid w:val="00A10FD9"/>
     <w:rPr>
-      <w:rFonts w:eastAsiaTheme="majorEastAsia" w:cstheme="majorBidi"/>
+      <w:rFonts w:cstheme="majorBidi" w:eastAsiaTheme="majorEastAsia"/>
       <w:i/>
       <w:iCs/>
-      <w:color w:val="272727" w:themeColor="text1" w:themeTint="D8"/>
-    </w:rPr>
-  </w:style>
-  <w:style w:type="character" w:customStyle="1" w:styleId="Heading9Char">
+      <w:color w:themeColor="text1" w:themeTint="D8" w:val="272727"/>
+    </w:rPr>
+  </w:style>
+  <w:style w:customStyle="1" w:styleId="Heading9Char" w:type="character">
     <w:name w:val="Heading 9 Char"/>
     <w:basedOn w:val="DefaultParagraphFont"/>
     <w:link w:val="Heading9"/>
@@ -3494,11 +3666,11 @@
     <w:semiHidden/>
     <w:rsid w:val="00A10FD9"/>
     <w:rPr>
-      <w:rFonts w:eastAsiaTheme="majorEastAsia" w:cstheme="majorBidi"/>
-      <w:color w:val="272727" w:themeColor="text1" w:themeTint="D8"/>
-    </w:rPr>
-  </w:style>
-  <w:style w:type="paragraph" w:styleId="BlockText">
+      <w:rFonts w:cstheme="majorBidi" w:eastAsiaTheme="majorEastAsia"/>
+      <w:color w:themeColor="text1" w:themeTint="D8" w:val="272727"/>
+    </w:rPr>
+  </w:style>
+  <w:style w:styleId="BlockText" w:type="paragraph">
     <w:name w:val="Block Text"/>
     <w:basedOn w:val="BodyText"/>
     <w:next w:val="BodyText"/>
@@ -3506,22 +3678,29 @@
     <w:unhideWhenUsed/>
     <w:qFormat/>
     <w:pPr>
+      <w:spacing w:after="40" w:before="40"/>
+      <w:ind w:firstLine="0" w:left="288" w:right="144"/>
       <w:pBdr>
-        <w:left w:val="single" w:sz="18" w:space="8" w:color="3B1041"/>
+        <w:left w:color="3B1041" w:space="8" w:sz="18" w:val="single"/>
       </w:pBdr>
-      <w:shd w:val="clear" w:color="auto" w:fill="FBF6FD"/>
-      <w:spacing w:before="40" w:after="40"/>
-      <w:ind w:left="288" w:right="144"/>
+      <w:shd w:color="auto" w:fill="FBF6FD" w:val="clear"/>
     </w:pPr>
-  </w:style>
-  <w:style w:type="paragraph" w:styleId="FootnoteText">
-    <w:name w:val="footnote text"/>
+    <w:rPr>
+      <w:rFonts w:ascii="Segoe UI" w:cs="Segoe UI" w:eastAsia="Segoe UI" w:hAnsi="Segoe UI"/>
+      <w:i w:val="0"/>
+      <w:color w:val="242424"/>
+      <w:sz w:val="21"/>
+    </w:rPr>
+  </w:style>
+  <w:style w:styleId="FootnoteText" w:type="paragraph">
+    <w:name w:val="Footnote Text"/>
     <w:basedOn w:val="Normal"/>
+    <w:next w:val="FootnoteText"/>
     <w:uiPriority w:val="9"/>
     <w:unhideWhenUsed/>
     <w:qFormat/>
   </w:style>
-  <w:style w:type="paragraph" w:customStyle="1" w:styleId="FootnoteBlockText">
+  <w:style w:styleId="FootnoteBlockText" w:type="paragraph">
     <w:name w:val="Footnote Block Text"/>
     <w:basedOn w:val="FootnoteText"/>
     <w:next w:val="FootnoteText"/>
@@ -3529,35 +3708,40 @@
     <w:unhideWhenUsed/>
     <w:qFormat/>
     <w:pPr>
-      <w:spacing w:before="100" w:after="100"/>
-      <w:ind w:left="480" w:right="480"/>
+      <w:spacing w:after="100" w:before="100"/>
+      <w:ind w:firstLine="0" w:left="480" w:right="480"/>
     </w:pPr>
   </w:style>
-  <w:style w:type="table" w:customStyle="1" w:styleId="Table">
+  <w:style w:default="1" w:styleId="DefaultParagraphFont" w:type="character">
+    <w:name w:val="Default Paragraph Font"/>
+    <w:semiHidden/>
+    <w:unhideWhenUsed/>
+  </w:style>
+  <w:style w:default="1" w:styleId="Table" w:type="table">
     <w:name w:val="Table"/>
+    <w:basedOn w:val="TableNormal"/>
     <w:semiHidden/>
     <w:unhideWhenUsed/>
     <w:qFormat/>
     <w:tblPr>
-      <w:tblInd w:w="0" w:type="dxa"/>
+      <w:tblInd w:type="dxa" w:w="0"/>
       <w:tblCellMar>
-        <w:top w:w="0" w:type="dxa"/>
-        <w:left w:w="108" w:type="dxa"/>
-        <w:bottom w:w="0" w:type="dxa"/>
-        <w:right w:w="108" w:type="dxa"/>
+        <w:top w:type="dxa" w:w="0"/>
+        <w:left w:type="dxa" w:w="108"/>
+        <w:bottom w:type="dxa" w:w="0"/>
+        <w:right w:type="dxa" w:w="108"/>
       </w:tblCellMar>
     </w:tblPr>
     <w:tblStylePr w:type="firstRow">
-      <w:tblPr/>
       <w:tcPr>
         <w:tcBorders>
-          <w:bottom w:val="single" w:sz="0" w:space="0" w:color="auto"/>
+          <w:bottom w:val="single"/>
         </w:tcBorders>
         <w:vAlign w:val="bottom"/>
       </w:tcPr>
     </w:tblStylePr>
   </w:style>
-  <w:style w:type="paragraph" w:customStyle="1" w:styleId="DefinitionTerm">
+  <w:style w:customStyle="1" w:styleId="DefinitionTerm" w:type="paragraph">
     <w:name w:val="Definition Term"/>
     <w:basedOn w:val="Normal"/>
     <w:next w:val="Definition"/>
@@ -3570,77 +3754,76 @@
       <w:b/>
     </w:rPr>
   </w:style>
-  <w:style w:type="paragraph" w:customStyle="1" w:styleId="Definition">
+  <w:style w:customStyle="1" w:styleId="Definition" w:type="paragraph">
     <w:name w:val="Definition"/>
     <w:basedOn w:val="Normal"/>
   </w:style>
-  <w:style w:type="paragraph" w:styleId="Caption">
-    <w:name w:val="caption"/>
+  <w:style w:styleId="Caption" w:type="paragraph">
+    <w:name w:val="Caption"/>
     <w:basedOn w:val="Normal"/>
-    <w:link w:val="CaptionChar"/>
+    <w:link w:val="BodyTextChar"/>
     <w:pPr>
-      <w:spacing w:after="120"/>
+      <w:spacing w:after="120" w:before="0"/>
     </w:pPr>
     <w:rPr>
       <w:i/>
     </w:rPr>
   </w:style>
-  <w:style w:type="paragraph" w:customStyle="1" w:styleId="TableCaption">
+  <w:style w:customStyle="1" w:styleId="TableCaption" w:type="paragraph">
     <w:name w:val="Table Caption"/>
     <w:basedOn w:val="Caption"/>
     <w:pPr>
       <w:keepNext/>
     </w:pPr>
   </w:style>
-  <w:style w:type="paragraph" w:customStyle="1" w:styleId="ImageCaption">
+  <w:style w:customStyle="1" w:styleId="ImageCaption" w:type="paragraph">
     <w:name w:val="Image Caption"/>
     <w:basedOn w:val="Caption"/>
   </w:style>
-  <w:style w:type="paragraph" w:customStyle="1" w:styleId="Figure">
+  <w:style w:customStyle="1" w:styleId="Figure" w:type="paragraph">
     <w:name w:val="Figure"/>
     <w:basedOn w:val="Normal"/>
   </w:style>
-  <w:style w:type="paragraph" w:customStyle="1" w:styleId="CaptionedFigure">
+  <w:style w:customStyle="1" w:styleId="CaptionedFigure" w:type="paragraph">
     <w:name w:val="Captioned Figure"/>
     <w:basedOn w:val="Figure"/>
     <w:pPr>
       <w:keepNext/>
     </w:pPr>
   </w:style>
-  <w:style w:type="character" w:customStyle="1" w:styleId="CaptionChar">
-    <w:name w:val="Caption Char"/>
+  <w:style w:customStyle="1" w:styleId="BodyTextChar" w:type="character">
+    <w:name w:val="Body Text Char"/>
     <w:basedOn w:val="DefaultParagraphFont"/>
-    <w:link w:val="Caption"/>
-  </w:style>
-  <w:style w:type="character" w:customStyle="1" w:styleId="VerbatimChar">
+    <w:link w:val="BodyText"/>
+  </w:style>
+  <w:style w:customStyle="1" w:styleId="VerbatimChar" w:type="character">
     <w:name w:val="Verbatim Char"/>
-    <w:basedOn w:val="CaptionChar"/>
-    <w:link w:val="SourceCode"/>
-    <w:rPr>
-      <w:rFonts w:ascii="Consolas" w:eastAsia="Consolas" w:hAnsi="Consolas" w:cs="Consolas"/>
+    <w:basedOn w:val="BodyTextChar"/>
+    <w:rPr>
+      <w:rFonts w:ascii="Consolas" w:cs="Consolas" w:eastAsia="Consolas" w:hAnsi="Consolas"/>
       <w:color w:val="5B2A63"/>
       <w:sz w:val="19"/>
     </w:rPr>
   </w:style>
-  <w:style w:type="character" w:customStyle="1" w:styleId="SectionNumber">
+  <w:style w:customStyle="1" w:styleId="SectionNumber" w:type="character">
     <w:name w:val="Section Number"/>
-    <w:basedOn w:val="CaptionChar"/>
-  </w:style>
-  <w:style w:type="character" w:styleId="FootnoteReference">
-    <w:name w:val="footnote reference"/>
-    <w:basedOn w:val="CaptionChar"/>
+    <w:basedOn w:val="BodyTextChar"/>
+  </w:style>
+  <w:style w:styleId="FootnoteReference" w:type="character">
+    <w:name w:val="Footnote Reference"/>
+    <w:basedOn w:val="BodyTextChar"/>
     <w:rPr>
       <w:vertAlign w:val="superscript"/>
     </w:rPr>
   </w:style>
-  <w:style w:type="character" w:styleId="Hyperlink">
+  <w:style w:styleId="Hyperlink" w:type="character">
     <w:name w:val="Hyperlink"/>
-    <w:basedOn w:val="CaptionChar"/>
+    <w:basedOn w:val="BodyTextChar"/>
     <w:rPr>
       <w:color w:val="0F6CBD"/>
     </w:rPr>
   </w:style>
-  <w:style w:type="paragraph" w:styleId="TOCHeading">
+  <w:style w:styleId="TOCHeading" w:type="paragraph">
     <w:name w:val="TOC Heading"/>
     <w:basedOn w:val="Heading1"/>
     <w:next w:val="BodyText"/>
@@ -3648,49 +3831,53 @@
     <w:unhideWhenUsed/>
     <w:qFormat/>
     <w:pPr>
-      <w:spacing w:line="259" w:lineRule="auto"/>
+      <w:spacing w:before="240" w:line="259" w:lineRule="auto"/>
       <w:outlineLvl w:val="9"/>
     </w:pPr>
     <w:rPr>
+      <w:rFonts w:ascii="Segoe UI Semibold" w:cs="Segoe UI Semibold" w:eastAsia="Segoe UI Semibold" w:hAnsi="Segoe UI Semibold"/>
+      <w:b w:val="0"/>
+      <w:bCs w:val="0"/>
+      <w:color w:val="3B1041"/>
       <w:sz w:val="30"/>
     </w:rPr>
   </w:style>
-  <w:style w:type="paragraph" w:customStyle="1" w:styleId="CalloutMarker">
+  <w:style w:customStyle="1" w:styleId="CalloutMarker" w:type="paragraph">
     <w:name w:val="Callout Marker"/>
     <w:basedOn w:val="Normal"/>
     <w:pPr>
-      <w:spacing w:after="0"/>
+      <w:spacing w:after="0" w:before="0"/>
     </w:pPr>
     <w:rPr>
       <w:sz w:val="4"/>
     </w:rPr>
   </w:style>
-  <w:style w:type="character" w:customStyle="1" w:styleId="PromptGoal">
+  <w:style w:customStyle="1" w:styleId="PromptGoal" w:type="character">
     <w:name w:val="Prompt Goal"/>
     <w:rPr>
       <w:color w:val="1F4E99"/>
-      <w:shd w:val="clear" w:color="auto" w:fill="DCEBFF"/>
-    </w:rPr>
-  </w:style>
-  <w:style w:type="character" w:customStyle="1" w:styleId="PromptSource">
+      <w:shd w:color="auto" w:fill="DCEBFF" w:val="clear"/>
+    </w:rPr>
+  </w:style>
+  <w:style w:customStyle="1" w:styleId="PromptSource" w:type="character">
     <w:name w:val="Prompt Source"/>
     <w:rPr>
       <w:color w:val="1E6B32"/>
-      <w:shd w:val="clear" w:color="auto" w:fill="DFF5E1"/>
-    </w:rPr>
-  </w:style>
-  <w:style w:type="character" w:customStyle="1" w:styleId="PromptExpectations">
+      <w:shd w:color="auto" w:fill="DFF5E1" w:val="clear"/>
+    </w:rPr>
+  </w:style>
+  <w:style w:customStyle="1" w:styleId="PromptExpectations" w:type="character">
     <w:name w:val="Prompt Expectations"/>
     <w:rPr>
       <w:color w:val="8A4B00"/>
-      <w:shd w:val="clear" w:color="auto" w:fill="FFE9CC"/>
-    </w:rPr>
-  </w:style>
-  <w:style w:type="character" w:customStyle="1" w:styleId="PromptConstraints">
+      <w:shd w:color="auto" w:fill="FFE9CC" w:val="clear"/>
+    </w:rPr>
+  </w:style>
+  <w:style w:customStyle="1" w:styleId="PromptConstraints" w:type="character">
     <w:name w:val="Prompt Constraints"/>
     <w:rPr>
       <w:color w:val="5B2C91"/>
-      <w:shd w:val="clear" w:color="auto" w:fill="EDE3FA"/>
+      <w:shd w:color="auto" w:fill="EDE3FA" w:val="clear"/>
     </w:rPr>
   </w:style>
   <w:style w:type="paragraph" w:customStyle="1" w:styleId="SourceCode">
@@ -3698,350 +3885,234 @@
     <w:basedOn w:val="Normal"/>
     <w:link w:val="VerbatimChar"/>
     <w:pPr>
-      <w:wordWrap w:val="0"/>
+      <w:wordWrap w:val="off"/>
     </w:pPr>
   </w:style>
   <w:style w:type="character" w:customStyle="1" w:styleId="KeywordTok">
     <w:name w:val="KeywordTok"/>
     <w:basedOn w:val="VerbatimChar"/>
     <w:rPr>
-      <w:rFonts w:ascii="Consolas" w:eastAsia="Consolas" w:hAnsi="Consolas" w:cs="Consolas"/>
       <w:b/>
       <w:color w:val="007020"/>
-      <w:sz w:val="19"/>
     </w:rPr>
   </w:style>
   <w:style w:type="character" w:customStyle="1" w:styleId="DataTypeTok">
     <w:name w:val="DataTypeTok"/>
     <w:basedOn w:val="VerbatimChar"/>
     <w:rPr>
-      <w:rFonts w:ascii="Consolas" w:eastAsia="Consolas" w:hAnsi="Consolas" w:cs="Consolas"/>
       <w:color w:val="902000"/>
-      <w:sz w:val="19"/>
     </w:rPr>
   </w:style>
   <w:style w:type="character" w:customStyle="1" w:styleId="DecValTok">
     <w:name w:val="DecValTok"/>
     <w:basedOn w:val="VerbatimChar"/>
     <w:rPr>
-      <w:rFonts w:ascii="Consolas" w:eastAsia="Consolas" w:hAnsi="Consolas" w:cs="Consolas"/>
-      <w:color w:val="40A070"/>
-      <w:sz w:val="19"/>
+      <w:color w:val="40a070"/>
     </w:rPr>
   </w:style>
   <w:style w:type="character" w:customStyle="1" w:styleId="BaseNTok">
     <w:name w:val="BaseNTok"/>
     <w:basedOn w:val="VerbatimChar"/>
     <w:rPr>
-      <w:rFonts w:ascii="Consolas" w:eastAsia="Consolas" w:hAnsi="Consolas" w:cs="Consolas"/>
-      <w:color w:val="40A070"/>
-      <w:sz w:val="19"/>
+      <w:color w:val="40a070"/>
     </w:rPr>
   </w:style>
   <w:style w:type="character" w:customStyle="1" w:styleId="FloatTok">
     <w:name w:val="FloatTok"/>
     <w:basedOn w:val="VerbatimChar"/>
     <w:rPr>
-      <w:rFonts w:ascii="Consolas" w:eastAsia="Consolas" w:hAnsi="Consolas" w:cs="Consolas"/>
-      <w:color w:val="40A070"/>
-      <w:sz w:val="19"/>
+      <w:color w:val="40a070"/>
     </w:rPr>
   </w:style>
   <w:style w:type="character" w:customStyle="1" w:styleId="ConstantTok">
     <w:name w:val="ConstantTok"/>
     <w:basedOn w:val="VerbatimChar"/>
     <w:rPr>
-      <w:rFonts w:ascii="Consolas" w:eastAsia="Consolas" w:hAnsi="Consolas" w:cs="Consolas"/>
       <w:color w:val="880000"/>
-      <w:sz w:val="19"/>
     </w:rPr>
   </w:style>
   <w:style w:type="character" w:customStyle="1" w:styleId="CharTok">
     <w:name w:val="CharTok"/>
     <w:basedOn w:val="VerbatimChar"/>
     <w:rPr>
-      <w:rFonts w:ascii="Consolas" w:eastAsia="Consolas" w:hAnsi="Consolas" w:cs="Consolas"/>
-      <w:color w:val="4070A0"/>
-      <w:sz w:val="19"/>
+      <w:color w:val="4070a0"/>
     </w:rPr>
   </w:style>
   <w:style w:type="character" w:customStyle="1" w:styleId="SpecialCharTok">
     <w:name w:val="SpecialCharTok"/>
     <w:basedOn w:val="VerbatimChar"/>
     <w:rPr>
-      <w:rFonts w:ascii="Consolas" w:eastAsia="Consolas" w:hAnsi="Consolas" w:cs="Consolas"/>
-      <w:color w:val="4070A0"/>
-      <w:sz w:val="19"/>
+      <w:color w:val="4070a0"/>
     </w:rPr>
   </w:style>
   <w:style w:type="character" w:customStyle="1" w:styleId="StringTok">
     <w:name w:val="StringTok"/>
     <w:basedOn w:val="VerbatimChar"/>
     <w:rPr>
-      <w:rFonts w:ascii="Consolas" w:eastAsia="Consolas" w:hAnsi="Consolas" w:cs="Consolas"/>
-      <w:color w:val="4070A0"/>
-      <w:sz w:val="19"/>
+      <w:color w:val="4070a0"/>
     </w:rPr>
   </w:style>
   <w:style w:type="character" w:customStyle="1" w:styleId="VerbatimStringTok">
     <w:name w:val="VerbatimStringTok"/>
     <w:basedOn w:val="VerbatimChar"/>
     <w:rPr>
-      <w:rFonts w:ascii="Consolas" w:eastAsia="Consolas" w:hAnsi="Consolas" w:cs="Consolas"/>
-      <w:color w:val="4070A0"/>
-      <w:sz w:val="19"/>
+      <w:color w:val="4070a0"/>
     </w:rPr>
   </w:style>
   <w:style w:type="character" w:customStyle="1" w:styleId="SpecialStringTok">
     <w:name w:val="SpecialStringTok"/>
     <w:basedOn w:val="VerbatimChar"/>
     <w:rPr>
-      <w:rFonts w:ascii="Consolas" w:eastAsia="Consolas" w:hAnsi="Consolas" w:cs="Consolas"/>
-      <w:color w:val="BB6688"/>
-      <w:sz w:val="19"/>
+      <w:color w:val="bb6688"/>
     </w:rPr>
   </w:style>
   <w:style w:type="character" w:customStyle="1" w:styleId="ImportTok">
     <w:name w:val="ImportTok"/>
     <w:basedOn w:val="VerbatimChar"/>
     <w:rPr>
-      <w:rFonts w:ascii="Consolas" w:eastAsia="Consolas" w:hAnsi="Consolas" w:cs="Consolas"/>
       <w:b/>
       <w:color w:val="008000"/>
-      <w:sz w:val="19"/>
     </w:rPr>
   </w:style>
   <w:style w:type="character" w:customStyle="1" w:styleId="CommentTok">
     <w:name w:val="CommentTok"/>
     <w:basedOn w:val="VerbatimChar"/>
     <w:rPr>
-      <w:rFonts w:ascii="Consolas" w:eastAsia="Consolas" w:hAnsi="Consolas" w:cs="Consolas"/>
       <w:i/>
-      <w:color w:val="60A0B0"/>
-      <w:sz w:val="19"/>
+      <w:color w:val="60a0b0"/>
     </w:rPr>
   </w:style>
   <w:style w:type="character" w:customStyle="1" w:styleId="DocumentationTok">
     <w:name w:val="DocumentationTok"/>
     <w:basedOn w:val="VerbatimChar"/>
     <w:rPr>
-      <w:rFonts w:ascii="Consolas" w:eastAsia="Consolas" w:hAnsi="Consolas" w:cs="Consolas"/>
       <w:i/>
-      <w:color w:val="BA2121"/>
-      <w:sz w:val="19"/>
+      <w:color w:val="ba2121"/>
     </w:rPr>
   </w:style>
   <w:style w:type="character" w:customStyle="1" w:styleId="AnnotationTok">
     <w:name w:val="AnnotationTok"/>
     <w:basedOn w:val="VerbatimChar"/>
     <w:rPr>
-      <w:rFonts w:ascii="Consolas" w:eastAsia="Consolas" w:hAnsi="Consolas" w:cs="Consolas"/>
       <w:b/>
       <w:i/>
-      <w:color w:val="60A0B0"/>
-      <w:sz w:val="19"/>
+      <w:color w:val="60a0b0"/>
     </w:rPr>
   </w:style>
   <w:style w:type="character" w:customStyle="1" w:styleId="CommentVarTok">
     <w:name w:val="CommentVarTok"/>
     <w:basedOn w:val="VerbatimChar"/>
     <w:rPr>
-      <w:rFonts w:ascii="Consolas" w:eastAsia="Consolas" w:hAnsi="Consolas" w:cs="Consolas"/>
       <w:b/>
       <w:i/>
-      <w:color w:val="60A0B0"/>
-      <w:sz w:val="19"/>
+      <w:color w:val="60a0b0"/>
     </w:rPr>
   </w:style>
   <w:style w:type="character" w:customStyle="1" w:styleId="OtherTok">
     <w:name w:val="OtherTok"/>
     <w:basedOn w:val="VerbatimChar"/>
     <w:rPr>
-      <w:rFonts w:ascii="Consolas" w:eastAsia="Consolas" w:hAnsi="Consolas" w:cs="Consolas"/>
       <w:color w:val="007020"/>
-      <w:sz w:val="19"/>
     </w:rPr>
   </w:style>
   <w:style w:type="character" w:customStyle="1" w:styleId="FunctionTok">
     <w:name w:val="FunctionTok"/>
     <w:basedOn w:val="VerbatimChar"/>
     <w:rPr>
-      <w:rFonts w:ascii="Consolas" w:eastAsia="Consolas" w:hAnsi="Consolas" w:cs="Consolas"/>
-      <w:color w:val="06287E"/>
-      <w:sz w:val="19"/>
+      <w:color w:val="06287e"/>
     </w:rPr>
   </w:style>
   <w:style w:type="character" w:customStyle="1" w:styleId="VariableTok">
     <w:name w:val="VariableTok"/>
     <w:basedOn w:val="VerbatimChar"/>
     <w:rPr>
-      <w:rFonts w:ascii="Consolas" w:eastAsia="Consolas" w:hAnsi="Consolas" w:cs="Consolas"/>
-      <w:color w:val="19177C"/>
-      <w:sz w:val="19"/>
+      <w:color w:val="19177c"/>
     </w:rPr>
   </w:style>
   <w:style w:type="character" w:customStyle="1" w:styleId="ControlFlowTok">
     <w:name w:val="ControlFlowTok"/>
     <w:basedOn w:val="VerbatimChar"/>
     <w:rPr>
-      <w:rFonts w:ascii="Consolas" w:eastAsia="Consolas" w:hAnsi="Consolas" w:cs="Consolas"/>
       <w:b/>
       <w:color w:val="007020"/>
-      <w:sz w:val="19"/>
     </w:rPr>
   </w:style>
   <w:style w:type="character" w:customStyle="1" w:styleId="OperatorTok">
     <w:name w:val="OperatorTok"/>
     <w:basedOn w:val="VerbatimChar"/>
     <w:rPr>
-      <w:rFonts w:ascii="Consolas" w:eastAsia="Consolas" w:hAnsi="Consolas" w:cs="Consolas"/>
       <w:color w:val="666666"/>
-      <w:sz w:val="19"/>
     </w:rPr>
   </w:style>
   <w:style w:type="character" w:customStyle="1" w:styleId="BuiltInTok">
     <w:name w:val="BuiltInTok"/>
     <w:basedOn w:val="VerbatimChar"/>
     <w:rPr>
-      <w:rFonts w:ascii="Consolas" w:eastAsia="Consolas" w:hAnsi="Consolas" w:cs="Consolas"/>
       <w:color w:val="008000"/>
-      <w:sz w:val="19"/>
     </w:rPr>
   </w:style>
   <w:style w:type="character" w:customStyle="1" w:styleId="ExtensionTok">
     <w:name w:val="ExtensionTok"/>
     <w:basedOn w:val="VerbatimChar"/>
-    <w:rPr>
-      <w:rFonts w:ascii="Consolas" w:eastAsia="Consolas" w:hAnsi="Consolas" w:cs="Consolas"/>
-      <w:color w:val="5B2A63"/>
-      <w:sz w:val="19"/>
-    </w:rPr>
+    <w:rPr/>
   </w:style>
   <w:style w:type="character" w:customStyle="1" w:styleId="PreprocessorTok">
     <w:name w:val="PreprocessorTok"/>
     <w:basedOn w:val="VerbatimChar"/>
     <w:rPr>
-      <w:rFonts w:ascii="Consolas" w:eastAsia="Consolas" w:hAnsi="Consolas" w:cs="Consolas"/>
-      <w:color w:val="BC7A00"/>
-      <w:sz w:val="19"/>
+      <w:color w:val="bc7a00"/>
     </w:rPr>
   </w:style>
   <w:style w:type="character" w:customStyle="1" w:styleId="AttributeTok">
     <w:name w:val="AttributeTok"/>
     <w:basedOn w:val="VerbatimChar"/>
     <w:rPr>
-      <w:rFonts w:ascii="Consolas" w:eastAsia="Consolas" w:hAnsi="Consolas" w:cs="Consolas"/>
-      <w:color w:val="7D9029"/>
-      <w:sz w:val="19"/>
+      <w:color w:val="7d9029"/>
     </w:rPr>
   </w:style>
   <w:style w:type="character" w:customStyle="1" w:styleId="RegionMarkerTok">
     <w:name w:val="RegionMarkerTok"/>
     <w:basedOn w:val="VerbatimChar"/>
-    <w:rPr>
-      <w:rFonts w:ascii="Consolas" w:eastAsia="Consolas" w:hAnsi="Consolas" w:cs="Consolas"/>
-      <w:color w:val="5B2A63"/>
-      <w:sz w:val="19"/>
-    </w:rPr>
+    <w:rPr/>
   </w:style>
   <w:style w:type="character" w:customStyle="1" w:styleId="InformationTok">
     <w:name w:val="InformationTok"/>
     <w:basedOn w:val="VerbatimChar"/>
     <w:rPr>
-      <w:rFonts w:ascii="Consolas" w:eastAsia="Consolas" w:hAnsi="Consolas" w:cs="Consolas"/>
       <w:b/>
       <w:i/>
-      <w:color w:val="60A0B0"/>
-      <w:sz w:val="19"/>
+      <w:color w:val="60a0b0"/>
     </w:rPr>
   </w:style>
   <w:style w:type="character" w:customStyle="1" w:styleId="WarningTok">
     <w:name w:val="WarningTok"/>
     <w:basedOn w:val="VerbatimChar"/>
     <w:rPr>
-      <w:rFonts w:ascii="Consolas" w:eastAsia="Consolas" w:hAnsi="Consolas" w:cs="Consolas"/>
       <w:b/>
       <w:i/>
-      <w:color w:val="60A0B0"/>
-      <w:sz w:val="19"/>
+      <w:color w:val="60a0b0"/>
     </w:rPr>
   </w:style>
   <w:style w:type="character" w:customStyle="1" w:styleId="AlertTok">
     <w:name w:val="AlertTok"/>
     <w:basedOn w:val="VerbatimChar"/>
     <w:rPr>
-      <w:rFonts w:ascii="Consolas" w:eastAsia="Consolas" w:hAnsi="Consolas" w:cs="Consolas"/>
       <w:b/>
-      <w:color w:val="FF0000"/>
-      <w:sz w:val="19"/>
+      <w:color w:val="ff0000"/>
     </w:rPr>
   </w:style>
   <w:style w:type="character" w:customStyle="1" w:styleId="ErrorTok">
     <w:name w:val="ErrorTok"/>
     <w:basedOn w:val="VerbatimChar"/>
     <w:rPr>
-      <w:rFonts w:ascii="Consolas" w:eastAsia="Consolas" w:hAnsi="Consolas" w:cs="Consolas"/>
       <w:b/>
-      <w:color w:val="FF0000"/>
-      <w:sz w:val="19"/>
+      <w:color w:val="ff0000"/>
     </w:rPr>
   </w:style>
   <w:style w:type="character" w:customStyle="1" w:styleId="NormalTok">
     <w:name w:val="NormalTok"/>
     <w:basedOn w:val="VerbatimChar"/>
-    <w:rPr>
-      <w:rFonts w:ascii="Consolas" w:eastAsia="Consolas" w:hAnsi="Consolas" w:cs="Consolas"/>
-      <w:color w:val="5B2A63"/>
-      <w:sz w:val="19"/>
-    </w:rPr>
-  </w:style>
-  <w:style w:type="paragraph" w:styleId="Header">
-    <w:name w:val="header"/>
-    <w:basedOn w:val="Normal"/>
-    <w:link w:val="HeaderChar"/>
-    <w:rsid w:val="00FD737F"/>
-    <w:pPr>
-      <w:tabs>
-        <w:tab w:val="center" w:pos="4513"/>
-        <w:tab w:val="right" w:pos="9026"/>
-      </w:tabs>
-      <w:spacing w:after="0"/>
-    </w:pPr>
-  </w:style>
-  <w:style w:type="character" w:customStyle="1" w:styleId="HeaderChar">
-    <w:name w:val="Header Char"/>
-    <w:basedOn w:val="DefaultParagraphFont"/>
-    <w:link w:val="Header"/>
-    <w:rsid w:val="00FD737F"/>
-    <w:rPr>
-      <w:rFonts w:ascii="Segoe UI" w:eastAsia="Segoe UI" w:hAnsi="Segoe UI" w:cs="Segoe UI"/>
-      <w:color w:val="242424"/>
-      <w:sz w:val="21"/>
-    </w:rPr>
-  </w:style>
-  <w:style w:type="paragraph" w:styleId="Footer">
-    <w:name w:val="footer"/>
-    <w:basedOn w:val="Normal"/>
-    <w:link w:val="FooterChar"/>
-    <w:rsid w:val="00FD737F"/>
-    <w:pPr>
-      <w:tabs>
-        <w:tab w:val="center" w:pos="4513"/>
-        <w:tab w:val="right" w:pos="9026"/>
-      </w:tabs>
-      <w:spacing w:after="0"/>
-    </w:pPr>
-  </w:style>
-  <w:style w:type="character" w:customStyle="1" w:styleId="FooterChar">
-    <w:name w:val="Footer Char"/>
-    <w:basedOn w:val="DefaultParagraphFont"/>
-    <w:link w:val="Footer"/>
-    <w:rsid w:val="00FD737F"/>
-    <w:rPr>
-      <w:rFonts w:ascii="Segoe UI" w:eastAsia="Segoe UI" w:hAnsi="Segoe UI" w:cs="Segoe UI"/>
-      <w:color w:val="242424"/>
-      <w:sz w:val="21"/>
-    </w:rPr>
+    <w:rPr/>
   </w:style>
 </w:styles>
 </file>
@@ -4339,10 +4410,4 @@
     </a:ext>
   </a:extLst>
 </a:theme>
-</file>
-
-<file path=docMetadata/LabelInfo.xml><?xml version="1.0" encoding="utf-8"?>
-<clbl:labelList xmlns:clbl="http://schemas.microsoft.com/office/2020/mipLabelMetadata">
-  <clbl:label id="{f42aa342-8706-4288-bd11-ebb85995028c}" enabled="1" method="Standard" siteId="{72f988bf-86f1-41af-91ab-2d7cd011db47}" contentBits="0" removed="0"/>
-</clbl:labelList>
 </file>